--- a/asm2-data-wrangling/COMP2501_Assignment_2_Questions_2026.docx
+++ b/asm2-data-wrangling/COMP2501_Assignment_2_Questions_2026.docx
@@ -7,19 +7,7 @@
         <w:pStyle w:val="Title"/>
       </w:pPr>
       <w:r>
-        <w:t xml:space="preserve">COMP2501</w:t>
-      </w:r>
-      <w:r>
-        <w:t xml:space="preserve"> </w:t>
-      </w:r>
-      <w:r>
-        <w:t xml:space="preserve">Assignment</w:t>
-      </w:r>
-      <w:r>
-        <w:t xml:space="preserve"> </w:t>
-      </w:r>
-      <w:r>
-        <w:t xml:space="preserve">2</w:t>
+        <w:t xml:space="preserve">COMP2501 Assignment 2</w:t>
       </w:r>
     </w:p>
     <w:bookmarkStart w:id="20" w:name="requirements"/>
@@ -37,8 +25,8 @@
       </w:pPr>
       <w:r>
         <w:rPr>
+          <w:b/>
           <w:bCs/>
-          <w:b/>
         </w:rPr>
         <w:t xml:space="preserve">Submission deadline: Mar 31st, 2026 at 23:59.</w:t>
       </w:r>
@@ -49,8 +37,8 @@
       </w:pPr>
       <w:r>
         <w:rPr>
+          <w:b/>
           <w:bCs/>
-          <w:b/>
         </w:rPr>
         <w:t xml:space="preserve">Full mark of assignment 2: 50.</w:t>
       </w:r>
@@ -65,11 +53,11 @@
     </w:p>
     <w:p>
       <w:pPr>
+        <w:pStyle w:val="Compact"/>
         <w:numPr>
           <w:ilvl w:val="0"/>
           <w:numId w:val="1001"/>
         </w:numPr>
-        <w:pStyle w:val="Compact"/>
       </w:pPr>
       <w:r>
         <w:t xml:space="preserve">Replace all [Input here] places with your information or your answer.</w:t>
@@ -77,11 +65,11 @@
     </w:p>
     <w:p>
       <w:pPr>
+        <w:pStyle w:val="Compact"/>
         <w:numPr>
           <w:ilvl w:val="0"/>
           <w:numId w:val="1001"/>
         </w:numPr>
-        <w:pStyle w:val="Compact"/>
       </w:pPr>
       <w:r>
         <w:t xml:space="preserve">Complete the code block by adding your own code to fulfill the requirements in each question. Please use the existing code block and do not add your own code block. Noting that please use</w:t>
@@ -122,24 +110,24 @@
       </w:r>
       <w:r>
         <w:rPr>
+          <w:b/>
           <w:bCs/>
+        </w:rPr>
+        <w:t xml:space="preserve">Rmd</w:t>
+      </w:r>
+      <w:r>
+        <w:t xml:space="preserve"> </w:t>
+      </w:r>
+      <w:r>
+        <w:t xml:space="preserve">file and the knitted</w:t>
+      </w:r>
+      <w:r>
+        <w:t xml:space="preserve"> </w:t>
+      </w:r>
+      <w:r>
+        <w:rPr>
           <w:b/>
-        </w:rPr>
-        <w:t xml:space="preserve">Rmd</w:t>
-      </w:r>
-      <w:r>
-        <w:t xml:space="preserve"> </w:t>
-      </w:r>
-      <w:r>
-        <w:t xml:space="preserve">file and the knitted</w:t>
-      </w:r>
-      <w:r>
-        <w:t xml:space="preserve"> </w:t>
-      </w:r>
-      <w:r>
-        <w:rPr>
           <w:bCs/>
-          <w:b/>
         </w:rPr>
         <w:t xml:space="preserve">Microsoft Word</w:t>
       </w:r>
@@ -158,7 +146,7 @@
       </w:r>
     </w:p>
     <w:bookmarkEnd w:id="20"/>
-    <w:bookmarkStart w:id="49" w:name="name-and-uid"/>
+    <w:bookmarkStart w:id="61" w:name="name-and-uid"/>
     <w:p>
       <w:pPr>
         <w:pStyle w:val="Heading2"/>
@@ -172,7 +160,7 @@
         <w:pStyle w:val="FirstParagraph"/>
       </w:pPr>
       <w:r>
-        <w:t xml:space="preserve">Name: [Input here]</w:t>
+        <w:t xml:space="preserve">Name: Kan Chi Fu</w:t>
       </w:r>
     </w:p>
     <w:p>
@@ -180,7 +168,7 @@
         <w:pStyle w:val="BodyText"/>
       </w:pPr>
       <w:r>
-        <w:t xml:space="preserve">UID: [Input here]</w:t>
+        <w:t xml:space="preserve">UID: 3035807902</w:t>
       </w:r>
     </w:p>
     <w:p>
@@ -921,6 +909,363 @@
         </w:rPr>
         <w:t xml:space="preserve">)</w:t>
       </w:r>
+      <w:r>
+        <w:br/>
+      </w:r>
+      <w:r>
+        <w:rPr>
+          <w:rStyle w:val="FunctionTok"/>
+        </w:rPr>
+        <w:t xml:space="preserve">head</w:t>
+      </w:r>
+      <w:r>
+        <w:rPr>
+          <w:rStyle w:val="NormalTok"/>
+        </w:rPr>
+        <w:t xml:space="preserve">(airquality,</w:t>
+      </w:r>
+      <w:r>
+        <w:rPr>
+          <w:rStyle w:val="DecValTok"/>
+        </w:rPr>
+        <w:t xml:space="preserve">5</w:t>
+      </w:r>
+      <w:r>
+        <w:rPr>
+          <w:rStyle w:val="NormalTok"/>
+        </w:rPr>
+        <w:t xml:space="preserve">)</w:t>
+      </w:r>
+    </w:p>
+    <w:p>
+      <w:pPr>
+        <w:pStyle w:val="SourceCode"/>
+      </w:pPr>
+      <w:r>
+        <w:rPr>
+          <w:rStyle w:val="VerbatimChar"/>
+        </w:rPr>
+        <w:t xml:space="preserve">##   Ozone Solar.R Wind Temp Month Day</w:t>
+      </w:r>
+      <w:r>
+        <w:br/>
+      </w:r>
+      <w:r>
+        <w:rPr>
+          <w:rStyle w:val="VerbatimChar"/>
+        </w:rPr>
+        <w:t xml:space="preserve">## 1    41     190  7.4   67     5   1</w:t>
+      </w:r>
+      <w:r>
+        <w:br/>
+      </w:r>
+      <w:r>
+        <w:rPr>
+          <w:rStyle w:val="VerbatimChar"/>
+        </w:rPr>
+        <w:t xml:space="preserve">## 2    36     118  8.0   72     5   2</w:t>
+      </w:r>
+      <w:r>
+        <w:br/>
+      </w:r>
+      <w:r>
+        <w:rPr>
+          <w:rStyle w:val="VerbatimChar"/>
+        </w:rPr>
+        <w:t xml:space="preserve">## 3    12     149 12.6   74     5   3</w:t>
+      </w:r>
+      <w:r>
+        <w:br/>
+      </w:r>
+      <w:r>
+        <w:rPr>
+          <w:rStyle w:val="VerbatimChar"/>
+        </w:rPr>
+        <w:t xml:space="preserve">## 4    18     313 11.5   62     5   4</w:t>
+      </w:r>
+      <w:r>
+        <w:br/>
+      </w:r>
+      <w:r>
+        <w:rPr>
+          <w:rStyle w:val="VerbatimChar"/>
+        </w:rPr>
+        <w:t xml:space="preserve">## 5    NA      NA 14.3   56     5   5</w:t>
+      </w:r>
+    </w:p>
+    <w:p>
+      <w:pPr>
+        <w:pStyle w:val="SourceCode"/>
+      </w:pPr>
+      <w:r>
+        <w:rPr>
+          <w:rStyle w:val="NormalTok"/>
+        </w:rPr>
+        <w:t xml:space="preserve">airquality_long </w:t>
+      </w:r>
+      <w:r>
+        <w:rPr>
+          <w:rStyle w:val="OtherTok"/>
+        </w:rPr>
+        <w:t xml:space="preserve">&lt;-</w:t>
+      </w:r>
+      <w:r>
+        <w:rPr>
+          <w:rStyle w:val="NormalTok"/>
+        </w:rPr>
+        <w:t xml:space="preserve"> airquality </w:t>
+      </w:r>
+      <w:r>
+        <w:rPr>
+          <w:rStyle w:val="SpecialCharTok"/>
+        </w:rPr>
+        <w:t xml:space="preserve">|&gt;</w:t>
+      </w:r>
+      <w:r>
+        <w:br/>
+      </w:r>
+      <w:r>
+        <w:rPr>
+          <w:rStyle w:val="NormalTok"/>
+        </w:rPr>
+        <w:t xml:space="preserve">  </w:t>
+      </w:r>
+      <w:r>
+        <w:rPr>
+          <w:rStyle w:val="FunctionTok"/>
+        </w:rPr>
+        <w:t xml:space="preserve">pivot_longer</w:t>
+      </w:r>
+      <w:r>
+        <w:rPr>
+          <w:rStyle w:val="NormalTok"/>
+        </w:rPr>
+        <w:t xml:space="preserve">(</w:t>
+      </w:r>
+      <w:r>
+        <w:rPr>
+          <w:rStyle w:val="FunctionTok"/>
+        </w:rPr>
+        <w:t xml:space="preserve">c</w:t>
+      </w:r>
+      <w:r>
+        <w:rPr>
+          <w:rStyle w:val="NormalTok"/>
+        </w:rPr>
+        <w:t xml:space="preserve">(Ozone,Solar.R,Wind,Temp),</w:t>
+      </w:r>
+      <w:r>
+        <w:rPr>
+          <w:rStyle w:val="AttributeTok"/>
+        </w:rPr>
+        <w:t xml:space="preserve">names_to =</w:t>
+      </w:r>
+      <w:r>
+        <w:rPr>
+          <w:rStyle w:val="NormalTok"/>
+        </w:rPr>
+        <w:t xml:space="preserve"> </w:t>
+      </w:r>
+      <w:r>
+        <w:rPr>
+          <w:rStyle w:val="StringTok"/>
+        </w:rPr>
+        <w:t xml:space="preserve">'Measurement'</w:t>
+      </w:r>
+      <w:r>
+        <w:rPr>
+          <w:rStyle w:val="NormalTok"/>
+        </w:rPr>
+        <w:t xml:space="preserve">,</w:t>
+      </w:r>
+      <w:r>
+        <w:rPr>
+          <w:rStyle w:val="AttributeTok"/>
+        </w:rPr>
+        <w:t xml:space="preserve">values_to =</w:t>
+      </w:r>
+      <w:r>
+        <w:rPr>
+          <w:rStyle w:val="NormalTok"/>
+        </w:rPr>
+        <w:t xml:space="preserve"> </w:t>
+      </w:r>
+      <w:r>
+        <w:rPr>
+          <w:rStyle w:val="StringTok"/>
+        </w:rPr>
+        <w:t xml:space="preserve">'Value'</w:t>
+      </w:r>
+      <w:r>
+        <w:rPr>
+          <w:rStyle w:val="NormalTok"/>
+        </w:rPr>
+        <w:t xml:space="preserve">) </w:t>
+      </w:r>
+      <w:r>
+        <w:rPr>
+          <w:rStyle w:val="SpecialCharTok"/>
+        </w:rPr>
+        <w:t xml:space="preserve">|&gt;</w:t>
+      </w:r>
+      <w:r>
+        <w:br/>
+      </w:r>
+      <w:r>
+        <w:rPr>
+          <w:rStyle w:val="NormalTok"/>
+        </w:rPr>
+        <w:t xml:space="preserve">  </w:t>
+      </w:r>
+      <w:r>
+        <w:rPr>
+          <w:rStyle w:val="FunctionTok"/>
+        </w:rPr>
+        <w:t xml:space="preserve">unite</w:t>
+      </w:r>
+      <w:r>
+        <w:rPr>
+          <w:rStyle w:val="NormalTok"/>
+        </w:rPr>
+        <w:t xml:space="preserve">(</w:t>
+      </w:r>
+      <w:r>
+        <w:rPr>
+          <w:rStyle w:val="StringTok"/>
+        </w:rPr>
+        <w:t xml:space="preserve">'Date'</w:t>
+      </w:r>
+      <w:r>
+        <w:rPr>
+          <w:rStyle w:val="NormalTok"/>
+        </w:rPr>
+        <w:t xml:space="preserve">,Month,Day,</w:t>
+      </w:r>
+      <w:r>
+        <w:rPr>
+          <w:rStyle w:val="AttributeTok"/>
+        </w:rPr>
+        <w:t xml:space="preserve">sep =</w:t>
+      </w:r>
+      <w:r>
+        <w:rPr>
+          <w:rStyle w:val="NormalTok"/>
+        </w:rPr>
+        <w:t xml:space="preserve"> </w:t>
+      </w:r>
+      <w:r>
+        <w:rPr>
+          <w:rStyle w:val="StringTok"/>
+        </w:rPr>
+        <w:t xml:space="preserve">'-'</w:t>
+      </w:r>
+      <w:r>
+        <w:rPr>
+          <w:rStyle w:val="NormalTok"/>
+        </w:rPr>
+        <w:t xml:space="preserve">)</w:t>
+      </w:r>
+      <w:r>
+        <w:br/>
+      </w:r>
+      <w:r>
+        <w:rPr>
+          <w:rStyle w:val="FunctionTok"/>
+        </w:rPr>
+        <w:t xml:space="preserve">head</w:t>
+      </w:r>
+      <w:r>
+        <w:rPr>
+          <w:rStyle w:val="NormalTok"/>
+        </w:rPr>
+        <w:t xml:space="preserve">(airquality_long,</w:t>
+      </w:r>
+      <w:r>
+        <w:rPr>
+          <w:rStyle w:val="DecValTok"/>
+        </w:rPr>
+        <w:t xml:space="preserve">5</w:t>
+      </w:r>
+      <w:r>
+        <w:rPr>
+          <w:rStyle w:val="NormalTok"/>
+        </w:rPr>
+        <w:t xml:space="preserve">)</w:t>
+      </w:r>
+    </w:p>
+    <w:p>
+      <w:pPr>
+        <w:pStyle w:val="SourceCode"/>
+      </w:pPr>
+      <w:r>
+        <w:rPr>
+          <w:rStyle w:val="VerbatimChar"/>
+        </w:rPr>
+        <w:t xml:space="preserve">## # A tibble: 5 × 3</w:t>
+      </w:r>
+      <w:r>
+        <w:br/>
+      </w:r>
+      <w:r>
+        <w:rPr>
+          <w:rStyle w:val="VerbatimChar"/>
+        </w:rPr>
+        <w:t xml:space="preserve">##   Date  Measurement Value</w:t>
+      </w:r>
+      <w:r>
+        <w:br/>
+      </w:r>
+      <w:r>
+        <w:rPr>
+          <w:rStyle w:val="VerbatimChar"/>
+        </w:rPr>
+        <w:t xml:space="preserve">##   &lt;chr&gt; &lt;chr&gt;       &lt;dbl&gt;</w:t>
+      </w:r>
+      <w:r>
+        <w:br/>
+      </w:r>
+      <w:r>
+        <w:rPr>
+          <w:rStyle w:val="VerbatimChar"/>
+        </w:rPr>
+        <w:t xml:space="preserve">## 1 5-1   Ozone        41  </w:t>
+      </w:r>
+      <w:r>
+        <w:br/>
+      </w:r>
+      <w:r>
+        <w:rPr>
+          <w:rStyle w:val="VerbatimChar"/>
+        </w:rPr>
+        <w:t xml:space="preserve">## 2 5-1   Solar.R     190  </w:t>
+      </w:r>
+      <w:r>
+        <w:br/>
+      </w:r>
+      <w:r>
+        <w:rPr>
+          <w:rStyle w:val="VerbatimChar"/>
+        </w:rPr>
+        <w:t xml:space="preserve">## 3 5-1   Wind          7.4</w:t>
+      </w:r>
+      <w:r>
+        <w:br/>
+      </w:r>
+      <w:r>
+        <w:rPr>
+          <w:rStyle w:val="VerbatimChar"/>
+        </w:rPr>
+        <w:t xml:space="preserve">## 4 5-1   Temp         67  </w:t>
+      </w:r>
+      <w:r>
+        <w:br/>
+      </w:r>
+      <w:r>
+        <w:rPr>
+          <w:rStyle w:val="VerbatimChar"/>
+        </w:rPr>
+        <w:t xml:space="preserve">## 5 5-2   Ozone        36</w:t>
+      </w:r>
     </w:p>
     <w:bookmarkEnd w:id="22"/>
     <w:bookmarkStart w:id="25" w:name="Xa15140f1371bac851b0acc8f0f52a53cfc87dfe"/>
@@ -1020,6 +1365,170 @@
         </w:rPr>
         <w:t xml:space="preserve">)</w:t>
       </w:r>
+      <w:r>
+        <w:br/>
+      </w:r>
+      <w:r>
+        <w:rPr>
+          <w:rStyle w:val="FunctionTok"/>
+        </w:rPr>
+        <w:t xml:space="preserve">head</w:t>
+      </w:r>
+      <w:r>
+        <w:rPr>
+          <w:rStyle w:val="NormalTok"/>
+        </w:rPr>
+        <w:t xml:space="preserve">(billboard,</w:t>
+      </w:r>
+      <w:r>
+        <w:rPr>
+          <w:rStyle w:val="DecValTok"/>
+        </w:rPr>
+        <w:t xml:space="preserve">5</w:t>
+      </w:r>
+      <w:r>
+        <w:rPr>
+          <w:rStyle w:val="NormalTok"/>
+        </w:rPr>
+        <w:t xml:space="preserve">)</w:t>
+      </w:r>
+    </w:p>
+    <w:p>
+      <w:pPr>
+        <w:pStyle w:val="SourceCode"/>
+      </w:pPr>
+      <w:r>
+        <w:rPr>
+          <w:rStyle w:val="VerbatimChar"/>
+        </w:rPr>
+        <w:t xml:space="preserve">## # A tibble: 5 × 79</w:t>
+      </w:r>
+      <w:r>
+        <w:br/>
+      </w:r>
+      <w:r>
+        <w:rPr>
+          <w:rStyle w:val="VerbatimChar"/>
+        </w:rPr>
+        <w:t xml:space="preserve">##   artist      track date.entered   wk1   wk2   wk3   wk4   wk5   wk6   wk7   wk8</w:t>
+      </w:r>
+      <w:r>
+        <w:br/>
+      </w:r>
+      <w:r>
+        <w:rPr>
+          <w:rStyle w:val="VerbatimChar"/>
+        </w:rPr>
+        <w:t xml:space="preserve">##   &lt;chr&gt;       &lt;chr&gt; &lt;date&gt;       &lt;dbl&gt; &lt;dbl&gt; &lt;dbl&gt; &lt;dbl&gt; &lt;dbl&gt; &lt;dbl&gt; &lt;dbl&gt; &lt;dbl&gt;</w:t>
+      </w:r>
+      <w:r>
+        <w:br/>
+      </w:r>
+      <w:r>
+        <w:rPr>
+          <w:rStyle w:val="VerbatimChar"/>
+        </w:rPr>
+        <w:t xml:space="preserve">## 1 2 Pac       Baby… 2000-02-26      87    82    72    77    87    94    99    NA</w:t>
+      </w:r>
+      <w:r>
+        <w:br/>
+      </w:r>
+      <w:r>
+        <w:rPr>
+          <w:rStyle w:val="VerbatimChar"/>
+        </w:rPr>
+        <w:t xml:space="preserve">## 2 2Ge+her     The … 2000-09-02      91    87    92    NA    NA    NA    NA    NA</w:t>
+      </w:r>
+      <w:r>
+        <w:br/>
+      </w:r>
+      <w:r>
+        <w:rPr>
+          <w:rStyle w:val="VerbatimChar"/>
+        </w:rPr>
+        <w:t xml:space="preserve">## 3 3 Doors Do… Kryp… 2000-04-08      81    70    68    67    66    57    54    53</w:t>
+      </w:r>
+      <w:r>
+        <w:br/>
+      </w:r>
+      <w:r>
+        <w:rPr>
+          <w:rStyle w:val="VerbatimChar"/>
+        </w:rPr>
+        <w:t xml:space="preserve">## 4 3 Doors Do… Loser 2000-10-21      76    76    72    69    67    65    55    59</w:t>
+      </w:r>
+      <w:r>
+        <w:br/>
+      </w:r>
+      <w:r>
+        <w:rPr>
+          <w:rStyle w:val="VerbatimChar"/>
+        </w:rPr>
+        <w:t xml:space="preserve">## 5 504 Boyz    Wobb… 2000-04-15      57    34    25    17    17    31    36    49</w:t>
+      </w:r>
+      <w:r>
+        <w:br/>
+      </w:r>
+      <w:r>
+        <w:rPr>
+          <w:rStyle w:val="VerbatimChar"/>
+        </w:rPr>
+        <w:t xml:space="preserve">## # ℹ 68 more variables: wk9 &lt;dbl&gt;, wk10 &lt;dbl&gt;, wk11 &lt;dbl&gt;, wk12 &lt;dbl&gt;,</w:t>
+      </w:r>
+      <w:r>
+        <w:br/>
+      </w:r>
+      <w:r>
+        <w:rPr>
+          <w:rStyle w:val="VerbatimChar"/>
+        </w:rPr>
+        <w:t xml:space="preserve">## #   wk13 &lt;dbl&gt;, wk14 &lt;dbl&gt;, wk15 &lt;dbl&gt;, wk16 &lt;dbl&gt;, wk17 &lt;dbl&gt;, wk18 &lt;dbl&gt;,</w:t>
+      </w:r>
+      <w:r>
+        <w:br/>
+      </w:r>
+      <w:r>
+        <w:rPr>
+          <w:rStyle w:val="VerbatimChar"/>
+        </w:rPr>
+        <w:t xml:space="preserve">## #   wk19 &lt;dbl&gt;, wk20 &lt;dbl&gt;, wk21 &lt;dbl&gt;, wk22 &lt;dbl&gt;, wk23 &lt;dbl&gt;, wk24 &lt;dbl&gt;,</w:t>
+      </w:r>
+      <w:r>
+        <w:br/>
+      </w:r>
+      <w:r>
+        <w:rPr>
+          <w:rStyle w:val="VerbatimChar"/>
+        </w:rPr>
+        <w:t xml:space="preserve">## #   wk25 &lt;dbl&gt;, wk26 &lt;dbl&gt;, wk27 &lt;dbl&gt;, wk28 &lt;dbl&gt;, wk29 &lt;dbl&gt;, wk30 &lt;dbl&gt;,</w:t>
+      </w:r>
+      <w:r>
+        <w:br/>
+      </w:r>
+      <w:r>
+        <w:rPr>
+          <w:rStyle w:val="VerbatimChar"/>
+        </w:rPr>
+        <w:t xml:space="preserve">## #   wk31 &lt;dbl&gt;, wk32 &lt;dbl&gt;, wk33 &lt;dbl&gt;, wk34 &lt;dbl&gt;, wk35 &lt;dbl&gt;, wk36 &lt;dbl&gt;,</w:t>
+      </w:r>
+      <w:r>
+        <w:br/>
+      </w:r>
+      <w:r>
+        <w:rPr>
+          <w:rStyle w:val="VerbatimChar"/>
+        </w:rPr>
+        <w:t xml:space="preserve">## #   wk37 &lt;dbl&gt;, wk38 &lt;dbl&gt;, wk39 &lt;dbl&gt;, wk40 &lt;dbl&gt;, wk41 &lt;dbl&gt;, wk42 &lt;dbl&gt;,</w:t>
+      </w:r>
+      <w:r>
+        <w:br/>
+      </w:r>
+      <w:r>
+        <w:rPr>
+          <w:rStyle w:val="VerbatimChar"/>
+        </w:rPr>
+        <w:t xml:space="preserve">## #   wk43 &lt;dbl&gt;, wk44 &lt;dbl&gt;, wk45 &lt;dbl&gt;, wk46 &lt;dbl&gt;, wk47 &lt;dbl&gt;, wk48 &lt;dbl&gt;, …</w:t>
+      </w:r>
     </w:p>
     <w:bookmarkStart w:id="23" w:name="X0e5064c8de5d2e31b6f979a3a973f3b24cc864a"/>
     <w:p>
@@ -1181,6 +1690,265 @@
       </w:r>
       <w:r>
         <w:t xml:space="preserve">. Print the first 5 rows.</w:t>
+      </w:r>
+    </w:p>
+    <w:p>
+      <w:pPr>
+        <w:pStyle w:val="SourceCode"/>
+      </w:pPr>
+      <w:r>
+        <w:rPr>
+          <w:rStyle w:val="NormalTok"/>
+        </w:rPr>
+        <w:t xml:space="preserve">long_billboard </w:t>
+      </w:r>
+      <w:r>
+        <w:rPr>
+          <w:rStyle w:val="OtherTok"/>
+        </w:rPr>
+        <w:t xml:space="preserve">&lt;-</w:t>
+      </w:r>
+      <w:r>
+        <w:rPr>
+          <w:rStyle w:val="NormalTok"/>
+        </w:rPr>
+        <w:t xml:space="preserve"> billboard </w:t>
+      </w:r>
+      <w:r>
+        <w:rPr>
+          <w:rStyle w:val="SpecialCharTok"/>
+        </w:rPr>
+        <w:t xml:space="preserve">|&gt;</w:t>
+      </w:r>
+      <w:r>
+        <w:br/>
+      </w:r>
+      <w:r>
+        <w:rPr>
+          <w:rStyle w:val="NormalTok"/>
+        </w:rPr>
+        <w:t xml:space="preserve">  </w:t>
+      </w:r>
+      <w:r>
+        <w:rPr>
+          <w:rStyle w:val="FunctionTok"/>
+        </w:rPr>
+        <w:t xml:space="preserve">pivot_longer</w:t>
+      </w:r>
+      <w:r>
+        <w:rPr>
+          <w:rStyle w:val="NormalTok"/>
+        </w:rPr>
+        <w:t xml:space="preserve">(</w:t>
+      </w:r>
+      <w:r>
+        <w:rPr>
+          <w:rStyle w:val="StringTok"/>
+        </w:rPr>
+        <w:t xml:space="preserve">`</w:t>
+      </w:r>
+      <w:r>
+        <w:rPr>
+          <w:rStyle w:val="AttributeTok"/>
+        </w:rPr>
+        <w:t xml:space="preserve">wk1</w:t>
+      </w:r>
+      <w:r>
+        <w:rPr>
+          <w:rStyle w:val="StringTok"/>
+        </w:rPr>
+        <w:t xml:space="preserve">`</w:t>
+      </w:r>
+      <w:r>
+        <w:rPr>
+          <w:rStyle w:val="SpecialCharTok"/>
+        </w:rPr>
+        <w:t xml:space="preserve">:</w:t>
+      </w:r>
+      <w:r>
+        <w:rPr>
+          <w:rStyle w:val="StringTok"/>
+        </w:rPr>
+        <w:t xml:space="preserve">`</w:t>
+      </w:r>
+      <w:r>
+        <w:rPr>
+          <w:rStyle w:val="AttributeTok"/>
+        </w:rPr>
+        <w:t xml:space="preserve">wk76</w:t>
+      </w:r>
+      <w:r>
+        <w:rPr>
+          <w:rStyle w:val="StringTok"/>
+        </w:rPr>
+        <w:t xml:space="preserve">`</w:t>
+      </w:r>
+      <w:r>
+        <w:rPr>
+          <w:rStyle w:val="NormalTok"/>
+        </w:rPr>
+        <w:t xml:space="preserve">,</w:t>
+      </w:r>
+      <w:r>
+        <w:rPr>
+          <w:rStyle w:val="AttributeTok"/>
+        </w:rPr>
+        <w:t xml:space="preserve">names_to =</w:t>
+      </w:r>
+      <w:r>
+        <w:rPr>
+          <w:rStyle w:val="NormalTok"/>
+        </w:rPr>
+        <w:t xml:space="preserve"> </w:t>
+      </w:r>
+      <w:r>
+        <w:rPr>
+          <w:rStyle w:val="StringTok"/>
+        </w:rPr>
+        <w:t xml:space="preserve">'week'</w:t>
+      </w:r>
+      <w:r>
+        <w:rPr>
+          <w:rStyle w:val="NormalTok"/>
+        </w:rPr>
+        <w:t xml:space="preserve">,</w:t>
+      </w:r>
+      <w:r>
+        <w:rPr>
+          <w:rStyle w:val="AttributeTok"/>
+        </w:rPr>
+        <w:t xml:space="preserve">values_to =</w:t>
+      </w:r>
+      <w:r>
+        <w:rPr>
+          <w:rStyle w:val="NormalTok"/>
+        </w:rPr>
+        <w:t xml:space="preserve"> </w:t>
+      </w:r>
+      <w:r>
+        <w:rPr>
+          <w:rStyle w:val="StringTok"/>
+        </w:rPr>
+        <w:t xml:space="preserve">'rank'</w:t>
+      </w:r>
+      <w:r>
+        <w:rPr>
+          <w:rStyle w:val="NormalTok"/>
+        </w:rPr>
+        <w:t xml:space="preserve">,</w:t>
+      </w:r>
+      <w:r>
+        <w:rPr>
+          <w:rStyle w:val="AttributeTok"/>
+        </w:rPr>
+        <w:t xml:space="preserve">values_drop_na =</w:t>
+      </w:r>
+      <w:r>
+        <w:rPr>
+          <w:rStyle w:val="NormalTok"/>
+        </w:rPr>
+        <w:t xml:space="preserve"> T)</w:t>
+      </w:r>
+      <w:r>
+        <w:br/>
+      </w:r>
+      <w:r>
+        <w:rPr>
+          <w:rStyle w:val="FunctionTok"/>
+        </w:rPr>
+        <w:t xml:space="preserve">head</w:t>
+      </w:r>
+      <w:r>
+        <w:rPr>
+          <w:rStyle w:val="NormalTok"/>
+        </w:rPr>
+        <w:t xml:space="preserve">(long_billboard,</w:t>
+      </w:r>
+      <w:r>
+        <w:rPr>
+          <w:rStyle w:val="DecValTok"/>
+        </w:rPr>
+        <w:t xml:space="preserve">5</w:t>
+      </w:r>
+      <w:r>
+        <w:rPr>
+          <w:rStyle w:val="NormalTok"/>
+        </w:rPr>
+        <w:t xml:space="preserve">)</w:t>
+      </w:r>
+    </w:p>
+    <w:p>
+      <w:pPr>
+        <w:pStyle w:val="SourceCode"/>
+      </w:pPr>
+      <w:r>
+        <w:rPr>
+          <w:rStyle w:val="VerbatimChar"/>
+        </w:rPr>
+        <w:t xml:space="preserve">## # A tibble: 5 × 5</w:t>
+      </w:r>
+      <w:r>
+        <w:br/>
+      </w:r>
+      <w:r>
+        <w:rPr>
+          <w:rStyle w:val="VerbatimChar"/>
+        </w:rPr>
+        <w:t xml:space="preserve">##   artist track                   date.entered week   rank</w:t>
+      </w:r>
+      <w:r>
+        <w:br/>
+      </w:r>
+      <w:r>
+        <w:rPr>
+          <w:rStyle w:val="VerbatimChar"/>
+        </w:rPr>
+        <w:t xml:space="preserve">##   &lt;chr&gt;  &lt;chr&gt;                   &lt;date&gt;       &lt;chr&gt; &lt;dbl&gt;</w:t>
+      </w:r>
+      <w:r>
+        <w:br/>
+      </w:r>
+      <w:r>
+        <w:rPr>
+          <w:rStyle w:val="VerbatimChar"/>
+        </w:rPr>
+        <w:t xml:space="preserve">## 1 2 Pac  Baby Don't Cry (Keep... 2000-02-26   wk1      87</w:t>
+      </w:r>
+      <w:r>
+        <w:br/>
+      </w:r>
+      <w:r>
+        <w:rPr>
+          <w:rStyle w:val="VerbatimChar"/>
+        </w:rPr>
+        <w:t xml:space="preserve">## 2 2 Pac  Baby Don't Cry (Keep... 2000-02-26   wk2      82</w:t>
+      </w:r>
+      <w:r>
+        <w:br/>
+      </w:r>
+      <w:r>
+        <w:rPr>
+          <w:rStyle w:val="VerbatimChar"/>
+        </w:rPr>
+        <w:t xml:space="preserve">## 3 2 Pac  Baby Don't Cry (Keep... 2000-02-26   wk3      72</w:t>
+      </w:r>
+      <w:r>
+        <w:br/>
+      </w:r>
+      <w:r>
+        <w:rPr>
+          <w:rStyle w:val="VerbatimChar"/>
+        </w:rPr>
+        <w:t xml:space="preserve">## 4 2 Pac  Baby Don't Cry (Keep... 2000-02-26   wk4      77</w:t>
+      </w:r>
+      <w:r>
+        <w:br/>
+      </w:r>
+      <w:r>
+        <w:rPr>
+          <w:rStyle w:val="VerbatimChar"/>
+        </w:rPr>
+        <w:t xml:space="preserve">## 5 2 Pac  Baby Don't Cry (Keep... 2000-02-26   wk5      87</w:t>
       </w:r>
     </w:p>
     <w:bookmarkEnd w:id="23"/>
@@ -1235,9 +2003,281 @@
         <w:t xml:space="preserve">. 3). Count the total number of weeks each song stayed on the chart. 4). Sort the result in descending order. 5). Print the top 1 song.</w:t>
       </w:r>
     </w:p>
+    <w:p>
+      <w:pPr>
+        <w:pStyle w:val="SourceCode"/>
+      </w:pPr>
+      <w:r>
+        <w:rPr>
+          <w:rStyle w:val="NormalTok"/>
+        </w:rPr>
+        <w:t xml:space="preserve">charting_weeks </w:t>
+      </w:r>
+      <w:r>
+        <w:rPr>
+          <w:rStyle w:val="OtherTok"/>
+        </w:rPr>
+        <w:t xml:space="preserve">&lt;-</w:t>
+      </w:r>
+      <w:r>
+        <w:rPr>
+          <w:rStyle w:val="NormalTok"/>
+        </w:rPr>
+        <w:t xml:space="preserve"> long_billboard </w:t>
+      </w:r>
+      <w:r>
+        <w:rPr>
+          <w:rStyle w:val="SpecialCharTok"/>
+        </w:rPr>
+        <w:t xml:space="preserve">|&gt;</w:t>
+      </w:r>
+      <w:r>
+        <w:br/>
+      </w:r>
+      <w:r>
+        <w:rPr>
+          <w:rStyle w:val="NormalTok"/>
+        </w:rPr>
+        <w:t xml:space="preserve">  </w:t>
+      </w:r>
+      <w:r>
+        <w:rPr>
+          <w:rStyle w:val="FunctionTok"/>
+        </w:rPr>
+        <w:t xml:space="preserve">group_by</w:t>
+      </w:r>
+      <w:r>
+        <w:rPr>
+          <w:rStyle w:val="NormalTok"/>
+        </w:rPr>
+        <w:t xml:space="preserve">(artist,track)</w:t>
+      </w:r>
+      <w:r>
+        <w:rPr>
+          <w:rStyle w:val="SpecialCharTok"/>
+        </w:rPr>
+        <w:t xml:space="preserve">|&gt;</w:t>
+      </w:r>
+      <w:r>
+        <w:br/>
+      </w:r>
+      <w:r>
+        <w:rPr>
+          <w:rStyle w:val="NormalTok"/>
+        </w:rPr>
+        <w:t xml:space="preserve">  </w:t>
+      </w:r>
+      <w:r>
+        <w:rPr>
+          <w:rStyle w:val="FunctionTok"/>
+        </w:rPr>
+        <w:t xml:space="preserve">summarise</w:t>
+      </w:r>
+      <w:r>
+        <w:rPr>
+          <w:rStyle w:val="NormalTok"/>
+        </w:rPr>
+        <w:t xml:space="preserve">(</w:t>
+      </w:r>
+      <w:r>
+        <w:rPr>
+          <w:rStyle w:val="AttributeTok"/>
+        </w:rPr>
+        <w:t xml:space="preserve">number_of_weeks =</w:t>
+      </w:r>
+      <w:r>
+        <w:rPr>
+          <w:rStyle w:val="NormalTok"/>
+        </w:rPr>
+        <w:t xml:space="preserve"> </w:t>
+      </w:r>
+      <w:r>
+        <w:rPr>
+          <w:rStyle w:val="FunctionTok"/>
+        </w:rPr>
+        <w:t xml:space="preserve">n</w:t>
+      </w:r>
+      <w:r>
+        <w:rPr>
+          <w:rStyle w:val="NormalTok"/>
+        </w:rPr>
+        <w:t xml:space="preserve">()) </w:t>
+      </w:r>
+      <w:r>
+        <w:rPr>
+          <w:rStyle w:val="SpecialCharTok"/>
+        </w:rPr>
+        <w:t xml:space="preserve">|&gt;</w:t>
+      </w:r>
+      <w:r>
+        <w:br/>
+      </w:r>
+      <w:r>
+        <w:rPr>
+          <w:rStyle w:val="NormalTok"/>
+        </w:rPr>
+        <w:t xml:space="preserve">  </w:t>
+      </w:r>
+      <w:r>
+        <w:rPr>
+          <w:rStyle w:val="FunctionTok"/>
+        </w:rPr>
+        <w:t xml:space="preserve">arrange</w:t>
+      </w:r>
+      <w:r>
+        <w:rPr>
+          <w:rStyle w:val="NormalTok"/>
+        </w:rPr>
+        <w:t xml:space="preserve">(</w:t>
+      </w:r>
+      <w:r>
+        <w:rPr>
+          <w:rStyle w:val="SpecialCharTok"/>
+        </w:rPr>
+        <w:t xml:space="preserve">-</w:t>
+      </w:r>
+      <w:r>
+        <w:rPr>
+          <w:rStyle w:val="NormalTok"/>
+        </w:rPr>
+        <w:t xml:space="preserve">number_of_weeks)</w:t>
+      </w:r>
+    </w:p>
+    <w:p>
+      <w:pPr>
+        <w:pStyle w:val="SourceCode"/>
+      </w:pPr>
+      <w:r>
+        <w:rPr>
+          <w:rStyle w:val="VerbatimChar"/>
+        </w:rPr>
+        <w:t xml:space="preserve">## `summarise()` has regrouped the output.</w:t>
+      </w:r>
+      <w:r>
+        <w:br/>
+      </w:r>
+      <w:r>
+        <w:rPr>
+          <w:rStyle w:val="VerbatimChar"/>
+        </w:rPr>
+        <w:t xml:space="preserve">## ℹ Summaries were computed grouped by artist and track.</w:t>
+      </w:r>
+      <w:r>
+        <w:br/>
+      </w:r>
+      <w:r>
+        <w:rPr>
+          <w:rStyle w:val="VerbatimChar"/>
+        </w:rPr>
+        <w:t xml:space="preserve">## ℹ Output is grouped by artist.</w:t>
+      </w:r>
+      <w:r>
+        <w:br/>
+      </w:r>
+      <w:r>
+        <w:rPr>
+          <w:rStyle w:val="VerbatimChar"/>
+        </w:rPr>
+        <w:t xml:space="preserve">## ℹ Use `summarise(.groups = "drop_last")` to silence this message.</w:t>
+      </w:r>
+      <w:r>
+        <w:br/>
+      </w:r>
+      <w:r>
+        <w:rPr>
+          <w:rStyle w:val="VerbatimChar"/>
+        </w:rPr>
+        <w:t xml:space="preserve">## ℹ Use `summarise(.by = c(artist, track))` for per-operation grouping</w:t>
+      </w:r>
+      <w:r>
+        <w:br/>
+      </w:r>
+      <w:r>
+        <w:rPr>
+          <w:rStyle w:val="VerbatimChar"/>
+        </w:rPr>
+        <w:t xml:space="preserve">##   (`?dplyr::dplyr_by`) instead.</w:t>
+      </w:r>
+    </w:p>
+    <w:p>
+      <w:pPr>
+        <w:pStyle w:val="SourceCode"/>
+      </w:pPr>
+      <w:r>
+        <w:rPr>
+          <w:rStyle w:val="FunctionTok"/>
+        </w:rPr>
+        <w:t xml:space="preserve">head</w:t>
+      </w:r>
+      <w:r>
+        <w:rPr>
+          <w:rStyle w:val="NormalTok"/>
+        </w:rPr>
+        <w:t xml:space="preserve">(charting_weeks,</w:t>
+      </w:r>
+      <w:r>
+        <w:rPr>
+          <w:rStyle w:val="DecValTok"/>
+        </w:rPr>
+        <w:t xml:space="preserve">1</w:t>
+      </w:r>
+      <w:r>
+        <w:rPr>
+          <w:rStyle w:val="NormalTok"/>
+        </w:rPr>
+        <w:t xml:space="preserve">)</w:t>
+      </w:r>
+    </w:p>
+    <w:p>
+      <w:pPr>
+        <w:pStyle w:val="SourceCode"/>
+      </w:pPr>
+      <w:r>
+        <w:rPr>
+          <w:rStyle w:val="VerbatimChar"/>
+        </w:rPr>
+        <w:t xml:space="preserve">## # A tibble: 1 × 3</w:t>
+      </w:r>
+      <w:r>
+        <w:br/>
+      </w:r>
+      <w:r>
+        <w:rPr>
+          <w:rStyle w:val="VerbatimChar"/>
+        </w:rPr>
+        <w:t xml:space="preserve">## # Groups:   artist [1]</w:t>
+      </w:r>
+      <w:r>
+        <w:br/>
+      </w:r>
+      <w:r>
+        <w:rPr>
+          <w:rStyle w:val="VerbatimChar"/>
+        </w:rPr>
+        <w:t xml:space="preserve">##   artist track  number_of_weeks</w:t>
+      </w:r>
+      <w:r>
+        <w:br/>
+      </w:r>
+      <w:r>
+        <w:rPr>
+          <w:rStyle w:val="VerbatimChar"/>
+        </w:rPr>
+        <w:t xml:space="preserve">##   &lt;chr&gt;  &lt;chr&gt;            &lt;int&gt;</w:t>
+      </w:r>
+      <w:r>
+        <w:br/>
+      </w:r>
+      <w:r>
+        <w:rPr>
+          <w:rStyle w:val="VerbatimChar"/>
+        </w:rPr>
+        <w:t xml:space="preserve">## 1 Creed  Higher              57</w:t>
+      </w:r>
+    </w:p>
     <w:bookmarkEnd w:id="24"/>
     <w:bookmarkEnd w:id="25"/>
-    <w:bookmarkStart w:id="28" w:name="Xd61fd3fb7cadd6175ccadc6df2e8a7854d6d69d"/>
+    <w:bookmarkStart w:id="31" w:name="Xd61fd3fb7cadd6175ccadc6df2e8a7854d6d69d"/>
     <w:p>
       <w:pPr>
         <w:pStyle w:val="Heading3"/>
@@ -1318,6 +2358,275 @@
           <w:rStyle w:val="NormalTok"/>
         </w:rPr>
         <w:t xml:space="preserve">)</w:t>
+      </w:r>
+      <w:r>
+        <w:br/>
+      </w:r>
+      <w:r>
+        <w:rPr>
+          <w:rStyle w:val="FunctionTok"/>
+        </w:rPr>
+        <w:t xml:space="preserve">head</w:t>
+      </w:r>
+      <w:r>
+        <w:rPr>
+          <w:rStyle w:val="NormalTok"/>
+        </w:rPr>
+        <w:t xml:space="preserve">(polls_us_election_2016)</w:t>
+      </w:r>
+    </w:p>
+    <w:p>
+      <w:pPr>
+        <w:pStyle w:val="SourceCode"/>
+      </w:pPr>
+      <w:r>
+        <w:rPr>
+          <w:rStyle w:val="VerbatimChar"/>
+        </w:rPr>
+        <w:t xml:space="preserve">##   state  startdate    enddate</w:t>
+      </w:r>
+      <w:r>
+        <w:br/>
+      </w:r>
+      <w:r>
+        <w:rPr>
+          <w:rStyle w:val="VerbatimChar"/>
+        </w:rPr>
+        <w:t xml:space="preserve">## 1  U.S. 2016-11-03 2016-11-06</w:t>
+      </w:r>
+      <w:r>
+        <w:br/>
+      </w:r>
+      <w:r>
+        <w:rPr>
+          <w:rStyle w:val="VerbatimChar"/>
+        </w:rPr>
+        <w:t xml:space="preserve">## 2  U.S. 2016-11-01 2016-11-07</w:t>
+      </w:r>
+      <w:r>
+        <w:br/>
+      </w:r>
+      <w:r>
+        <w:rPr>
+          <w:rStyle w:val="VerbatimChar"/>
+        </w:rPr>
+        <w:t xml:space="preserve">## 3  U.S. 2016-11-02 2016-11-06</w:t>
+      </w:r>
+      <w:r>
+        <w:br/>
+      </w:r>
+      <w:r>
+        <w:rPr>
+          <w:rStyle w:val="VerbatimChar"/>
+        </w:rPr>
+        <w:t xml:space="preserve">## 4  U.S. 2016-11-04 2016-11-07</w:t>
+      </w:r>
+      <w:r>
+        <w:br/>
+      </w:r>
+      <w:r>
+        <w:rPr>
+          <w:rStyle w:val="VerbatimChar"/>
+        </w:rPr>
+        <w:t xml:space="preserve">## 5  U.S. 2016-11-03 2016-11-06</w:t>
+      </w:r>
+      <w:r>
+        <w:br/>
+      </w:r>
+      <w:r>
+        <w:rPr>
+          <w:rStyle w:val="VerbatimChar"/>
+        </w:rPr>
+        <w:t xml:space="preserve">## 6  U.S. 2016-11-03 2016-11-06</w:t>
+      </w:r>
+      <w:r>
+        <w:br/>
+      </w:r>
+      <w:r>
+        <w:rPr>
+          <w:rStyle w:val="VerbatimChar"/>
+        </w:rPr>
+        <w:t xml:space="preserve">##                                                     pollster grade samplesize</w:t>
+      </w:r>
+      <w:r>
+        <w:br/>
+      </w:r>
+      <w:r>
+        <w:rPr>
+          <w:rStyle w:val="VerbatimChar"/>
+        </w:rPr>
+        <w:t xml:space="preserve">## 1                                   ABC News/Washington Post    A+       2220</w:t>
+      </w:r>
+      <w:r>
+        <w:br/>
+      </w:r>
+      <w:r>
+        <w:rPr>
+          <w:rStyle w:val="VerbatimChar"/>
+        </w:rPr>
+        <w:t xml:space="preserve">## 2                                    Google Consumer Surveys     B      26574</w:t>
+      </w:r>
+      <w:r>
+        <w:br/>
+      </w:r>
+      <w:r>
+        <w:rPr>
+          <w:rStyle w:val="VerbatimChar"/>
+        </w:rPr>
+        <w:t xml:space="preserve">## 3                                                      Ipsos    A-       2195</w:t>
+      </w:r>
+      <w:r>
+        <w:br/>
+      </w:r>
+      <w:r>
+        <w:rPr>
+          <w:rStyle w:val="VerbatimChar"/>
+        </w:rPr>
+        <w:t xml:space="preserve">## 4                                                     YouGov     B       3677</w:t>
+      </w:r>
+      <w:r>
+        <w:br/>
+      </w:r>
+      <w:r>
+        <w:rPr>
+          <w:rStyle w:val="VerbatimChar"/>
+        </w:rPr>
+        <w:t xml:space="preserve">## 5                                           Gravis Marketing    B-      16639</w:t>
+      </w:r>
+      <w:r>
+        <w:br/>
+      </w:r>
+      <w:r>
+        <w:rPr>
+          <w:rStyle w:val="VerbatimChar"/>
+        </w:rPr>
+        <w:t xml:space="preserve">## 6 Fox News/Anderson Robbins Research/Shaw &amp; Company Research     A       1295</w:t>
+      </w:r>
+      <w:r>
+        <w:br/>
+      </w:r>
+      <w:r>
+        <w:rPr>
+          <w:rStyle w:val="VerbatimChar"/>
+        </w:rPr>
+        <w:t xml:space="preserve">##   population rawpoll_clinton rawpoll_trump rawpoll_johnson rawpoll_mcmullin</w:t>
+      </w:r>
+      <w:r>
+        <w:br/>
+      </w:r>
+      <w:r>
+        <w:rPr>
+          <w:rStyle w:val="VerbatimChar"/>
+        </w:rPr>
+        <w:t xml:space="preserve">## 1         lv           47.00         43.00            4.00               NA</w:t>
+      </w:r>
+      <w:r>
+        <w:br/>
+      </w:r>
+      <w:r>
+        <w:rPr>
+          <w:rStyle w:val="VerbatimChar"/>
+        </w:rPr>
+        <w:t xml:space="preserve">## 2         lv           38.03         35.69            5.46               NA</w:t>
+      </w:r>
+      <w:r>
+        <w:br/>
+      </w:r>
+      <w:r>
+        <w:rPr>
+          <w:rStyle w:val="VerbatimChar"/>
+        </w:rPr>
+        <w:t xml:space="preserve">## 3         lv           42.00         39.00            6.00               NA</w:t>
+      </w:r>
+      <w:r>
+        <w:br/>
+      </w:r>
+      <w:r>
+        <w:rPr>
+          <w:rStyle w:val="VerbatimChar"/>
+        </w:rPr>
+        <w:t xml:space="preserve">## 4         lv           45.00         41.00            5.00               NA</w:t>
+      </w:r>
+      <w:r>
+        <w:br/>
+      </w:r>
+      <w:r>
+        <w:rPr>
+          <w:rStyle w:val="VerbatimChar"/>
+        </w:rPr>
+        <w:t xml:space="preserve">## 5         rv           47.00         43.00            3.00               NA</w:t>
+      </w:r>
+      <w:r>
+        <w:br/>
+      </w:r>
+      <w:r>
+        <w:rPr>
+          <w:rStyle w:val="VerbatimChar"/>
+        </w:rPr>
+        <w:t xml:space="preserve">## 6         lv           48.00         44.00            3.00               NA</w:t>
+      </w:r>
+      <w:r>
+        <w:br/>
+      </w:r>
+      <w:r>
+        <w:rPr>
+          <w:rStyle w:val="VerbatimChar"/>
+        </w:rPr>
+        <w:t xml:space="preserve">##   adjpoll_clinton adjpoll_trump adjpoll_johnson adjpoll_mcmullin</w:t>
+      </w:r>
+      <w:r>
+        <w:br/>
+      </w:r>
+      <w:r>
+        <w:rPr>
+          <w:rStyle w:val="VerbatimChar"/>
+        </w:rPr>
+        <w:t xml:space="preserve">## 1        45.20163      41.72430        4.626221               NA</w:t>
+      </w:r>
+      <w:r>
+        <w:br/>
+      </w:r>
+      <w:r>
+        <w:rPr>
+          <w:rStyle w:val="VerbatimChar"/>
+        </w:rPr>
+        <w:t xml:space="preserve">## 2        43.34557      41.21439        5.175792               NA</w:t>
+      </w:r>
+      <w:r>
+        <w:br/>
+      </w:r>
+      <w:r>
+        <w:rPr>
+          <w:rStyle w:val="VerbatimChar"/>
+        </w:rPr>
+        <w:t xml:space="preserve">## 3        42.02638      38.81620        6.844734               NA</w:t>
+      </w:r>
+      <w:r>
+        <w:br/>
+      </w:r>
+      <w:r>
+        <w:rPr>
+          <w:rStyle w:val="VerbatimChar"/>
+        </w:rPr>
+        <w:t xml:space="preserve">## 4        45.65676      40.92004        6.069454               NA</w:t>
+      </w:r>
+      <w:r>
+        <w:br/>
+      </w:r>
+      <w:r>
+        <w:rPr>
+          <w:rStyle w:val="VerbatimChar"/>
+        </w:rPr>
+        <w:t xml:space="preserve">## 5        46.84089      42.33184        3.726098               NA</w:t>
+      </w:r>
+      <w:r>
+        <w:br/>
+      </w:r>
+      <w:r>
+        <w:rPr>
+          <w:rStyle w:val="VerbatimChar"/>
+        </w:rPr>
+        <w:t xml:space="preserve">## 6        49.02208      43.95631        3.057876               NA</w:t>
       </w:r>
     </w:p>
     <w:bookmarkStart w:id="26" w:name="X0e17a74abaf2030ecbd76623c203f1b2fdba171"/>
@@ -1347,13 +2656,7 @@
         <w:t xml:space="preserve"> </w:t>
       </w:r>
       <w:r>
-        <w:t xml:space="preserve">“</w:t>
-      </w:r>
-      <w:r>
-        <w:t xml:space="preserve">A</w:t>
-      </w:r>
-      <w:r>
-        <w:t xml:space="preserve">”</w:t>
+        <w:t xml:space="preserve">“A”</w:t>
       </w:r>
       <w:r>
         <w:t xml:space="preserve"> </w:t>
@@ -1365,13 +2668,7 @@
         <w:t xml:space="preserve"> </w:t>
       </w:r>
       <w:r>
-        <w:t xml:space="preserve">“</w:t>
-      </w:r>
-      <w:r>
-        <w:t xml:space="preserve">A-</w:t>
-      </w:r>
-      <w:r>
-        <w:t xml:space="preserve">”</w:t>
+        <w:t xml:space="preserve">“A-”</w:t>
       </w:r>
       <w:r>
         <w:t xml:space="preserve">. 3). Group the data by</w:t>
@@ -1501,10 +2798,516 @@
       </w:r>
       <w:r>
         <w:t xml:space="preserve">. Print the first 5 rows.</w:t>
+      </w:r>
+    </w:p>
+    <w:p>
+      <w:pPr>
+        <w:pStyle w:val="SourceCode"/>
+      </w:pPr>
+      <w:r>
+        <w:rPr>
+          <w:rStyle w:val="NormalTok"/>
+        </w:rPr>
+        <w:t xml:space="preserve">state_polls </w:t>
+      </w:r>
+      <w:r>
+        <w:rPr>
+          <w:rStyle w:val="OtherTok"/>
+        </w:rPr>
+        <w:t xml:space="preserve">&lt;-</w:t>
+      </w:r>
+      <w:r>
+        <w:rPr>
+          <w:rStyle w:val="NormalTok"/>
+        </w:rPr>
+        <w:t xml:space="preserve"> polls_us_election_2016 </w:t>
+      </w:r>
+      <w:r>
+        <w:rPr>
+          <w:rStyle w:val="SpecialCharTok"/>
+        </w:rPr>
+        <w:t xml:space="preserve">|&gt;</w:t>
+      </w:r>
+      <w:r>
+        <w:br/>
+      </w:r>
+      <w:r>
+        <w:rPr>
+          <w:rStyle w:val="NormalTok"/>
+        </w:rPr>
+        <w:t xml:space="preserve">  </w:t>
+      </w:r>
+      <w:r>
+        <w:rPr>
+          <w:rStyle w:val="FunctionTok"/>
+        </w:rPr>
+        <w:t xml:space="preserve">filter</w:t>
+      </w:r>
+      <w:r>
+        <w:rPr>
+          <w:rStyle w:val="NormalTok"/>
+        </w:rPr>
+        <w:t xml:space="preserve">(grade</w:t>
+      </w:r>
+      <w:r>
+        <w:rPr>
+          <w:rStyle w:val="SpecialCharTok"/>
+        </w:rPr>
+        <w:t xml:space="preserve">==</w:t>
+      </w:r>
+      <w:r>
+        <w:rPr>
+          <w:rStyle w:val="StringTok"/>
+        </w:rPr>
+        <w:t xml:space="preserve">'A'</w:t>
+      </w:r>
+      <w:r>
+        <w:rPr>
+          <w:rStyle w:val="SpecialCharTok"/>
+        </w:rPr>
+        <w:t xml:space="preserve">|</w:t>
+      </w:r>
+      <w:r>
+        <w:rPr>
+          <w:rStyle w:val="NormalTok"/>
+        </w:rPr>
+        <w:t xml:space="preserve">grade</w:t>
+      </w:r>
+      <w:r>
+        <w:rPr>
+          <w:rStyle w:val="SpecialCharTok"/>
+        </w:rPr>
+        <w:t xml:space="preserve">==</w:t>
+      </w:r>
+      <w:r>
+        <w:rPr>
+          <w:rStyle w:val="StringTok"/>
+        </w:rPr>
+        <w:t xml:space="preserve">'A-'</w:t>
+      </w:r>
+      <w:r>
+        <w:rPr>
+          <w:rStyle w:val="NormalTok"/>
+        </w:rPr>
+        <w:t xml:space="preserve">) </w:t>
+      </w:r>
+      <w:r>
+        <w:rPr>
+          <w:rStyle w:val="SpecialCharTok"/>
+        </w:rPr>
+        <w:t xml:space="preserve">|&gt;</w:t>
+      </w:r>
+      <w:r>
+        <w:br/>
+      </w:r>
+      <w:r>
+        <w:rPr>
+          <w:rStyle w:val="NormalTok"/>
+        </w:rPr>
+        <w:t xml:space="preserve">  </w:t>
+      </w:r>
+      <w:r>
+        <w:rPr>
+          <w:rStyle w:val="FunctionTok"/>
+        </w:rPr>
+        <w:t xml:space="preserve">group_by</w:t>
+      </w:r>
+      <w:r>
+        <w:rPr>
+          <w:rStyle w:val="NormalTok"/>
+        </w:rPr>
+        <w:t xml:space="preserve">(state) </w:t>
+      </w:r>
+      <w:r>
+        <w:rPr>
+          <w:rStyle w:val="SpecialCharTok"/>
+        </w:rPr>
+        <w:t xml:space="preserve">|&gt;</w:t>
+      </w:r>
+      <w:r>
+        <w:br/>
+      </w:r>
+      <w:r>
+        <w:rPr>
+          <w:rStyle w:val="NormalTok"/>
+        </w:rPr>
+        <w:t xml:space="preserve">  </w:t>
+      </w:r>
+      <w:r>
+        <w:rPr>
+          <w:rStyle w:val="FunctionTok"/>
+        </w:rPr>
+        <w:t xml:space="preserve">summarise</w:t>
+      </w:r>
+      <w:r>
+        <w:rPr>
+          <w:rStyle w:val="NormalTok"/>
+        </w:rPr>
+        <w:t xml:space="preserve">(</w:t>
+      </w:r>
+      <w:r>
+        <w:br/>
+      </w:r>
+      <w:r>
+        <w:rPr>
+          <w:rStyle w:val="NormalTok"/>
+        </w:rPr>
+        <w:t xml:space="preserve">    </w:t>
+      </w:r>
+      <w:r>
+        <w:rPr>
+          <w:rStyle w:val="AttributeTok"/>
+        </w:rPr>
+        <w:t xml:space="preserve">avg_poll_clinton =</w:t>
+      </w:r>
+      <w:r>
+        <w:rPr>
+          <w:rStyle w:val="NormalTok"/>
+        </w:rPr>
+        <w:t xml:space="preserve"> </w:t>
+      </w:r>
+      <w:r>
+        <w:rPr>
+          <w:rStyle w:val="FunctionTok"/>
+        </w:rPr>
+        <w:t xml:space="preserve">mean</w:t>
+      </w:r>
+      <w:r>
+        <w:rPr>
+          <w:rStyle w:val="NormalTok"/>
+        </w:rPr>
+        <w:t xml:space="preserve">(rawpoll_clinton),</w:t>
+      </w:r>
+      <w:r>
+        <w:br/>
+      </w:r>
+      <w:r>
+        <w:rPr>
+          <w:rStyle w:val="NormalTok"/>
+        </w:rPr>
+        <w:t xml:space="preserve">    </w:t>
+      </w:r>
+      <w:r>
+        <w:rPr>
+          <w:rStyle w:val="AttributeTok"/>
+        </w:rPr>
+        <w:t xml:space="preserve">avg_poll_trump =</w:t>
+      </w:r>
+      <w:r>
+        <w:rPr>
+          <w:rStyle w:val="NormalTok"/>
+        </w:rPr>
+        <w:t xml:space="preserve"> </w:t>
+      </w:r>
+      <w:r>
+        <w:rPr>
+          <w:rStyle w:val="FunctionTok"/>
+        </w:rPr>
+        <w:t xml:space="preserve">mean</w:t>
+      </w:r>
+      <w:r>
+        <w:rPr>
+          <w:rStyle w:val="NormalTok"/>
+        </w:rPr>
+        <w:t xml:space="preserve">(rawpoll_trump)</w:t>
+      </w:r>
+      <w:r>
+        <w:br/>
+      </w:r>
+      <w:r>
+        <w:rPr>
+          <w:rStyle w:val="NormalTok"/>
+        </w:rPr>
+        <w:t xml:space="preserve">  )</w:t>
+      </w:r>
+      <w:r>
+        <w:br/>
+      </w:r>
+      <w:r>
+        <w:rPr>
+          <w:rStyle w:val="FunctionTok"/>
+        </w:rPr>
+        <w:t xml:space="preserve">head</w:t>
+      </w:r>
+      <w:r>
+        <w:rPr>
+          <w:rStyle w:val="NormalTok"/>
+        </w:rPr>
+        <w:t xml:space="preserve">(state_polls,</w:t>
+      </w:r>
+      <w:r>
+        <w:rPr>
+          <w:rStyle w:val="DecValTok"/>
+        </w:rPr>
+        <w:t xml:space="preserve">5</w:t>
+      </w:r>
+      <w:r>
+        <w:rPr>
+          <w:rStyle w:val="NormalTok"/>
+        </w:rPr>
+        <w:t xml:space="preserve">)</w:t>
+      </w:r>
+    </w:p>
+    <w:p>
+      <w:pPr>
+        <w:pStyle w:val="SourceCode"/>
+      </w:pPr>
+      <w:r>
+        <w:rPr>
+          <w:rStyle w:val="VerbatimChar"/>
+        </w:rPr>
+        <w:t xml:space="preserve">## # A tibble: 5 × 3</w:t>
+      </w:r>
+      <w:r>
+        <w:br/>
+      </w:r>
+      <w:r>
+        <w:rPr>
+          <w:rStyle w:val="VerbatimChar"/>
+        </w:rPr>
+        <w:t xml:space="preserve">##   state      avg_poll_clinton avg_poll_trump</w:t>
+      </w:r>
+      <w:r>
+        <w:br/>
+      </w:r>
+      <w:r>
+        <w:rPr>
+          <w:rStyle w:val="VerbatimChar"/>
+        </w:rPr>
+        <w:t xml:space="preserve">##   &lt;fct&gt;                 &lt;dbl&gt;          &lt;dbl&gt;</w:t>
+      </w:r>
+      <w:r>
+        <w:br/>
+      </w:r>
+      <w:r>
+        <w:rPr>
+          <w:rStyle w:val="VerbatimChar"/>
+        </w:rPr>
+        <w:t xml:space="preserve">## 1 Alabama                39.0           53.1</w:t>
+      </w:r>
+      <w:r>
+        <w:br/>
+      </w:r>
+      <w:r>
+        <w:rPr>
+          <w:rStyle w:val="VerbatimChar"/>
+        </w:rPr>
+        <w:t xml:space="preserve">## 2 Arizona                41.3           45.0</w:t>
+      </w:r>
+      <w:r>
+        <w:br/>
+      </w:r>
+      <w:r>
+        <w:rPr>
+          <w:rStyle w:val="VerbatimChar"/>
+        </w:rPr>
+        <w:t xml:space="preserve">## 3 Arkansas               38.2           50.6</w:t>
+      </w:r>
+      <w:r>
+        <w:br/>
+      </w:r>
+      <w:r>
+        <w:rPr>
+          <w:rStyle w:val="VerbatimChar"/>
+        </w:rPr>
+        <w:t xml:space="preserve">## 4 California             58.2           29.4</w:t>
+      </w:r>
+      <w:r>
+        <w:br/>
+      </w:r>
+      <w:r>
+        <w:rPr>
+          <w:rStyle w:val="VerbatimChar"/>
+        </w:rPr>
+        <w:t xml:space="preserve">## 5 Colorado               43.1           40.0</w:t>
+      </w:r>
+    </w:p>
+    <w:p>
+      <w:pPr>
+        <w:pStyle w:val="SourceCode"/>
+      </w:pPr>
+      <w:r>
+        <w:rPr>
+          <w:rStyle w:val="NormalTok"/>
+        </w:rPr>
+        <w:t xml:space="preserve">poll_results </w:t>
+      </w:r>
+      <w:r>
+        <w:rPr>
+          <w:rStyle w:val="OtherTok"/>
+        </w:rPr>
+        <w:t xml:space="preserve">&lt;-</w:t>
+      </w:r>
+      <w:r>
+        <w:rPr>
+          <w:rStyle w:val="NormalTok"/>
+        </w:rPr>
+        <w:t xml:space="preserve"> state_polls </w:t>
+      </w:r>
+      <w:r>
+        <w:rPr>
+          <w:rStyle w:val="SpecialCharTok"/>
+        </w:rPr>
+        <w:t xml:space="preserve">|&gt;</w:t>
+      </w:r>
+      <w:r>
+        <w:br/>
+      </w:r>
+      <w:r>
+        <w:rPr>
+          <w:rStyle w:val="NormalTok"/>
+        </w:rPr>
+        <w:t xml:space="preserve">  </w:t>
+      </w:r>
+      <w:r>
+        <w:rPr>
+          <w:rStyle w:val="FunctionTok"/>
+        </w:rPr>
+        <w:t xml:space="preserve">inner_join</w:t>
+      </w:r>
+      <w:r>
+        <w:rPr>
+          <w:rStyle w:val="NormalTok"/>
+        </w:rPr>
+        <w:t xml:space="preserve">(results_us_election_2016,</w:t>
+      </w:r>
+      <w:r>
+        <w:rPr>
+          <w:rStyle w:val="AttributeTok"/>
+        </w:rPr>
+        <w:t xml:space="preserve">by =</w:t>
+      </w:r>
+      <w:r>
+        <w:rPr>
+          <w:rStyle w:val="NormalTok"/>
+        </w:rPr>
+        <w:t xml:space="preserve"> </w:t>
+      </w:r>
+      <w:r>
+        <w:rPr>
+          <w:rStyle w:val="StringTok"/>
+        </w:rPr>
+        <w:t xml:space="preserve">'state'</w:t>
+      </w:r>
+      <w:r>
+        <w:rPr>
+          <w:rStyle w:val="NormalTok"/>
+        </w:rPr>
+        <w:t xml:space="preserve">)</w:t>
+      </w:r>
+      <w:r>
+        <w:br/>
+      </w:r>
+      <w:r>
+        <w:rPr>
+          <w:rStyle w:val="FunctionTok"/>
+        </w:rPr>
+        <w:t xml:space="preserve">head</w:t>
+      </w:r>
+      <w:r>
+        <w:rPr>
+          <w:rStyle w:val="NormalTok"/>
+        </w:rPr>
+        <w:t xml:space="preserve">(poll_results,</w:t>
+      </w:r>
+      <w:r>
+        <w:rPr>
+          <w:rStyle w:val="DecValTok"/>
+        </w:rPr>
+        <w:t xml:space="preserve">5</w:t>
+      </w:r>
+      <w:r>
+        <w:rPr>
+          <w:rStyle w:val="NormalTok"/>
+        </w:rPr>
+        <w:t xml:space="preserve">)</w:t>
+      </w:r>
+    </w:p>
+    <w:p>
+      <w:pPr>
+        <w:pStyle w:val="SourceCode"/>
+      </w:pPr>
+      <w:r>
+        <w:rPr>
+          <w:rStyle w:val="VerbatimChar"/>
+        </w:rPr>
+        <w:t xml:space="preserve">## # A tibble: 5 × 10</w:t>
+      </w:r>
+      <w:r>
+        <w:br/>
+      </w:r>
+      <w:r>
+        <w:rPr>
+          <w:rStyle w:val="VerbatimChar"/>
+        </w:rPr>
+        <w:t xml:space="preserve">##   state    avg_poll_clinton avg_poll_trump electoral_votes clinton trump johnson</w:t>
+      </w:r>
+      <w:r>
+        <w:br/>
+      </w:r>
+      <w:r>
+        <w:rPr>
+          <w:rStyle w:val="VerbatimChar"/>
+        </w:rPr>
+        <w:t xml:space="preserve">##   &lt;chr&gt;               &lt;dbl&gt;          &lt;dbl&gt;           &lt;dbl&gt;   &lt;dbl&gt; &lt;dbl&gt;   &lt;dbl&gt;</w:t>
+      </w:r>
+      <w:r>
+        <w:br/>
+      </w:r>
+      <w:r>
+        <w:rPr>
+          <w:rStyle w:val="VerbatimChar"/>
+        </w:rPr>
+        <w:t xml:space="preserve">## 1 Alabama              39.0           53.1               9    34.4  62.1    2.09</w:t>
+      </w:r>
+      <w:r>
+        <w:br/>
+      </w:r>
+      <w:r>
+        <w:rPr>
+          <w:rStyle w:val="VerbatimChar"/>
+        </w:rPr>
+        <w:t xml:space="preserve">## 2 Arizona              41.3           45.0              11    44.6  48.1    4.08</w:t>
+      </w:r>
+      <w:r>
+        <w:br/>
+      </w:r>
+      <w:r>
+        <w:rPr>
+          <w:rStyle w:val="VerbatimChar"/>
+        </w:rPr>
+        <w:t xml:space="preserve">## 3 Arkansas             38.2           50.6               6    33.7  60.6    2.65</w:t>
+      </w:r>
+      <w:r>
+        <w:br/>
+      </w:r>
+      <w:r>
+        <w:rPr>
+          <w:rStyle w:val="VerbatimChar"/>
+        </w:rPr>
+        <w:t xml:space="preserve">## 4 Califor…             58.2           29.4              55    61.7  31.6    3.37</w:t>
+      </w:r>
+      <w:r>
+        <w:br/>
+      </w:r>
+      <w:r>
+        <w:rPr>
+          <w:rStyle w:val="VerbatimChar"/>
+        </w:rPr>
+        <w:t xml:space="preserve">## 5 Colorado             43.1           40.0               9    48.2  43.3    5.18</w:t>
+      </w:r>
+      <w:r>
+        <w:br/>
+      </w:r>
+      <w:r>
+        <w:rPr>
+          <w:rStyle w:val="VerbatimChar"/>
+        </w:rPr>
+        <w:t xml:space="preserve">## # ℹ 3 more variables: stein &lt;dbl&gt;, mcmullin &lt;dbl&gt;, others &lt;dbl&gt;</w:t>
       </w:r>
     </w:p>
     <w:bookmarkEnd w:id="26"/>
-    <w:bookmarkStart w:id="27" w:name="X61d1fa60ebaac3d43053c5c12771fb392210d67"/>
+    <w:bookmarkStart w:id="30" w:name="X61d1fa60ebaac3d43053c5c12771fb392210d67"/>
     <w:p>
       <w:pPr>
         <w:pStyle w:val="Heading4"/>
@@ -1585,13 +3388,7 @@
         <w:t xml:space="preserve"> </w:t>
       </w:r>
       <w:r>
-        <w:t xml:space="preserve">“</w:t>
-      </w:r>
-      <w:r>
-        <w:t xml:space="preserve">Actual Results vs Polling Predictions for Clinton</w:t>
-      </w:r>
-      <w:r>
-        <w:t xml:space="preserve">”</w:t>
+        <w:t xml:space="preserve">“Actual Results vs Polling Predictions for Clinton”</w:t>
       </w:r>
       <w:r>
         <w:t xml:space="preserve"> </w:t>
@@ -1600,11 +3397,308 @@
         <w:t xml:space="preserve">and add axis labels.</w:t>
       </w:r>
     </w:p>
-    <w:bookmarkEnd w:id="27"/>
-    <w:bookmarkEnd w:id="28"/>
-    <w:bookmarkStart w:id="33" w:name="Xb2007001a4004b5d401edb6e3a18c1d38e0fa48"/>
     <w:p>
       <w:pPr>
+        <w:pStyle w:val="SourceCode"/>
+      </w:pPr>
+      <w:r>
+        <w:rPr>
+          <w:rStyle w:val="NormalTok"/>
+        </w:rPr>
+        <w:t xml:space="preserve">poll_results </w:t>
+      </w:r>
+      <w:r>
+        <w:rPr>
+          <w:rStyle w:val="SpecialCharTok"/>
+        </w:rPr>
+        <w:t xml:space="preserve">|&gt;</w:t>
+      </w:r>
+      <w:r>
+        <w:br/>
+      </w:r>
+      <w:r>
+        <w:rPr>
+          <w:rStyle w:val="NormalTok"/>
+        </w:rPr>
+        <w:t xml:space="preserve">  </w:t>
+      </w:r>
+      <w:r>
+        <w:rPr>
+          <w:rStyle w:val="FunctionTok"/>
+        </w:rPr>
+        <w:t xml:space="preserve">ggplot</w:t>
+      </w:r>
+      <w:r>
+        <w:rPr>
+          <w:rStyle w:val="NormalTok"/>
+        </w:rPr>
+        <w:t xml:space="preserve">(</w:t>
+      </w:r>
+      <w:r>
+        <w:rPr>
+          <w:rStyle w:val="FunctionTok"/>
+        </w:rPr>
+        <w:t xml:space="preserve">aes</w:t>
+      </w:r>
+      <w:r>
+        <w:rPr>
+          <w:rStyle w:val="NormalTok"/>
+        </w:rPr>
+        <w:t xml:space="preserve">(</w:t>
+      </w:r>
+      <w:r>
+        <w:rPr>
+          <w:rStyle w:val="AttributeTok"/>
+        </w:rPr>
+        <w:t xml:space="preserve">x =</w:t>
+      </w:r>
+      <w:r>
+        <w:rPr>
+          <w:rStyle w:val="NormalTok"/>
+        </w:rPr>
+        <w:t xml:space="preserve"> clinton, </w:t>
+      </w:r>
+      <w:r>
+        <w:rPr>
+          <w:rStyle w:val="AttributeTok"/>
+        </w:rPr>
+        <w:t xml:space="preserve">y =</w:t>
+      </w:r>
+      <w:r>
+        <w:rPr>
+          <w:rStyle w:val="NormalTok"/>
+        </w:rPr>
+        <w:t xml:space="preserve"> avg_poll_clinton)) </w:t>
+      </w:r>
+      <w:r>
+        <w:rPr>
+          <w:rStyle w:val="SpecialCharTok"/>
+        </w:rPr>
+        <w:t xml:space="preserve">+</w:t>
+      </w:r>
+      <w:r>
+        <w:br/>
+      </w:r>
+      <w:r>
+        <w:rPr>
+          <w:rStyle w:val="NormalTok"/>
+        </w:rPr>
+        <w:t xml:space="preserve">  </w:t>
+      </w:r>
+      <w:r>
+        <w:rPr>
+          <w:rStyle w:val="FunctionTok"/>
+        </w:rPr>
+        <w:t xml:space="preserve">geom_point</w:t>
+      </w:r>
+      <w:r>
+        <w:rPr>
+          <w:rStyle w:val="NormalTok"/>
+        </w:rPr>
+        <w:t xml:space="preserve">(</w:t>
+      </w:r>
+      <w:r>
+        <w:rPr>
+          <w:rStyle w:val="FunctionTok"/>
+        </w:rPr>
+        <w:t xml:space="preserve">aes</w:t>
+      </w:r>
+      <w:r>
+        <w:rPr>
+          <w:rStyle w:val="NormalTok"/>
+        </w:rPr>
+        <w:t xml:space="preserve">(</w:t>
+      </w:r>
+      <w:r>
+        <w:rPr>
+          <w:rStyle w:val="AttributeTok"/>
+        </w:rPr>
+        <w:t xml:space="preserve">col =</w:t>
+      </w:r>
+      <w:r>
+        <w:rPr>
+          <w:rStyle w:val="NormalTok"/>
+        </w:rPr>
+        <w:t xml:space="preserve"> state)) </w:t>
+      </w:r>
+      <w:r>
+        <w:rPr>
+          <w:rStyle w:val="SpecialCharTok"/>
+        </w:rPr>
+        <w:t xml:space="preserve">+</w:t>
+      </w:r>
+      <w:r>
+        <w:br/>
+      </w:r>
+      <w:r>
+        <w:rPr>
+          <w:rStyle w:val="NormalTok"/>
+        </w:rPr>
+        <w:t xml:space="preserve">  </w:t>
+      </w:r>
+      <w:r>
+        <w:rPr>
+          <w:rStyle w:val="FunctionTok"/>
+        </w:rPr>
+        <w:t xml:space="preserve">geom_smooth</w:t>
+      </w:r>
+      <w:r>
+        <w:rPr>
+          <w:rStyle w:val="NormalTok"/>
+        </w:rPr>
+        <w:t xml:space="preserve">(</w:t>
+      </w:r>
+      <w:r>
+        <w:rPr>
+          <w:rStyle w:val="AttributeTok"/>
+        </w:rPr>
+        <w:t xml:space="preserve">method =</w:t>
+      </w:r>
+      <w:r>
+        <w:rPr>
+          <w:rStyle w:val="NormalTok"/>
+        </w:rPr>
+        <w:t xml:space="preserve"> </w:t>
+      </w:r>
+      <w:r>
+        <w:rPr>
+          <w:rStyle w:val="StringTok"/>
+        </w:rPr>
+        <w:t xml:space="preserve">'lm'</w:t>
+      </w:r>
+      <w:r>
+        <w:rPr>
+          <w:rStyle w:val="NormalTok"/>
+        </w:rPr>
+        <w:t xml:space="preserve">, </w:t>
+      </w:r>
+      <w:r>
+        <w:rPr>
+          <w:rStyle w:val="AttributeTok"/>
+        </w:rPr>
+        <w:t xml:space="preserve">se =</w:t>
+      </w:r>
+      <w:r>
+        <w:rPr>
+          <w:rStyle w:val="NormalTok"/>
+        </w:rPr>
+        <w:t xml:space="preserve"> </w:t>
+      </w:r>
+      <w:r>
+        <w:rPr>
+          <w:rStyle w:val="ConstantTok"/>
+        </w:rPr>
+        <w:t xml:space="preserve">FALSE</w:t>
+      </w:r>
+      <w:r>
+        <w:rPr>
+          <w:rStyle w:val="NormalTok"/>
+        </w:rPr>
+        <w:t xml:space="preserve">) </w:t>
+      </w:r>
+      <w:r>
+        <w:rPr>
+          <w:rStyle w:val="SpecialCharTok"/>
+        </w:rPr>
+        <w:t xml:space="preserve">+</w:t>
+      </w:r>
+      <w:r>
+        <w:br/>
+      </w:r>
+      <w:r>
+        <w:rPr>
+          <w:rStyle w:val="NormalTok"/>
+        </w:rPr>
+        <w:t xml:space="preserve">  </w:t>
+      </w:r>
+      <w:r>
+        <w:rPr>
+          <w:rStyle w:val="FunctionTok"/>
+        </w:rPr>
+        <w:t xml:space="preserve">ggtitle</w:t>
+      </w:r>
+      <w:r>
+        <w:rPr>
+          <w:rStyle w:val="NormalTok"/>
+        </w:rPr>
+        <w:t xml:space="preserve">(</w:t>
+      </w:r>
+      <w:r>
+        <w:rPr>
+          <w:rStyle w:val="StringTok"/>
+        </w:rPr>
+        <w:t xml:space="preserve">'Actual Results vs Polling Predictions for Clinton'</w:t>
+      </w:r>
+      <w:r>
+        <w:rPr>
+          <w:rStyle w:val="NormalTok"/>
+        </w:rPr>
+        <w:t xml:space="preserve">)</w:t>
+      </w:r>
+    </w:p>
+    <w:p>
+      <w:pPr>
+        <w:pStyle w:val="SourceCode"/>
+      </w:pPr>
+      <w:r>
+        <w:rPr>
+          <w:rStyle w:val="VerbatimChar"/>
+        </w:rPr>
+        <w:t xml:space="preserve">## `geom_smooth()` using formula = 'y ~ x'</w:t>
+      </w:r>
+    </w:p>
+    <w:p>
+      <w:pPr>
+        <w:pStyle w:val="FirstParagraph"/>
+      </w:pPr>
+      <w:r>
+        <w:drawing>
+          <wp:inline>
+            <wp:extent cx="5334000" cy="4267200"/>
+            <wp:effectExtent b="0" l="0" r="0" t="0"/>
+            <wp:docPr descr="" title="" id="28" name="Picture"/>
+            <a:graphic>
+              <a:graphicData uri="http://schemas.openxmlformats.org/drawingml/2006/picture">
+                <pic:pic>
+                  <pic:nvPicPr>
+                    <pic:cNvPr descr="COMP2501_Assignment_2_Questions_2026_files/figure-docx/unnamed-chunk-8-1.png" id="29" name="Picture"/>
+                    <pic:cNvPicPr>
+                      <a:picLocks noChangeArrowheads="1" noChangeAspect="1"/>
+                    </pic:cNvPicPr>
+                  </pic:nvPicPr>
+                  <pic:blipFill>
+                    <a:blip r:embed="rId27"/>
+                    <a:stretch>
+                      <a:fillRect/>
+                    </a:stretch>
+                  </pic:blipFill>
+                  <pic:spPr bwMode="auto">
+                    <a:xfrm>
+                      <a:off x="0" y="0"/>
+                      <a:ext cx="5334000" cy="4267200"/>
+                    </a:xfrm>
+                    <a:prstGeom prst="rect">
+                      <a:avLst/>
+                    </a:prstGeom>
+                    <a:noFill/>
+                    <a:ln w="9525">
+                      <a:noFill/>
+                      <a:headEnd/>
+                      <a:tailEnd/>
+                    </a:ln>
+                  </pic:spPr>
+                </pic:pic>
+              </a:graphicData>
+            </a:graphic>
+          </wp:inline>
+        </w:drawing>
+      </w:r>
+    </w:p>
+    <w:bookmarkEnd w:id="30"/>
+    <w:bookmarkEnd w:id="31"/>
+    <w:bookmarkStart w:id="36" w:name="Xb2007001a4004b5d401edb6e3a18c1d38e0fa48"/>
+    <w:p>
+      <w:pPr>
         <w:pStyle w:val="Heading3"/>
       </w:pPr>
       <w:r>
@@ -1626,7 +3720,7 @@
         <w:t xml:space="preserve">package, and answer the following questions.</w:t>
       </w:r>
     </w:p>
-    <w:bookmarkStart w:id="30" w:name="Xa32b1d98c633bf89fb9bca2ccbf6b08e7a8a57f"/>
+    <w:bookmarkStart w:id="33" w:name="Xa32b1d98c633bf89fb9bca2ccbf6b08e7a8a57f"/>
     <w:p>
       <w:pPr>
         <w:pStyle w:val="Heading4"/>
@@ -1638,13 +3732,7 @@
         <w:t xml:space="preserve"> </w:t>
       </w:r>
       <w:r>
-        <w:t xml:space="preserve">“</w:t>
-      </w:r>
-      <w:r>
-        <w:t xml:space="preserve">Data Science</w:t>
-      </w:r>
-      <w:r>
-        <w:t xml:space="preserve">”</w:t>
+        <w:t xml:space="preserve">“Data Science”</w:t>
       </w:r>
       <w:r>
         <w:t xml:space="preserve"> </w:t>
@@ -1655,7 +3743,7 @@
       <w:r>
         <w:t xml:space="preserve"> </w:t>
       </w:r>
-      <w:hyperlink r:id="rId29">
+      <w:hyperlink r:id="rId32">
         <w:r>
           <w:rPr>
             <w:rStyle w:val="Hyperlink"/>
@@ -1667,10 +3755,294 @@
         <w:t xml:space="preserve">). Scrape the first paragraph from the Introduction section of that page. Store the scraped text in a variable and print it.</w:t>
       </w:r>
     </w:p>
-    <w:bookmarkEnd w:id="30"/>
-    <w:bookmarkStart w:id="32" w:name="X04c9aa8bb56ab735abdff77217751cdf39ba51d"/>
     <w:p>
       <w:pPr>
+        <w:pStyle w:val="SourceCode"/>
+      </w:pPr>
+      <w:r>
+        <w:rPr>
+          <w:rStyle w:val="NormalTok"/>
+        </w:rPr>
+        <w:t xml:space="preserve">h </w:t>
+      </w:r>
+      <w:r>
+        <w:rPr>
+          <w:rStyle w:val="OtherTok"/>
+        </w:rPr>
+        <w:t xml:space="preserve">&lt;-</w:t>
+      </w:r>
+      <w:r>
+        <w:rPr>
+          <w:rStyle w:val="NormalTok"/>
+        </w:rPr>
+        <w:t xml:space="preserve"> </w:t>
+      </w:r>
+      <w:r>
+        <w:rPr>
+          <w:rStyle w:val="FunctionTok"/>
+        </w:rPr>
+        <w:t xml:space="preserve">read_html</w:t>
+      </w:r>
+      <w:r>
+        <w:rPr>
+          <w:rStyle w:val="NormalTok"/>
+        </w:rPr>
+        <w:t xml:space="preserve">(</w:t>
+      </w:r>
+      <w:r>
+        <w:rPr>
+          <w:rStyle w:val="StringTok"/>
+        </w:rPr>
+        <w:t xml:space="preserve">'https://en.wikipedia.org/wiki/Chiikawa'</w:t>
+      </w:r>
+      <w:r>
+        <w:rPr>
+          <w:rStyle w:val="NormalTok"/>
+        </w:rPr>
+        <w:t xml:space="preserve">) </w:t>
+      </w:r>
+      <w:r>
+        <w:br/>
+      </w:r>
+      <w:r>
+        <w:rPr>
+          <w:rStyle w:val="NormalTok"/>
+        </w:rPr>
+        <w:t xml:space="preserve">p </w:t>
+      </w:r>
+      <w:r>
+        <w:rPr>
+          <w:rStyle w:val="OtherTok"/>
+        </w:rPr>
+        <w:t xml:space="preserve">&lt;-</w:t>
+      </w:r>
+      <w:r>
+        <w:rPr>
+          <w:rStyle w:val="NormalTok"/>
+        </w:rPr>
+        <w:t xml:space="preserve"> h </w:t>
+      </w:r>
+      <w:r>
+        <w:rPr>
+          <w:rStyle w:val="SpecialCharTok"/>
+        </w:rPr>
+        <w:t xml:space="preserve">|&gt;</w:t>
+      </w:r>
+      <w:r>
+        <w:rPr>
+          <w:rStyle w:val="NormalTok"/>
+        </w:rPr>
+        <w:t xml:space="preserve"> </w:t>
+      </w:r>
+      <w:r>
+        <w:br/>
+      </w:r>
+      <w:r>
+        <w:rPr>
+          <w:rStyle w:val="NormalTok"/>
+        </w:rPr>
+        <w:t xml:space="preserve">  </w:t>
+      </w:r>
+      <w:r>
+        <w:rPr>
+          <w:rStyle w:val="FunctionTok"/>
+        </w:rPr>
+        <w:t xml:space="preserve">html_elements</w:t>
+      </w:r>
+      <w:r>
+        <w:rPr>
+          <w:rStyle w:val="NormalTok"/>
+        </w:rPr>
+        <w:t xml:space="preserve">(</w:t>
+      </w:r>
+      <w:r>
+        <w:rPr>
+          <w:rStyle w:val="StringTok"/>
+        </w:rPr>
+        <w:t xml:space="preserve">'div'</w:t>
+      </w:r>
+      <w:r>
+        <w:rPr>
+          <w:rStyle w:val="NormalTok"/>
+        </w:rPr>
+        <w:t xml:space="preserve">) </w:t>
+      </w:r>
+      <w:r>
+        <w:rPr>
+          <w:rStyle w:val="SpecialCharTok"/>
+        </w:rPr>
+        <w:t xml:space="preserve">|&gt;</w:t>
+      </w:r>
+      <w:r>
+        <w:br/>
+      </w:r>
+      <w:r>
+        <w:rPr>
+          <w:rStyle w:val="NormalTok"/>
+        </w:rPr>
+        <w:t xml:space="preserve">  </w:t>
+      </w:r>
+      <w:r>
+        <w:rPr>
+          <w:rStyle w:val="FunctionTok"/>
+        </w:rPr>
+        <w:t xml:space="preserve">html_elements</w:t>
+      </w:r>
+      <w:r>
+        <w:rPr>
+          <w:rStyle w:val="NormalTok"/>
+        </w:rPr>
+        <w:t xml:space="preserve">(</w:t>
+      </w:r>
+      <w:r>
+        <w:rPr>
+          <w:rStyle w:val="StringTok"/>
+        </w:rPr>
+        <w:t xml:space="preserve">'.mw-content-ltr'</w:t>
+      </w:r>
+      <w:r>
+        <w:rPr>
+          <w:rStyle w:val="NormalTok"/>
+        </w:rPr>
+        <w:t xml:space="preserve">) </w:t>
+      </w:r>
+      <w:r>
+        <w:rPr>
+          <w:rStyle w:val="SpecialCharTok"/>
+        </w:rPr>
+        <w:t xml:space="preserve">|&gt;</w:t>
+      </w:r>
+      <w:r>
+        <w:br/>
+      </w:r>
+      <w:r>
+        <w:rPr>
+          <w:rStyle w:val="NormalTok"/>
+        </w:rPr>
+        <w:t xml:space="preserve">  </w:t>
+      </w:r>
+      <w:r>
+        <w:rPr>
+          <w:rStyle w:val="FunctionTok"/>
+        </w:rPr>
+        <w:t xml:space="preserve">html_elements</w:t>
+      </w:r>
+      <w:r>
+        <w:rPr>
+          <w:rStyle w:val="NormalTok"/>
+        </w:rPr>
+        <w:t xml:space="preserve">(</w:t>
+      </w:r>
+      <w:r>
+        <w:rPr>
+          <w:rStyle w:val="StringTok"/>
+        </w:rPr>
+        <w:t xml:space="preserve">'p'</w:t>
+      </w:r>
+      <w:r>
+        <w:rPr>
+          <w:rStyle w:val="NormalTok"/>
+        </w:rPr>
+        <w:t xml:space="preserve">)</w:t>
+      </w:r>
+      <w:r>
+        <w:br/>
+      </w:r>
+      <w:r>
+        <w:rPr>
+          <w:rStyle w:val="NormalTok"/>
+        </w:rPr>
+        <w:t xml:space="preserve">p_text </w:t>
+      </w:r>
+      <w:r>
+        <w:rPr>
+          <w:rStyle w:val="OtherTok"/>
+        </w:rPr>
+        <w:t xml:space="preserve">&lt;-</w:t>
+      </w:r>
+      <w:r>
+        <w:rPr>
+          <w:rStyle w:val="NormalTok"/>
+        </w:rPr>
+        <w:t xml:space="preserve"> p[</w:t>
+      </w:r>
+      <w:r>
+        <w:rPr>
+          <w:rStyle w:val="DecValTok"/>
+        </w:rPr>
+        <w:t xml:space="preserve">2</w:t>
+      </w:r>
+      <w:r>
+        <w:rPr>
+          <w:rStyle w:val="NormalTok"/>
+        </w:rPr>
+        <w:t xml:space="preserve">] </w:t>
+      </w:r>
+      <w:r>
+        <w:rPr>
+          <w:rStyle w:val="SpecialCharTok"/>
+        </w:rPr>
+        <w:t xml:space="preserve">|&gt;</w:t>
+      </w:r>
+      <w:r>
+        <w:br/>
+      </w:r>
+      <w:r>
+        <w:rPr>
+          <w:rStyle w:val="NormalTok"/>
+        </w:rPr>
+        <w:t xml:space="preserve">  </w:t>
+      </w:r>
+      <w:r>
+        <w:rPr>
+          <w:rStyle w:val="FunctionTok"/>
+        </w:rPr>
+        <w:t xml:space="preserve">html_text</w:t>
+      </w:r>
+      <w:r>
+        <w:rPr>
+          <w:rStyle w:val="NormalTok"/>
+        </w:rPr>
+        <w:t xml:space="preserve">()</w:t>
+      </w:r>
+      <w:r>
+        <w:br/>
+      </w:r>
+      <w:r>
+        <w:rPr>
+          <w:rStyle w:val="NormalTok"/>
+        </w:rPr>
+        <w:t xml:space="preserve">p_text</w:t>
+      </w:r>
+    </w:p>
+    <w:p>
+      <w:pPr>
+        <w:pStyle w:val="SourceCode"/>
+      </w:pPr>
+      <w:r>
+        <w:rPr>
+          <w:rStyle w:val="VerbatimChar"/>
+        </w:rPr>
+        <w:t xml:space="preserve">## [1] "Chiikawa (Japanese: ちいかわ, Hepburn: chīkawa), also known as Nanka Chiisakute Kawaii Yatsu </w:t>
+      </w:r>
+      <w:r>
+        <w:rPr>
+          <w:rStyle w:val="VerbatimChar"/>
+          <w:rFonts w:hint="eastAsia"/>
+        </w:rPr>
+        <w:t xml:space="preserve">(なんか小さくてかわいいやつ;</w:t>
+      </w:r>
+      <w:r>
+        <w:rPr>
+          <w:rStyle w:val="VerbatimChar"/>
+        </w:rPr>
+        <w:t xml:space="preserve"> Lit: ‘Something Small and Cute'), is a Japanese web manga series written and illustrated by Nagano. It follows the daily adventures of the titular protagonist, along with a series of animal-inspired characters. It has been serialized online via X (formerly Twitter) since January 2020, and has been collected in eight tankōbon volumes by Kodansha, as of November 2025. By November 2024, Chiikawa had sold over 3.6 million copies, including digital versions in circulation.[1]"</w:t>
+      </w:r>
+    </w:p>
+    <w:bookmarkEnd w:id="33"/>
+    <w:bookmarkStart w:id="35" w:name="X04c9aa8bb56ab735abdff77217751cdf39ba51d"/>
+    <w:p>
+      <w:pPr>
         <w:pStyle w:val="Heading4"/>
       </w:pPr>
       <w:r>
@@ -1680,13 +4052,7 @@
         <w:t xml:space="preserve"> </w:t>
       </w:r>
       <w:r>
-        <w:t xml:space="preserve">“</w:t>
-      </w:r>
-      <w:r>
-        <w:t xml:space="preserve">Data Science</w:t>
-      </w:r>
-      <w:r>
-        <w:t xml:space="preserve">”</w:t>
+        <w:t xml:space="preserve">“Data Science”</w:t>
       </w:r>
       <w:r>
         <w:t xml:space="preserve"> </w:t>
@@ -1694,7 +4060,7 @@
       <w:r>
         <w:t xml:space="preserve">(</w:t>
       </w:r>
-      <w:hyperlink r:id="rId29">
+      <w:hyperlink r:id="rId32">
         <w:r>
           <w:rPr>
             <w:rStyle w:val="Hyperlink"/>
@@ -1709,24 +4075,18 @@
         <w:t xml:space="preserve"> </w:t>
       </w:r>
       <w:r>
+        <w:t xml:space="preserve">“The existence of Comet NEOWISE”</w:t>
+      </w:r>
+      <w:r>
+        <w:t xml:space="preserve">. In your scarping you can have more than one URL, as long as the required URL is contained in the output. Please output the full image URL (starting with</w:t>
+      </w:r>
+      <w:r>
+        <w:t xml:space="preserve"> </w:t>
+      </w:r>
+      <w:r>
         <w:t xml:space="preserve">“</w:t>
       </w:r>
-      <w:r>
-        <w:t xml:space="preserve">The existence of Comet NEOWISE</w:t>
-      </w:r>
-      <w:r>
-        <w:t xml:space="preserve">”</w:t>
-      </w:r>
-      <w:r>
-        <w:t xml:space="preserve">. In your scarping you can have more than one URL, as long as the required URL is contained in the output. Please output the full image URL (starting with</w:t>
-      </w:r>
-      <w:r>
-        <w:t xml:space="preserve"> </w:t>
-      </w:r>
-      <w:r>
-        <w:t xml:space="preserve">“</w:t>
-      </w:r>
-      <w:hyperlink r:id="rId31">
+      <w:hyperlink r:id="rId34">
         <w:r>
           <w:rPr>
             <w:rStyle w:val="Hyperlink"/>
@@ -1744,102 +4104,10 @@
         <w:t xml:space="preserve"> </w:t>
       </w:r>
       <w:r>
-        <w:t xml:space="preserve">“</w:t>
-      </w:r>
-      <w:r>
-        <w:t xml:space="preserve">//</w:t>
-      </w:r>
-      <w:r>
-        <w:t xml:space="preserve">”</w:t>
+        <w:t xml:space="preserve">“//”</w:t>
       </w:r>
       <w:r>
         <w:t xml:space="preserve">.</w:t>
-      </w:r>
-    </w:p>
-    <w:bookmarkEnd w:id="32"/>
-    <w:bookmarkEnd w:id="33"/>
-    <w:bookmarkStart w:id="34" w:name="X2b653157428a1275d33177d5df5e8fa480f5f09"/>
-    <w:p>
-      <w:pPr>
-        <w:pStyle w:val="Heading3"/>
-      </w:pPr>
-      <w:r>
-        <w:t xml:space="preserve">5. (3 points) Use the</w:t>
-      </w:r>
-      <w:r>
-        <w:t xml:space="preserve"> </w:t>
-      </w:r>
-      <w:r>
-        <w:rPr>
-          <w:rStyle w:val="VerbatimChar"/>
-        </w:rPr>
-        <w:t xml:space="preserve">lubridate</w:t>
-      </w:r>
-      <w:r>
-        <w:t xml:space="preserve"> </w:t>
-      </w:r>
-      <w:r>
-        <w:t xml:space="preserve">package in R, parse the</w:t>
-      </w:r>
-      <w:r>
-        <w:t xml:space="preserve"> </w:t>
-      </w:r>
-      <w:r>
-        <w:rPr>
-          <w:rStyle w:val="VerbatimChar"/>
-        </w:rPr>
-        <w:t xml:space="preserve">date_time</w:t>
-      </w:r>
-      <w:r>
-        <w:t xml:space="preserve"> </w:t>
-      </w:r>
-      <w:r>
-        <w:t xml:space="preserve">column in the</w:t>
-      </w:r>
-      <w:r>
-        <w:t xml:space="preserve"> </w:t>
-      </w:r>
-      <w:r>
-        <w:rPr>
-          <w:rStyle w:val="VerbatimChar"/>
-        </w:rPr>
-        <w:t xml:space="preserve">date_data</w:t>
-      </w:r>
-      <w:r>
-        <w:t xml:space="preserve"> </w:t>
-      </w:r>
-      <w:r>
-        <w:t xml:space="preserve">and create new columns for standard</w:t>
-      </w:r>
-      <w:r>
-        <w:t xml:space="preserve"> </w:t>
-      </w:r>
-      <w:r>
-        <w:rPr>
-          <w:rStyle w:val="VerbatimChar"/>
-        </w:rPr>
-        <w:t xml:space="preserve">date</w:t>
-      </w:r>
-      <w:r>
-        <w:t xml:space="preserve"> </w:t>
-      </w:r>
-      <w:r>
-        <w:t xml:space="preserve">and</w:t>
-      </w:r>
-      <w:r>
-        <w:t xml:space="preserve"> </w:t>
-      </w:r>
-      <w:r>
-        <w:rPr>
-          <w:rStyle w:val="VerbatimChar"/>
-        </w:rPr>
-        <w:t xml:space="preserve">time</w:t>
-      </w:r>
-      <w:r>
-        <w:t xml:space="preserve"> </w:t>
-      </w:r>
-      <w:r>
-        <w:t xml:space="preserve">components, and print the final results.</w:t>
       </w:r>
     </w:p>
     <w:p>
@@ -1850,6 +4118,459 @@
         <w:rPr>
           <w:rStyle w:val="NormalTok"/>
         </w:rPr>
+        <w:t xml:space="preserve">h </w:t>
+      </w:r>
+      <w:r>
+        <w:rPr>
+          <w:rStyle w:val="OtherTok"/>
+        </w:rPr>
+        <w:t xml:space="preserve">&lt;-</w:t>
+      </w:r>
+      <w:r>
+        <w:rPr>
+          <w:rStyle w:val="NormalTok"/>
+        </w:rPr>
+        <w:t xml:space="preserve"> </w:t>
+      </w:r>
+      <w:r>
+        <w:rPr>
+          <w:rStyle w:val="FunctionTok"/>
+        </w:rPr>
+        <w:t xml:space="preserve">read_html</w:t>
+      </w:r>
+      <w:r>
+        <w:rPr>
+          <w:rStyle w:val="NormalTok"/>
+        </w:rPr>
+        <w:t xml:space="preserve">(</w:t>
+      </w:r>
+      <w:r>
+        <w:rPr>
+          <w:rStyle w:val="StringTok"/>
+        </w:rPr>
+        <w:t xml:space="preserve">'https://en.wikipedia.org/wiki/Data_science'</w:t>
+      </w:r>
+      <w:r>
+        <w:rPr>
+          <w:rStyle w:val="NormalTok"/>
+        </w:rPr>
+        <w:t xml:space="preserve">) </w:t>
+      </w:r>
+      <w:r>
+        <w:br/>
+      </w:r>
+      <w:r>
+        <w:rPr>
+          <w:rStyle w:val="NormalTok"/>
+        </w:rPr>
+        <w:t xml:space="preserve">f </w:t>
+      </w:r>
+      <w:r>
+        <w:rPr>
+          <w:rStyle w:val="OtherTok"/>
+        </w:rPr>
+        <w:t xml:space="preserve">&lt;-</w:t>
+      </w:r>
+      <w:r>
+        <w:rPr>
+          <w:rStyle w:val="NormalTok"/>
+        </w:rPr>
+        <w:t xml:space="preserve"> h </w:t>
+      </w:r>
+      <w:r>
+        <w:rPr>
+          <w:rStyle w:val="SpecialCharTok"/>
+        </w:rPr>
+        <w:t xml:space="preserve">|&gt;</w:t>
+      </w:r>
+      <w:r>
+        <w:rPr>
+          <w:rStyle w:val="NormalTok"/>
+        </w:rPr>
+        <w:t xml:space="preserve"> </w:t>
+      </w:r>
+      <w:r>
+        <w:br/>
+      </w:r>
+      <w:r>
+        <w:rPr>
+          <w:rStyle w:val="NormalTok"/>
+        </w:rPr>
+        <w:t xml:space="preserve">  </w:t>
+      </w:r>
+      <w:r>
+        <w:rPr>
+          <w:rStyle w:val="FunctionTok"/>
+        </w:rPr>
+        <w:t xml:space="preserve">html_elements</w:t>
+      </w:r>
+      <w:r>
+        <w:rPr>
+          <w:rStyle w:val="NormalTok"/>
+        </w:rPr>
+        <w:t xml:space="preserve">(</w:t>
+      </w:r>
+      <w:r>
+        <w:rPr>
+          <w:rStyle w:val="StringTok"/>
+        </w:rPr>
+        <w:t xml:space="preserve">'div'</w:t>
+      </w:r>
+      <w:r>
+        <w:rPr>
+          <w:rStyle w:val="NormalTok"/>
+        </w:rPr>
+        <w:t xml:space="preserve">) </w:t>
+      </w:r>
+      <w:r>
+        <w:rPr>
+          <w:rStyle w:val="SpecialCharTok"/>
+        </w:rPr>
+        <w:t xml:space="preserve">|&gt;</w:t>
+      </w:r>
+      <w:r>
+        <w:br/>
+      </w:r>
+      <w:r>
+        <w:rPr>
+          <w:rStyle w:val="NormalTok"/>
+        </w:rPr>
+        <w:t xml:space="preserve">  </w:t>
+      </w:r>
+      <w:r>
+        <w:rPr>
+          <w:rStyle w:val="FunctionTok"/>
+        </w:rPr>
+        <w:t xml:space="preserve">html_elements</w:t>
+      </w:r>
+      <w:r>
+        <w:rPr>
+          <w:rStyle w:val="NormalTok"/>
+        </w:rPr>
+        <w:t xml:space="preserve">(</w:t>
+      </w:r>
+      <w:r>
+        <w:rPr>
+          <w:rStyle w:val="StringTok"/>
+        </w:rPr>
+        <w:t xml:space="preserve">'.mw-content-ltr'</w:t>
+      </w:r>
+      <w:r>
+        <w:rPr>
+          <w:rStyle w:val="NormalTok"/>
+        </w:rPr>
+        <w:t xml:space="preserve">) </w:t>
+      </w:r>
+      <w:r>
+        <w:rPr>
+          <w:rStyle w:val="SpecialCharTok"/>
+        </w:rPr>
+        <w:t xml:space="preserve">|&gt;</w:t>
+      </w:r>
+      <w:r>
+        <w:br/>
+      </w:r>
+      <w:r>
+        <w:rPr>
+          <w:rStyle w:val="NormalTok"/>
+        </w:rPr>
+        <w:t xml:space="preserve">  </w:t>
+      </w:r>
+      <w:r>
+        <w:rPr>
+          <w:rStyle w:val="FunctionTok"/>
+        </w:rPr>
+        <w:t xml:space="preserve">html_elements</w:t>
+      </w:r>
+      <w:r>
+        <w:rPr>
+          <w:rStyle w:val="NormalTok"/>
+        </w:rPr>
+        <w:t xml:space="preserve">(</w:t>
+      </w:r>
+      <w:r>
+        <w:rPr>
+          <w:rStyle w:val="StringTok"/>
+        </w:rPr>
+        <w:t xml:space="preserve">'figure'</w:t>
+      </w:r>
+      <w:r>
+        <w:rPr>
+          <w:rStyle w:val="NormalTok"/>
+        </w:rPr>
+        <w:t xml:space="preserve">)</w:t>
+      </w:r>
+      <w:r>
+        <w:br/>
+      </w:r>
+      <w:r>
+        <w:rPr>
+          <w:rStyle w:val="NormalTok"/>
+        </w:rPr>
+        <w:t xml:space="preserve">f_src </w:t>
+      </w:r>
+      <w:r>
+        <w:rPr>
+          <w:rStyle w:val="OtherTok"/>
+        </w:rPr>
+        <w:t xml:space="preserve">&lt;-</w:t>
+      </w:r>
+      <w:r>
+        <w:rPr>
+          <w:rStyle w:val="NormalTok"/>
+        </w:rPr>
+        <w:t xml:space="preserve"> f[</w:t>
+      </w:r>
+      <w:r>
+        <w:rPr>
+          <w:rStyle w:val="DecValTok"/>
+        </w:rPr>
+        <w:t xml:space="preserve">1</w:t>
+      </w:r>
+      <w:r>
+        <w:rPr>
+          <w:rStyle w:val="NormalTok"/>
+        </w:rPr>
+        <w:t xml:space="preserve">] </w:t>
+      </w:r>
+      <w:r>
+        <w:rPr>
+          <w:rStyle w:val="SpecialCharTok"/>
+        </w:rPr>
+        <w:t xml:space="preserve">|&gt;</w:t>
+      </w:r>
+      <w:r>
+        <w:br/>
+      </w:r>
+      <w:r>
+        <w:rPr>
+          <w:rStyle w:val="NormalTok"/>
+        </w:rPr>
+        <w:t xml:space="preserve">  </w:t>
+      </w:r>
+      <w:r>
+        <w:rPr>
+          <w:rStyle w:val="FunctionTok"/>
+        </w:rPr>
+        <w:t xml:space="preserve">html_elements</w:t>
+      </w:r>
+      <w:r>
+        <w:rPr>
+          <w:rStyle w:val="NormalTok"/>
+        </w:rPr>
+        <w:t xml:space="preserve">(</w:t>
+      </w:r>
+      <w:r>
+        <w:rPr>
+          <w:rStyle w:val="StringTok"/>
+        </w:rPr>
+        <w:t xml:space="preserve">'img'</w:t>
+      </w:r>
+      <w:r>
+        <w:rPr>
+          <w:rStyle w:val="NormalTok"/>
+        </w:rPr>
+        <w:t xml:space="preserve">) </w:t>
+      </w:r>
+      <w:r>
+        <w:rPr>
+          <w:rStyle w:val="SpecialCharTok"/>
+        </w:rPr>
+        <w:t xml:space="preserve">|&gt;</w:t>
+      </w:r>
+      <w:r>
+        <w:br/>
+      </w:r>
+      <w:r>
+        <w:rPr>
+          <w:rStyle w:val="NormalTok"/>
+        </w:rPr>
+        <w:t xml:space="preserve">  </w:t>
+      </w:r>
+      <w:r>
+        <w:rPr>
+          <w:rStyle w:val="FunctionTok"/>
+        </w:rPr>
+        <w:t xml:space="preserve">html_attr</w:t>
+      </w:r>
+      <w:r>
+        <w:rPr>
+          <w:rStyle w:val="NormalTok"/>
+        </w:rPr>
+        <w:t xml:space="preserve">(</w:t>
+      </w:r>
+      <w:r>
+        <w:rPr>
+          <w:rStyle w:val="StringTok"/>
+        </w:rPr>
+        <w:t xml:space="preserve">'src'</w:t>
+      </w:r>
+      <w:r>
+        <w:rPr>
+          <w:rStyle w:val="NormalTok"/>
+        </w:rPr>
+        <w:t xml:space="preserve">)</w:t>
+      </w:r>
+      <w:r>
+        <w:br/>
+      </w:r>
+      <w:r>
+        <w:rPr>
+          <w:rStyle w:val="NormalTok"/>
+        </w:rPr>
+        <w:t xml:space="preserve">f_src </w:t>
+      </w:r>
+      <w:r>
+        <w:rPr>
+          <w:rStyle w:val="OtherTok"/>
+        </w:rPr>
+        <w:t xml:space="preserve">&lt;-</w:t>
+      </w:r>
+      <w:r>
+        <w:rPr>
+          <w:rStyle w:val="NormalTok"/>
+        </w:rPr>
+        <w:t xml:space="preserve"> </w:t>
+      </w:r>
+      <w:r>
+        <w:rPr>
+          <w:rStyle w:val="FunctionTok"/>
+        </w:rPr>
+        <w:t xml:space="preserve">paste0</w:t>
+      </w:r>
+      <w:r>
+        <w:rPr>
+          <w:rStyle w:val="NormalTok"/>
+        </w:rPr>
+        <w:t xml:space="preserve">(</w:t>
+      </w:r>
+      <w:r>
+        <w:rPr>
+          <w:rStyle w:val="StringTok"/>
+        </w:rPr>
+        <w:t xml:space="preserve">'https:'</w:t>
+      </w:r>
+      <w:r>
+        <w:rPr>
+          <w:rStyle w:val="NormalTok"/>
+        </w:rPr>
+        <w:t xml:space="preserve">,f_src)</w:t>
+      </w:r>
+      <w:r>
+        <w:br/>
+      </w:r>
+      <w:r>
+        <w:rPr>
+          <w:rStyle w:val="NormalTok"/>
+        </w:rPr>
+        <w:t xml:space="preserve">f_src</w:t>
+      </w:r>
+    </w:p>
+    <w:p>
+      <w:pPr>
+        <w:pStyle w:val="SourceCode"/>
+      </w:pPr>
+      <w:r>
+        <w:rPr>
+          <w:rStyle w:val="VerbatimChar"/>
+        </w:rPr>
+        <w:t xml:space="preserve">## [1] "https://upload.wikimedia.org/wikipedia/commons/thumb/4/45/PIA23792-1600x1200%281%29.jpg/250px-PIA23792-1600x1200%281%29.jpg"</w:t>
+      </w:r>
+    </w:p>
+    <w:bookmarkEnd w:id="35"/>
+    <w:bookmarkEnd w:id="36"/>
+    <w:bookmarkStart w:id="37" w:name="X2b653157428a1275d33177d5df5e8fa480f5f09"/>
+    <w:p>
+      <w:pPr>
+        <w:pStyle w:val="Heading3"/>
+      </w:pPr>
+      <w:r>
+        <w:t xml:space="preserve">5. (3 points) Use the</w:t>
+      </w:r>
+      <w:r>
+        <w:t xml:space="preserve"> </w:t>
+      </w:r>
+      <w:r>
+        <w:rPr>
+          <w:rStyle w:val="VerbatimChar"/>
+        </w:rPr>
+        <w:t xml:space="preserve">lubridate</w:t>
+      </w:r>
+      <w:r>
+        <w:t xml:space="preserve"> </w:t>
+      </w:r>
+      <w:r>
+        <w:t xml:space="preserve">package in R, parse the</w:t>
+      </w:r>
+      <w:r>
+        <w:t xml:space="preserve"> </w:t>
+      </w:r>
+      <w:r>
+        <w:rPr>
+          <w:rStyle w:val="VerbatimChar"/>
+        </w:rPr>
+        <w:t xml:space="preserve">date_time</w:t>
+      </w:r>
+      <w:r>
+        <w:t xml:space="preserve"> </w:t>
+      </w:r>
+      <w:r>
+        <w:t xml:space="preserve">column in the</w:t>
+      </w:r>
+      <w:r>
+        <w:t xml:space="preserve"> </w:t>
+      </w:r>
+      <w:r>
+        <w:rPr>
+          <w:rStyle w:val="VerbatimChar"/>
+        </w:rPr>
+        <w:t xml:space="preserve">date_data</w:t>
+      </w:r>
+      <w:r>
+        <w:t xml:space="preserve"> </w:t>
+      </w:r>
+      <w:r>
+        <w:t xml:space="preserve">and create new columns for standard</w:t>
+      </w:r>
+      <w:r>
+        <w:t xml:space="preserve"> </w:t>
+      </w:r>
+      <w:r>
+        <w:rPr>
+          <w:rStyle w:val="VerbatimChar"/>
+        </w:rPr>
+        <w:t xml:space="preserve">date</w:t>
+      </w:r>
+      <w:r>
+        <w:t xml:space="preserve"> </w:t>
+      </w:r>
+      <w:r>
+        <w:t xml:space="preserve">and</w:t>
+      </w:r>
+      <w:r>
+        <w:t xml:space="preserve"> </w:t>
+      </w:r>
+      <w:r>
+        <w:rPr>
+          <w:rStyle w:val="VerbatimChar"/>
+        </w:rPr>
+        <w:t xml:space="preserve">time</w:t>
+      </w:r>
+      <w:r>
+        <w:t xml:space="preserve"> </w:t>
+      </w:r>
+      <w:r>
+        <w:t xml:space="preserve">components, and print the final results.</w:t>
+      </w:r>
+    </w:p>
+    <w:p>
+      <w:pPr>
+        <w:pStyle w:val="SourceCode"/>
+      </w:pPr>
+      <w:r>
+        <w:rPr>
+          <w:rStyle w:val="NormalTok"/>
+        </w:rPr>
         <w:t xml:space="preserve">date_data </w:t>
       </w:r>
       <w:r>
@@ -1936,11 +4657,271 @@
         </w:rPr>
         <w:t xml:space="preserve">))</w:t>
       </w:r>
+      <w:r>
+        <w:br/>
+      </w:r>
+      <w:r>
+        <w:rPr>
+          <w:rStyle w:val="NormalTok"/>
+        </w:rPr>
+        <w:t xml:space="preserve">date_df </w:t>
+      </w:r>
+      <w:r>
+        <w:rPr>
+          <w:rStyle w:val="OtherTok"/>
+        </w:rPr>
+        <w:t xml:space="preserve">&lt;-</w:t>
+      </w:r>
+      <w:r>
+        <w:rPr>
+          <w:rStyle w:val="NormalTok"/>
+        </w:rPr>
+        <w:t xml:space="preserve"> date_data </w:t>
+      </w:r>
+      <w:r>
+        <w:rPr>
+          <w:rStyle w:val="SpecialCharTok"/>
+        </w:rPr>
+        <w:t xml:space="preserve">|&gt;</w:t>
+      </w:r>
+      <w:r>
+        <w:br/>
+      </w:r>
+      <w:r>
+        <w:rPr>
+          <w:rStyle w:val="NormalTok"/>
+        </w:rPr>
+        <w:t xml:space="preserve">  </w:t>
+      </w:r>
+      <w:r>
+        <w:rPr>
+          <w:rStyle w:val="FunctionTok"/>
+        </w:rPr>
+        <w:t xml:space="preserve">mutate</w:t>
+      </w:r>
+      <w:r>
+        <w:rPr>
+          <w:rStyle w:val="NormalTok"/>
+        </w:rPr>
+        <w:t xml:space="preserve">(</w:t>
+      </w:r>
+      <w:r>
+        <w:br/>
+      </w:r>
+      <w:r>
+        <w:rPr>
+          <w:rStyle w:val="NormalTok"/>
+        </w:rPr>
+        <w:t xml:space="preserve">    </w:t>
+      </w:r>
+      <w:r>
+        <w:rPr>
+          <w:rStyle w:val="AttributeTok"/>
+        </w:rPr>
+        <w:t xml:space="preserve">date_time =</w:t>
+      </w:r>
+      <w:r>
+        <w:rPr>
+          <w:rStyle w:val="NormalTok"/>
+        </w:rPr>
+        <w:t xml:space="preserve"> </w:t>
+      </w:r>
+      <w:r>
+        <w:rPr>
+          <w:rStyle w:val="FunctionTok"/>
+        </w:rPr>
+        <w:t xml:space="preserve">ymd_hms</w:t>
+      </w:r>
+      <w:r>
+        <w:rPr>
+          <w:rStyle w:val="NormalTok"/>
+        </w:rPr>
+        <w:t xml:space="preserve">(date_time)</w:t>
+      </w:r>
+      <w:r>
+        <w:br/>
+      </w:r>
+      <w:r>
+        <w:rPr>
+          <w:rStyle w:val="NormalTok"/>
+        </w:rPr>
+        <w:t xml:space="preserve">    ) </w:t>
+      </w:r>
+      <w:r>
+        <w:rPr>
+          <w:rStyle w:val="SpecialCharTok"/>
+        </w:rPr>
+        <w:t xml:space="preserve">|&gt;</w:t>
+      </w:r>
+      <w:r>
+        <w:br/>
+      </w:r>
+      <w:r>
+        <w:rPr>
+          <w:rStyle w:val="NormalTok"/>
+        </w:rPr>
+        <w:t xml:space="preserve">  </w:t>
+      </w:r>
+      <w:r>
+        <w:rPr>
+          <w:rStyle w:val="FunctionTok"/>
+        </w:rPr>
+        <w:t xml:space="preserve">mutate</w:t>
+      </w:r>
+      <w:r>
+        <w:rPr>
+          <w:rStyle w:val="NormalTok"/>
+        </w:rPr>
+        <w:t xml:space="preserve">(</w:t>
+      </w:r>
+      <w:r>
+        <w:br/>
+      </w:r>
+      <w:r>
+        <w:rPr>
+          <w:rStyle w:val="NormalTok"/>
+        </w:rPr>
+        <w:t xml:space="preserve">    </w:t>
+      </w:r>
+      <w:r>
+        <w:rPr>
+          <w:rStyle w:val="AttributeTok"/>
+        </w:rPr>
+        <w:t xml:space="preserve">date =</w:t>
+      </w:r>
+      <w:r>
+        <w:rPr>
+          <w:rStyle w:val="NormalTok"/>
+        </w:rPr>
+        <w:t xml:space="preserve"> </w:t>
+      </w:r>
+      <w:r>
+        <w:rPr>
+          <w:rStyle w:val="FunctionTok"/>
+        </w:rPr>
+        <w:t xml:space="preserve">date</w:t>
+      </w:r>
+      <w:r>
+        <w:rPr>
+          <w:rStyle w:val="NormalTok"/>
+        </w:rPr>
+        <w:t xml:space="preserve">(date_time),</w:t>
+      </w:r>
+      <w:r>
+        <w:br/>
+      </w:r>
+      <w:r>
+        <w:rPr>
+          <w:rStyle w:val="NormalTok"/>
+        </w:rPr>
+        <w:t xml:space="preserve">    </w:t>
+      </w:r>
+      <w:r>
+        <w:rPr>
+          <w:rStyle w:val="AttributeTok"/>
+        </w:rPr>
+        <w:t xml:space="preserve">time =</w:t>
+      </w:r>
+      <w:r>
+        <w:rPr>
+          <w:rStyle w:val="NormalTok"/>
+        </w:rPr>
+        <w:t xml:space="preserve"> hms</w:t>
+      </w:r>
+      <w:r>
+        <w:rPr>
+          <w:rStyle w:val="SpecialCharTok"/>
+        </w:rPr>
+        <w:t xml:space="preserve">::</w:t>
+      </w:r>
+      <w:r>
+        <w:rPr>
+          <w:rStyle w:val="FunctionTok"/>
+        </w:rPr>
+        <w:t xml:space="preserve">as_hms</w:t>
+      </w:r>
+      <w:r>
+        <w:rPr>
+          <w:rStyle w:val="NormalTok"/>
+        </w:rPr>
+        <w:t xml:space="preserve">(date_time)</w:t>
+      </w:r>
+      <w:r>
+        <w:br/>
+      </w:r>
+      <w:r>
+        <w:rPr>
+          <w:rStyle w:val="NormalTok"/>
+        </w:rPr>
+        <w:t xml:space="preserve">    </w:t>
+      </w:r>
+      <w:r>
+        <w:rPr>
+          <w:rStyle w:val="CommentTok"/>
+        </w:rPr>
+        <w:t xml:space="preserve">#time = format(date_time,'%H:%M:%S')</w:t>
+      </w:r>
+      <w:r>
+        <w:br/>
+      </w:r>
+      <w:r>
+        <w:rPr>
+          <w:rStyle w:val="NormalTok"/>
+        </w:rPr>
+        <w:t xml:space="preserve">  )</w:t>
+      </w:r>
+      <w:r>
+        <w:br/>
+      </w:r>
+      <w:r>
+        <w:rPr>
+          <w:rStyle w:val="NormalTok"/>
+        </w:rPr>
+        <w:t xml:space="preserve">date_df</w:t>
+      </w:r>
     </w:p>
-    <w:bookmarkEnd w:id="34"/>
-    <w:bookmarkStart w:id="39" w:name="X9185517e20c1f985d84836c5cc0168b62d0b95c"/>
     <w:p>
       <w:pPr>
+        <w:pStyle w:val="SourceCode"/>
+      </w:pPr>
+      <w:r>
+        <w:rPr>
+          <w:rStyle w:val="VerbatimChar"/>
+        </w:rPr>
+        <w:t xml:space="preserve">##             date_time       date     time</w:t>
+      </w:r>
+      <w:r>
+        <w:br/>
+      </w:r>
+      <w:r>
+        <w:rPr>
+          <w:rStyle w:val="VerbatimChar"/>
+        </w:rPr>
+        <w:t xml:space="preserve">## 1 2026-02-16 07:30:15 2026-02-16 07:30:15</w:t>
+      </w:r>
+      <w:r>
+        <w:br/>
+      </w:r>
+      <w:r>
+        <w:rPr>
+          <w:rStyle w:val="VerbatimChar"/>
+        </w:rPr>
+        <w:t xml:space="preserve">## 2 2023-02-17 12:15:30 2023-02-17 12:15:30</w:t>
+      </w:r>
+      <w:r>
+        <w:br/>
+      </w:r>
+      <w:r>
+        <w:rPr>
+          <w:rStyle w:val="VerbatimChar"/>
+        </w:rPr>
+        <w:t xml:space="preserve">## 3 2026-02-18 23:59:59 2026-02-18 23:59:59</w:t>
+      </w:r>
+    </w:p>
+    <w:bookmarkEnd w:id="37"/>
+    <w:bookmarkStart w:id="42" w:name="X9185517e20c1f985d84836c5cc0168b62d0b95c"/>
+    <w:p>
+      <w:pPr>
         <w:pStyle w:val="Heading3"/>
       </w:pPr>
       <w:r>
@@ -1965,13 +4946,7 @@
         <w:t xml:space="preserve"> </w:t>
       </w:r>
       <w:r>
-        <w:t xml:space="preserve">“</w:t>
-      </w:r>
-      <w:r>
-        <w:t xml:space="preserve">Please call us at 123-456-7890 or 555-555-5555.</w:t>
-      </w:r>
-      <w:r>
-        <w:t xml:space="preserve">”</w:t>
+        <w:t xml:space="preserve">“Please call us at 123-456-7890 or 555-555-5555.”</w:t>
       </w:r>
       <w:r>
         <w:t xml:space="preserve"> </w:t>
@@ -1983,15 +4958,12 @@
         <w:t xml:space="preserve"> </w:t>
       </w:r>
       <w:r>
-        <w:t xml:space="preserve">“</w:t>
-      </w:r>
-      <w:r>
-        <w:t xml:space="preserve">Contact us at</w:t>
-      </w:r>
-      <w:r>
-        <w:t xml:space="preserve"> </w:t>
-      </w:r>
-      <w:hyperlink r:id="rId35">
+        <w:t xml:space="preserve">“Contact us at</w:t>
+      </w:r>
+      <w:r>
+        <w:t xml:space="preserve"> </w:t>
+      </w:r>
+      <w:hyperlink r:id="rId38">
         <w:r>
           <w:rPr>
             <w:rStyle w:val="Hyperlink"/>
@@ -2008,7 +4980,7 @@
       <w:r>
         <w:t xml:space="preserve"> </w:t>
       </w:r>
-      <w:hyperlink r:id="rId36">
+      <w:hyperlink r:id="rId39">
         <w:r>
           <w:rPr>
             <w:rStyle w:val="Hyperlink"/>
@@ -2017,10 +4989,7 @@
         </w:r>
       </w:hyperlink>
       <w:r>
-        <w:t xml:space="preserve">.</w:t>
-      </w:r>
-      <w:r>
-        <w:t xml:space="preserve">”</w:t>
+        <w:t xml:space="preserve">.”</w:t>
       </w:r>
       <w:r>
         <w:t xml:space="preserve"> </w:t>
@@ -2032,13 +5001,7 @@
         <w:t xml:space="preserve"> </w:t>
       </w:r>
       <w:r>
-        <w:t xml:space="preserve">“</w:t>
-      </w:r>
-      <w:r>
-        <w:t xml:space="preserve">URL</w:t>
-      </w:r>
-      <w:r>
-        <w:t xml:space="preserve">”</w:t>
+        <w:t xml:space="preserve">“URL”</w:t>
       </w:r>
       <w:r>
         <w:t xml:space="preserve">:</w:t>
@@ -2047,15 +5010,12 @@
         <w:t xml:space="preserve"> </w:t>
       </w:r>
       <w:r>
-        <w:t xml:space="preserve">“</w:t>
-      </w:r>
-      <w:r>
-        <w:t xml:space="preserve">Check out our website at</w:t>
-      </w:r>
-      <w:r>
-        <w:t xml:space="preserve"> </w:t>
-      </w:r>
-      <w:hyperlink r:id="rId37">
+        <w:t xml:space="preserve">“Check out our website at</w:t>
+      </w:r>
+      <w:r>
+        <w:t xml:space="preserve"> </w:t>
+      </w:r>
+      <w:hyperlink r:id="rId40">
         <w:r>
           <w:rPr>
             <w:rStyle w:val="Hyperlink"/>
@@ -2072,7 +5032,7 @@
       <w:r>
         <w:t xml:space="preserve"> </w:t>
       </w:r>
-      <w:hyperlink r:id="rId38">
+      <w:hyperlink r:id="rId41">
         <w:r>
           <w:rPr>
             <w:rStyle w:val="Hyperlink"/>
@@ -2081,38 +5041,10 @@
         </w:r>
       </w:hyperlink>
       <w:r>
-        <w:t xml:space="preserve">.</w:t>
-      </w:r>
-      <w:r>
-        <w:t xml:space="preserve">”</w:t>
+        <w:t xml:space="preserve">.”</w:t>
       </w:r>
       <w:r>
         <w:t xml:space="preserve">. Print the corresponding results.</w:t>
-      </w:r>
-    </w:p>
-    <w:bookmarkEnd w:id="39"/>
-    <w:bookmarkStart w:id="43" w:name="Xa2aa07b307434b4585cab4c39bbd4c4a0d5edf0"/>
-    <w:p>
-      <w:pPr>
-        <w:pStyle w:val="Heading3"/>
-      </w:pPr>
-      <w:r>
-        <w:t xml:space="preserve">7. (12 points) In this question, you will use the built‑in</w:t>
-      </w:r>
-      <w:r>
-        <w:t xml:space="preserve"> </w:t>
-      </w:r>
-      <w:r>
-        <w:rPr>
-          <w:rStyle w:val="VerbatimChar"/>
-        </w:rPr>
-        <w:t xml:space="preserve">stringr::sentences</w:t>
-      </w:r>
-      <w:r>
-        <w:t xml:space="preserve"> </w:t>
-      </w:r>
-      <w:r>
-        <w:t xml:space="preserve">vector.</w:t>
       </w:r>
     </w:p>
     <w:p>
@@ -2123,7 +5055,7 @@
         <w:rPr>
           <w:rStyle w:val="NormalTok"/>
         </w:rPr>
-        <w:t xml:space="preserve">sentences_vec </w:t>
+        <w:t xml:space="preserve">str1 </w:t>
       </w:r>
       <w:r>
         <w:rPr>
@@ -2135,28 +5067,184 @@
         <w:rPr>
           <w:rStyle w:val="NormalTok"/>
         </w:rPr>
-        <w:t xml:space="preserve"> stringr</w:t>
+        <w:t xml:space="preserve"> </w:t>
+      </w:r>
+      <w:r>
+        <w:rPr>
+          <w:rStyle w:val="StringTok"/>
+        </w:rPr>
+        <w:t xml:space="preserve">'Please call us at 123-456-7890 or 555-555-5555.'</w:t>
+      </w:r>
+      <w:r>
+        <w:br/>
+      </w:r>
+      <w:r>
+        <w:rPr>
+          <w:rStyle w:val="NormalTok"/>
+        </w:rPr>
+        <w:t xml:space="preserve">str2 </w:t>
+      </w:r>
+      <w:r>
+        <w:rPr>
+          <w:rStyle w:val="OtherTok"/>
+        </w:rPr>
+        <w:t xml:space="preserve">&lt;-</w:t>
+      </w:r>
+      <w:r>
+        <w:rPr>
+          <w:rStyle w:val="NormalTok"/>
+        </w:rPr>
+        <w:t xml:space="preserve"> </w:t>
+      </w:r>
+      <w:r>
+        <w:rPr>
+          <w:rStyle w:val="StringTok"/>
+        </w:rPr>
+        <w:t xml:space="preserve">'Contact us at info@example.com or support@example.com.'</w:t>
+      </w:r>
+      <w:r>
+        <w:br/>
+      </w:r>
+      <w:r>
+        <w:rPr>
+          <w:rStyle w:val="NormalTok"/>
+        </w:rPr>
+        <w:t xml:space="preserve">str3 </w:t>
+      </w:r>
+      <w:r>
+        <w:rPr>
+          <w:rStyle w:val="OtherTok"/>
+        </w:rPr>
+        <w:t xml:space="preserve">&lt;-</w:t>
+      </w:r>
+      <w:r>
+        <w:rPr>
+          <w:rStyle w:val="NormalTok"/>
+        </w:rPr>
+        <w:t xml:space="preserve"> </w:t>
+      </w:r>
+      <w:r>
+        <w:rPr>
+          <w:rStyle w:val="StringTok"/>
+        </w:rPr>
+        <w:t xml:space="preserve">'Check out our website at https://www.example.com and our blog at https://blog.example.com.'</w:t>
+      </w:r>
+      <w:r>
+        <w:br/>
+      </w:r>
+      <w:r>
+        <w:br/>
+      </w:r>
+      <w:r>
+        <w:rPr>
+          <w:rStyle w:val="NormalTok"/>
+        </w:rPr>
+        <w:t xml:space="preserve">phone_numbers </w:t>
+      </w:r>
+      <w:r>
+        <w:rPr>
+          <w:rStyle w:val="OtherTok"/>
+        </w:rPr>
+        <w:t xml:space="preserve">&lt;-</w:t>
+      </w:r>
+      <w:r>
+        <w:rPr>
+          <w:rStyle w:val="NormalTok"/>
+        </w:rPr>
+        <w:t xml:space="preserve"> str1 </w:t>
       </w:r>
       <w:r>
         <w:rPr>
           <w:rStyle w:val="SpecialCharTok"/>
         </w:rPr>
-        <w:t xml:space="preserve">::</w:t>
-      </w:r>
-      <w:r>
-        <w:rPr>
-          <w:rStyle w:val="NormalTok"/>
-        </w:rPr>
-        <w:t xml:space="preserve">sentences</w:t>
-      </w:r>
-      <w:r>
-        <w:br/>
-      </w:r>
-      <w:r>
-        <w:rPr>
-          <w:rStyle w:val="NormalTok"/>
-        </w:rPr>
-        <w:t xml:space="preserve">sentences_tbl </w:t>
+        <w:t xml:space="preserve">|&gt;</w:t>
+      </w:r>
+      <w:r>
+        <w:rPr>
+          <w:rStyle w:val="NormalTok"/>
+        </w:rPr>
+        <w:t xml:space="preserve"> </w:t>
+      </w:r>
+      <w:r>
+        <w:br/>
+      </w:r>
+      <w:r>
+        <w:rPr>
+          <w:rStyle w:val="NormalTok"/>
+        </w:rPr>
+        <w:t xml:space="preserve">  </w:t>
+      </w:r>
+      <w:r>
+        <w:rPr>
+          <w:rStyle w:val="FunctionTok"/>
+        </w:rPr>
+        <w:t xml:space="preserve">str_extract_all</w:t>
+      </w:r>
+      <w:r>
+        <w:rPr>
+          <w:rStyle w:val="NormalTok"/>
+        </w:rPr>
+        <w:t xml:space="preserve">(</w:t>
+      </w:r>
+      <w:r>
+        <w:rPr>
+          <w:rStyle w:val="StringTok"/>
+        </w:rPr>
+        <w:t xml:space="preserve">'(</w:t>
+      </w:r>
+      <w:r>
+        <w:rPr>
+          <w:rStyle w:val="SpecialCharTok"/>
+        </w:rPr>
+        <w:t xml:space="preserve">\\</w:t>
+      </w:r>
+      <w:r>
+        <w:rPr>
+          <w:rStyle w:val="StringTok"/>
+        </w:rPr>
+        <w:t xml:space="preserve">d{3}-</w:t>
+      </w:r>
+      <w:r>
+        <w:rPr>
+          <w:rStyle w:val="SpecialCharTok"/>
+        </w:rPr>
+        <w:t xml:space="preserve">\\</w:t>
+      </w:r>
+      <w:r>
+        <w:rPr>
+          <w:rStyle w:val="StringTok"/>
+        </w:rPr>
+        <w:t xml:space="preserve">d{3}-</w:t>
+      </w:r>
+      <w:r>
+        <w:rPr>
+          <w:rStyle w:val="SpecialCharTok"/>
+        </w:rPr>
+        <w:t xml:space="preserve">\\</w:t>
+      </w:r>
+      <w:r>
+        <w:rPr>
+          <w:rStyle w:val="StringTok"/>
+        </w:rPr>
+        <w:t xml:space="preserve">d{4})'</w:t>
+      </w:r>
+      <w:r>
+        <w:rPr>
+          <w:rStyle w:val="NormalTok"/>
+        </w:rPr>
+        <w:t xml:space="preserve">)</w:t>
+      </w:r>
+      <w:r>
+        <w:br/>
+      </w:r>
+      <w:r>
+        <w:br/>
+      </w:r>
+      <w:r>
+        <w:rPr>
+          <w:rStyle w:val="NormalTok"/>
+        </w:rPr>
+        <w:t xml:space="preserve">email_addresses </w:t>
       </w:r>
       <w:r>
         <w:rPr>
@@ -2168,13 +5256,28 @@
         <w:rPr>
           <w:rStyle w:val="NormalTok"/>
         </w:rPr>
-        <w:t xml:space="preserve"> </w:t>
-      </w:r>
-      <w:r>
-        <w:rPr>
-          <w:rStyle w:val="FunctionTok"/>
-        </w:rPr>
-        <w:t xml:space="preserve">tibble</w:t>
+        <w:t xml:space="preserve"> str2 </w:t>
+      </w:r>
+      <w:r>
+        <w:rPr>
+          <w:rStyle w:val="SpecialCharTok"/>
+        </w:rPr>
+        <w:t xml:space="preserve">|&gt;</w:t>
+      </w:r>
+      <w:r>
+        <w:br/>
+      </w:r>
+      <w:r>
+        <w:rPr>
+          <w:rStyle w:val="NormalTok"/>
+        </w:rPr>
+        <w:t xml:space="preserve">  </w:t>
+      </w:r>
+      <w:r>
+        <w:rPr>
+          <w:rStyle w:val="FunctionTok"/>
+        </w:rPr>
+        <w:t xml:space="preserve">str_extract_all</w:t>
       </w:r>
       <w:r>
         <w:rPr>
@@ -2184,271 +5287,220 @@
       </w:r>
       <w:r>
         <w:rPr>
-          <w:rStyle w:val="AttributeTok"/>
-        </w:rPr>
-        <w:t xml:space="preserve">id =</w:t>
-      </w:r>
-      <w:r>
-        <w:rPr>
-          <w:rStyle w:val="NormalTok"/>
-        </w:rPr>
-        <w:t xml:space="preserve"> </w:t>
-      </w:r>
-      <w:r>
-        <w:rPr>
-          <w:rStyle w:val="FunctionTok"/>
-        </w:rPr>
-        <w:t xml:space="preserve">seq_along</w:t>
-      </w:r>
-      <w:r>
-        <w:rPr>
-          <w:rStyle w:val="NormalTok"/>
-        </w:rPr>
-        <w:t xml:space="preserve">(sentences_vec), </w:t>
-      </w:r>
-      <w:r>
-        <w:rPr>
-          <w:rStyle w:val="AttributeTok"/>
-        </w:rPr>
-        <w:t xml:space="preserve">text =</w:t>
-      </w:r>
-      <w:r>
-        <w:rPr>
-          <w:rStyle w:val="NormalTok"/>
-        </w:rPr>
-        <w:t xml:space="preserve"> sentences_vec)</w:t>
+          <w:rStyle w:val="StringTok"/>
+        </w:rPr>
+        <w:t xml:space="preserve">'(</w:t>
+      </w:r>
+      <w:r>
+        <w:rPr>
+          <w:rStyle w:val="SpecialCharTok"/>
+        </w:rPr>
+        <w:t xml:space="preserve">\\</w:t>
+      </w:r>
+      <w:r>
+        <w:rPr>
+          <w:rStyle w:val="StringTok"/>
+        </w:rPr>
+        <w:t xml:space="preserve">w+@</w:t>
+      </w:r>
+      <w:r>
+        <w:rPr>
+          <w:rStyle w:val="SpecialCharTok"/>
+        </w:rPr>
+        <w:t xml:space="preserve">\\</w:t>
+      </w:r>
+      <w:r>
+        <w:rPr>
+          <w:rStyle w:val="StringTok"/>
+        </w:rPr>
+        <w:t xml:space="preserve">w+.com)'</w:t>
+      </w:r>
+      <w:r>
+        <w:rPr>
+          <w:rStyle w:val="NormalTok"/>
+        </w:rPr>
+        <w:t xml:space="preserve">)</w:t>
+      </w:r>
+      <w:r>
+        <w:br/>
+      </w:r>
+      <w:r>
+        <w:br/>
+      </w:r>
+      <w:r>
+        <w:rPr>
+          <w:rStyle w:val="NormalTok"/>
+        </w:rPr>
+        <w:t xml:space="preserve">replace_urls </w:t>
+      </w:r>
+      <w:r>
+        <w:rPr>
+          <w:rStyle w:val="OtherTok"/>
+        </w:rPr>
+        <w:t xml:space="preserve">&lt;-</w:t>
+      </w:r>
+      <w:r>
+        <w:rPr>
+          <w:rStyle w:val="NormalTok"/>
+        </w:rPr>
+        <w:t xml:space="preserve"> str3 </w:t>
+      </w:r>
+      <w:r>
+        <w:rPr>
+          <w:rStyle w:val="SpecialCharTok"/>
+        </w:rPr>
+        <w:t xml:space="preserve">|&gt;</w:t>
+      </w:r>
+      <w:r>
+        <w:rPr>
+          <w:rStyle w:val="NormalTok"/>
+        </w:rPr>
+        <w:t xml:space="preserve"> </w:t>
+      </w:r>
+      <w:r>
+        <w:br/>
+      </w:r>
+      <w:r>
+        <w:rPr>
+          <w:rStyle w:val="NormalTok"/>
+        </w:rPr>
+        <w:t xml:space="preserve">  </w:t>
+      </w:r>
+      <w:r>
+        <w:rPr>
+          <w:rStyle w:val="FunctionTok"/>
+        </w:rPr>
+        <w:t xml:space="preserve">str_replace_all</w:t>
+      </w:r>
+      <w:r>
+        <w:rPr>
+          <w:rStyle w:val="NormalTok"/>
+        </w:rPr>
+        <w:t xml:space="preserve">(</w:t>
+      </w:r>
+      <w:r>
+        <w:rPr>
+          <w:rStyle w:val="StringTok"/>
+        </w:rPr>
+        <w:t xml:space="preserve">'(https://(</w:t>
+      </w:r>
+      <w:r>
+        <w:rPr>
+          <w:rStyle w:val="SpecialCharTok"/>
+        </w:rPr>
+        <w:t xml:space="preserve">\\</w:t>
+      </w:r>
+      <w:r>
+        <w:rPr>
+          <w:rStyle w:val="StringTok"/>
+        </w:rPr>
+        <w:t xml:space="preserve">w+.)+com)'</w:t>
+      </w:r>
+      <w:r>
+        <w:rPr>
+          <w:rStyle w:val="NormalTok"/>
+        </w:rPr>
+        <w:t xml:space="preserve">,</w:t>
+      </w:r>
+      <w:r>
+        <w:rPr>
+          <w:rStyle w:val="StringTok"/>
+        </w:rPr>
+        <w:t xml:space="preserve">'URL'</w:t>
+      </w:r>
+      <w:r>
+        <w:rPr>
+          <w:rStyle w:val="NormalTok"/>
+        </w:rPr>
+        <w:t xml:space="preserve">)</w:t>
+      </w:r>
+      <w:r>
+        <w:br/>
+      </w:r>
+      <w:r>
+        <w:br/>
+      </w:r>
+      <w:r>
+        <w:rPr>
+          <w:rStyle w:val="NormalTok"/>
+        </w:rPr>
+        <w:t xml:space="preserve">phone_numbers; email_addresses; replace_urls</w:t>
       </w:r>
     </w:p>
-    <w:bookmarkStart w:id="40" w:name="X85da64427c53e12fa3dc7d4a9a06e9cc314fd4f"/>
     <w:p>
       <w:pPr>
-        <w:pStyle w:val="Heading4"/>
-      </w:pPr>
-      <w:r>
-        <w:t xml:space="preserve">a. (4 points) Using regex, create logical flags per sentence: 1)</w:t>
-      </w:r>
-      <w:r>
-        <w:t xml:space="preserve"> </w:t>
-      </w:r>
-      <w:r>
-        <w:rPr>
-          <w:rStyle w:val="VerbatimChar"/>
-        </w:rPr>
-        <w:t xml:space="preserve">has_number</w:t>
-      </w:r>
-      <w:r>
-        <w:t xml:space="preserve">: contains any digit (Arabic numerals); 2)</w:t>
-      </w:r>
-      <w:r>
-        <w:t xml:space="preserve"> </w:t>
-      </w:r>
-      <w:r>
-        <w:rPr>
-          <w:rStyle w:val="VerbatimChar"/>
-        </w:rPr>
-        <w:t xml:space="preserve">has_color</w:t>
-      </w:r>
-      <w:r>
-        <w:t xml:space="preserve">: contains a basic color word from the set</w:t>
-      </w:r>
-      <w:r>
-        <w:t xml:space="preserve"> </w:t>
-      </w:r>
-      <w:r>
-        <w:rPr>
-          <w:rStyle w:val="VerbatimChar"/>
-        </w:rPr>
-        <w:t xml:space="preserve">{red, blue, green, yellow, black, white}</w:t>
-      </w:r>
-      <w:r>
-        <w:t xml:space="preserve"> </w:t>
-      </w:r>
-      <w:r>
-        <w:t xml:space="preserve">(case‑insensitive); 3)</w:t>
-      </w:r>
-      <w:r>
-        <w:t xml:space="preserve"> </w:t>
-      </w:r>
-      <w:r>
-        <w:rPr>
-          <w:rStyle w:val="VerbatimChar"/>
-        </w:rPr>
-        <w:t xml:space="preserve">has_punct</w:t>
-      </w:r>
-      <w:r>
-        <w:t xml:space="preserve">: ends with</w:t>
-      </w:r>
-      <w:r>
-        <w:t xml:space="preserve"> </w:t>
-      </w:r>
-      <w:r>
-        <w:t xml:space="preserve">‘</w:t>
-      </w:r>
-      <w:r>
-        <w:t xml:space="preserve">!</w:t>
-      </w:r>
-      <w:r>
-        <w:t xml:space="preserve">’</w:t>
-      </w:r>
-      <w:r>
-        <w:t xml:space="preserve"> </w:t>
-      </w:r>
-      <w:r>
-        <w:t xml:space="preserve">or</w:t>
-      </w:r>
-      <w:r>
-        <w:t xml:space="preserve"> </w:t>
-      </w:r>
-      <w:r>
-        <w:t xml:space="preserve">‘</w:t>
-      </w:r>
-      <w:r>
-        <w:t xml:space="preserve">?</w:t>
-      </w:r>
-      <w:r>
-        <w:t xml:space="preserve">’</w:t>
-      </w:r>
-      <w:r>
-        <w:t xml:space="preserve">. Report counts of each flag (i.e. how many</w:t>
-      </w:r>
-      <w:r>
-        <w:t xml:space="preserve"> </w:t>
-      </w:r>
-      <w:r>
-        <w:rPr>
-          <w:rStyle w:val="VerbatimChar"/>
-        </w:rPr>
-        <w:t xml:space="preserve">TRUE</w:t>
-      </w:r>
-      <w:r>
-        <w:t xml:space="preserve">).</w:t>
+        <w:pStyle w:val="SourceCode"/>
+      </w:pPr>
+      <w:r>
+        <w:rPr>
+          <w:rStyle w:val="VerbatimChar"/>
+        </w:rPr>
+        <w:t xml:space="preserve">## [[1]]</w:t>
+      </w:r>
+      <w:r>
+        <w:br/>
+      </w:r>
+      <w:r>
+        <w:rPr>
+          <w:rStyle w:val="VerbatimChar"/>
+        </w:rPr>
+        <w:t xml:space="preserve">## [1] "123-456-7890" "555-555-5555"</w:t>
       </w:r>
     </w:p>
-    <w:bookmarkEnd w:id="40"/>
-    <w:bookmarkStart w:id="41" w:name="X5926292e991ae428288510ddcfdef4ebff3ff69"/>
     <w:p>
       <w:pPr>
-        <w:pStyle w:val="Heading4"/>
-      </w:pPr>
-      <w:r>
-        <w:t xml:space="preserve">b. (4 points) 1) Tokenize</w:t>
-      </w:r>
-      <w:r>
-        <w:t xml:space="preserve"> </w:t>
-      </w:r>
-      <w:r>
-        <w:rPr>
-          <w:rStyle w:val="VerbatimChar"/>
-        </w:rPr>
-        <w:t xml:space="preserve">sentences_tbl</w:t>
-      </w:r>
-      <w:r>
-        <w:t xml:space="preserve"> </w:t>
-      </w:r>
-      <w:r>
-        <w:t xml:space="preserve">into one word per row (</w:t>
-      </w:r>
-      <w:r>
-        <w:rPr>
-          <w:rStyle w:val="VerbatimChar"/>
-        </w:rPr>
-        <w:t xml:space="preserve">unnest_tokens(word, text)</w:t>
-      </w:r>
-      <w:r>
-        <w:t xml:space="preserve"> </w:t>
-      </w:r>
-      <w:r>
-        <w:t xml:space="preserve">from</w:t>
-      </w:r>
-      <w:r>
-        <w:t xml:space="preserve"> </w:t>
-      </w:r>
-      <w:r>
-        <w:rPr>
-          <w:rStyle w:val="VerbatimChar"/>
-        </w:rPr>
-        <w:t xml:space="preserve">tidytext</w:t>
-      </w:r>
-      <w:r>
-        <w:t xml:space="preserve">). 2) Remove stop words using</w:t>
-      </w:r>
-      <w:r>
-        <w:t xml:space="preserve"> </w:t>
-      </w:r>
-      <w:r>
-        <w:rPr>
-          <w:rStyle w:val="VerbatimChar"/>
-        </w:rPr>
-        <w:t xml:space="preserve">tidytext::stop_words</w:t>
-      </w:r>
-      <w:r>
-        <w:t xml:space="preserve">. 3) Compute the top 15 most frequent words overall (in descending order) and plot a horizontal bar chart.</w:t>
+        <w:pStyle w:val="SourceCode"/>
+      </w:pPr>
+      <w:r>
+        <w:rPr>
+          <w:rStyle w:val="VerbatimChar"/>
+        </w:rPr>
+        <w:t xml:space="preserve">## [[1]]</w:t>
+      </w:r>
+      <w:r>
+        <w:br/>
+      </w:r>
+      <w:r>
+        <w:rPr>
+          <w:rStyle w:val="VerbatimChar"/>
+        </w:rPr>
+        <w:t xml:space="preserve">## [1] "info@example.com"    "support@example.com"</w:t>
       </w:r>
     </w:p>
-    <w:bookmarkEnd w:id="41"/>
-    <w:bookmarkStart w:id="42" w:name="Xd5c9e14767b9efae6cf1e4d9825e2501903e274"/>
     <w:p>
       <w:pPr>
-        <w:pStyle w:val="Heading4"/>
-      </w:pPr>
-      <w:r>
-        <w:t xml:space="preserve">c. (4 points) 1) Create bi‑grams (two‑word sequences) from the sentences. (Hint:</w:t>
-      </w:r>
-      <w:r>
-        <w:t xml:space="preserve"> </w:t>
-      </w:r>
-      <w:r>
-        <w:rPr>
-          <w:rStyle w:val="VerbatimChar"/>
-        </w:rPr>
-        <w:t xml:space="preserve">unnest_tokens(bigram, text, token = "ngrams", n = 2)</w:t>
-      </w:r>
-      <w:r>
-        <w:t xml:space="preserve">). 2) Remove bi‑grams where either token is a stop word. 3) Show the top 15 bigrams by count using a bar chart.</w:t>
+        <w:pStyle w:val="SourceCode"/>
+      </w:pPr>
+      <w:r>
+        <w:rPr>
+          <w:rStyle w:val="VerbatimChar"/>
+        </w:rPr>
+        <w:t xml:space="preserve">## [1] "Check out our website at URL and our blog at URL."</w:t>
       </w:r>
     </w:p>
     <w:bookmarkEnd w:id="42"/>
-    <w:bookmarkEnd w:id="43"/>
-    <w:bookmarkStart w:id="48" w:name="Xc79d169afbbedd8754ab291aaa6c8dc79cc9a79"/>
+    <w:bookmarkStart w:id="52" w:name="Xa2aa07b307434b4585cab4c39bbd4c4a0d5edf0"/>
     <w:p>
       <w:pPr>
         <w:pStyle w:val="Heading3"/>
       </w:pPr>
       <w:r>
-        <w:t xml:space="preserve">8. (12 points) In this question, you will analyze a classic public‑domain text named</w:t>
-      </w:r>
-      <w:r>
-        <w:t xml:space="preserve"> </w:t>
-      </w:r>
-      <w:r>
-        <w:t xml:space="preserve">“</w:t>
-      </w:r>
-      <w:r>
-        <w:t xml:space="preserve">Pride and Prejudice</w:t>
-      </w:r>
-      <w:r>
-        <w:t xml:space="preserve">”</w:t>
-      </w:r>
-      <w:r>
-        <w:t xml:space="preserve"> </w:t>
-      </w:r>
-      <w:r>
-        <w:t xml:space="preserve">from the</w:t>
-      </w:r>
-      <w:r>
-        <w:t xml:space="preserve"> </w:t>
-      </w:r>
-      <w:r>
-        <w:rPr>
-          <w:rStyle w:val="VerbatimChar"/>
-        </w:rPr>
-        <w:t xml:space="preserve">janeaustenr</w:t>
-      </w:r>
-      <w:r>
-        <w:t xml:space="preserve"> </w:t>
-      </w:r>
-      <w:r>
-        <w:t xml:space="preserve">package.</w:t>
+        <w:t xml:space="preserve">7. (12 points) In this question, you will use the built‑in</w:t>
+      </w:r>
+      <w:r>
+        <w:t xml:space="preserve"> </w:t>
+      </w:r>
+      <w:r>
+        <w:rPr>
+          <w:rStyle w:val="VerbatimChar"/>
+        </w:rPr>
+        <w:t xml:space="preserve">stringr::sentences</w:t>
+      </w:r>
+      <w:r>
+        <w:t xml:space="preserve"> </w:t>
+      </w:r>
+      <w:r>
+        <w:t xml:space="preserve">vector.</w:t>
       </w:r>
     </w:p>
     <w:p>
@@ -2457,36 +5509,9 @@
       </w:pPr>
       <w:r>
         <w:rPr>
-          <w:rStyle w:val="FunctionTok"/>
-        </w:rPr>
-        <w:t xml:space="preserve">library</w:t>
-      </w:r>
-      <w:r>
-        <w:rPr>
-          <w:rStyle w:val="NormalTok"/>
-        </w:rPr>
-        <w:t xml:space="preserve">(janeaustenr)</w:t>
-      </w:r>
-      <w:r>
-        <w:br/>
-      </w:r>
-      <w:r>
-        <w:br/>
-      </w:r>
-      <w:r>
-        <w:rPr>
-          <w:rStyle w:val="CommentTok"/>
-        </w:rPr>
-        <w:t xml:space="preserve"># choose one book, e.g. Pride and Prejudice</w:t>
-      </w:r>
-      <w:r>
-        <w:br/>
-      </w:r>
-      <w:r>
-        <w:rPr>
-          <w:rStyle w:val="NormalTok"/>
-        </w:rPr>
-        <w:t xml:space="preserve">book_df </w:t>
+          <w:rStyle w:val="NormalTok"/>
+        </w:rPr>
+        <w:t xml:space="preserve">sentences_vec </w:t>
       </w:r>
       <w:r>
         <w:rPr>
@@ -2498,13 +5523,396 @@
         <w:rPr>
           <w:rStyle w:val="NormalTok"/>
         </w:rPr>
-        <w:t xml:space="preserve"> prideprejudice </w:t>
+        <w:t xml:space="preserve"> stringr</w:t>
       </w:r>
       <w:r>
         <w:rPr>
           <w:rStyle w:val="SpecialCharTok"/>
         </w:rPr>
-        <w:t xml:space="preserve">%&gt;%</w:t>
+        <w:t xml:space="preserve">::</w:t>
+      </w:r>
+      <w:r>
+        <w:rPr>
+          <w:rStyle w:val="NormalTok"/>
+        </w:rPr>
+        <w:t xml:space="preserve">sentences</w:t>
+      </w:r>
+      <w:r>
+        <w:br/>
+      </w:r>
+      <w:r>
+        <w:rPr>
+          <w:rStyle w:val="NormalTok"/>
+        </w:rPr>
+        <w:t xml:space="preserve">sentences_tbl </w:t>
+      </w:r>
+      <w:r>
+        <w:rPr>
+          <w:rStyle w:val="OtherTok"/>
+        </w:rPr>
+        <w:t xml:space="preserve">&lt;-</w:t>
+      </w:r>
+      <w:r>
+        <w:rPr>
+          <w:rStyle w:val="NormalTok"/>
+        </w:rPr>
+        <w:t xml:space="preserve"> </w:t>
+      </w:r>
+      <w:r>
+        <w:rPr>
+          <w:rStyle w:val="FunctionTok"/>
+        </w:rPr>
+        <w:t xml:space="preserve">tibble</w:t>
+      </w:r>
+      <w:r>
+        <w:rPr>
+          <w:rStyle w:val="NormalTok"/>
+        </w:rPr>
+        <w:t xml:space="preserve">(</w:t>
+      </w:r>
+      <w:r>
+        <w:rPr>
+          <w:rStyle w:val="AttributeTok"/>
+        </w:rPr>
+        <w:t xml:space="preserve">id =</w:t>
+      </w:r>
+      <w:r>
+        <w:rPr>
+          <w:rStyle w:val="NormalTok"/>
+        </w:rPr>
+        <w:t xml:space="preserve"> </w:t>
+      </w:r>
+      <w:r>
+        <w:rPr>
+          <w:rStyle w:val="FunctionTok"/>
+        </w:rPr>
+        <w:t xml:space="preserve">seq_along</w:t>
+      </w:r>
+      <w:r>
+        <w:rPr>
+          <w:rStyle w:val="NormalTok"/>
+        </w:rPr>
+        <w:t xml:space="preserve">(sentences_vec), </w:t>
+      </w:r>
+      <w:r>
+        <w:rPr>
+          <w:rStyle w:val="AttributeTok"/>
+        </w:rPr>
+        <w:t xml:space="preserve">text =</w:t>
+      </w:r>
+      <w:r>
+        <w:rPr>
+          <w:rStyle w:val="NormalTok"/>
+        </w:rPr>
+        <w:t xml:space="preserve"> sentences_vec)</w:t>
+      </w:r>
+      <w:r>
+        <w:br/>
+      </w:r>
+      <w:r>
+        <w:br/>
+      </w:r>
+      <w:r>
+        <w:rPr>
+          <w:rStyle w:val="FunctionTok"/>
+        </w:rPr>
+        <w:t xml:space="preserve">head</w:t>
+      </w:r>
+      <w:r>
+        <w:rPr>
+          <w:rStyle w:val="NormalTok"/>
+        </w:rPr>
+        <w:t xml:space="preserve">(sentences_vec,</w:t>
+      </w:r>
+      <w:r>
+        <w:rPr>
+          <w:rStyle w:val="DecValTok"/>
+        </w:rPr>
+        <w:t xml:space="preserve">5</w:t>
+      </w:r>
+      <w:r>
+        <w:rPr>
+          <w:rStyle w:val="NormalTok"/>
+        </w:rPr>
+        <w:t xml:space="preserve">)</w:t>
+      </w:r>
+    </w:p>
+    <w:p>
+      <w:pPr>
+        <w:pStyle w:val="SourceCode"/>
+      </w:pPr>
+      <w:r>
+        <w:rPr>
+          <w:rStyle w:val="VerbatimChar"/>
+        </w:rPr>
+        <w:t xml:space="preserve">## [1] "The birch canoe slid on the smooth planks." </w:t>
+      </w:r>
+      <w:r>
+        <w:br/>
+      </w:r>
+      <w:r>
+        <w:rPr>
+          <w:rStyle w:val="VerbatimChar"/>
+        </w:rPr>
+        <w:t xml:space="preserve">## [2] "Glue the sheet to the dark blue background."</w:t>
+      </w:r>
+      <w:r>
+        <w:br/>
+      </w:r>
+      <w:r>
+        <w:rPr>
+          <w:rStyle w:val="VerbatimChar"/>
+        </w:rPr>
+        <w:t xml:space="preserve">## [3] "It's easy to tell the depth of a well."     </w:t>
+      </w:r>
+      <w:r>
+        <w:br/>
+      </w:r>
+      <w:r>
+        <w:rPr>
+          <w:rStyle w:val="VerbatimChar"/>
+        </w:rPr>
+        <w:t xml:space="preserve">## [4] "These days a chicken leg is a rare dish."   </w:t>
+      </w:r>
+      <w:r>
+        <w:br/>
+      </w:r>
+      <w:r>
+        <w:rPr>
+          <w:rStyle w:val="VerbatimChar"/>
+        </w:rPr>
+        <w:t xml:space="preserve">## [5] "Rice is often served in round bowls."</w:t>
+      </w:r>
+    </w:p>
+    <w:p>
+      <w:pPr>
+        <w:pStyle w:val="SourceCode"/>
+      </w:pPr>
+      <w:r>
+        <w:rPr>
+          <w:rStyle w:val="FunctionTok"/>
+        </w:rPr>
+        <w:t xml:space="preserve">head</w:t>
+      </w:r>
+      <w:r>
+        <w:rPr>
+          <w:rStyle w:val="NormalTok"/>
+        </w:rPr>
+        <w:t xml:space="preserve">(sentences_tbl,</w:t>
+      </w:r>
+      <w:r>
+        <w:rPr>
+          <w:rStyle w:val="DecValTok"/>
+        </w:rPr>
+        <w:t xml:space="preserve">5</w:t>
+      </w:r>
+      <w:r>
+        <w:rPr>
+          <w:rStyle w:val="NormalTok"/>
+        </w:rPr>
+        <w:t xml:space="preserve">)</w:t>
+      </w:r>
+    </w:p>
+    <w:p>
+      <w:pPr>
+        <w:pStyle w:val="SourceCode"/>
+      </w:pPr>
+      <w:r>
+        <w:rPr>
+          <w:rStyle w:val="VerbatimChar"/>
+        </w:rPr>
+        <w:t xml:space="preserve">## # A tibble: 5 × 2</w:t>
+      </w:r>
+      <w:r>
+        <w:br/>
+      </w:r>
+      <w:r>
+        <w:rPr>
+          <w:rStyle w:val="VerbatimChar"/>
+        </w:rPr>
+        <w:t xml:space="preserve">##      id text                                       </w:t>
+      </w:r>
+      <w:r>
+        <w:br/>
+      </w:r>
+      <w:r>
+        <w:rPr>
+          <w:rStyle w:val="VerbatimChar"/>
+        </w:rPr>
+        <w:t xml:space="preserve">##   &lt;int&gt; &lt;chr&gt;                                      </w:t>
+      </w:r>
+      <w:r>
+        <w:br/>
+      </w:r>
+      <w:r>
+        <w:rPr>
+          <w:rStyle w:val="VerbatimChar"/>
+        </w:rPr>
+        <w:t xml:space="preserve">## 1     1 The birch canoe slid on the smooth planks. </w:t>
+      </w:r>
+      <w:r>
+        <w:br/>
+      </w:r>
+      <w:r>
+        <w:rPr>
+          <w:rStyle w:val="VerbatimChar"/>
+        </w:rPr>
+        <w:t xml:space="preserve">## 2     2 Glue the sheet to the dark blue background.</w:t>
+      </w:r>
+      <w:r>
+        <w:br/>
+      </w:r>
+      <w:r>
+        <w:rPr>
+          <w:rStyle w:val="VerbatimChar"/>
+        </w:rPr>
+        <w:t xml:space="preserve">## 3     3 It's easy to tell the depth of a well.     </w:t>
+      </w:r>
+      <w:r>
+        <w:br/>
+      </w:r>
+      <w:r>
+        <w:rPr>
+          <w:rStyle w:val="VerbatimChar"/>
+        </w:rPr>
+        <w:t xml:space="preserve">## 4     4 These days a chicken leg is a rare dish.   </w:t>
+      </w:r>
+      <w:r>
+        <w:br/>
+      </w:r>
+      <w:r>
+        <w:rPr>
+          <w:rStyle w:val="VerbatimChar"/>
+        </w:rPr>
+        <w:t xml:space="preserve">## 5     5 Rice is often served in round bowls.</w:t>
+      </w:r>
+    </w:p>
+    <w:bookmarkStart w:id="43" w:name="X85da64427c53e12fa3dc7d4a9a06e9cc314fd4f"/>
+    <w:p>
+      <w:pPr>
+        <w:pStyle w:val="Heading4"/>
+      </w:pPr>
+      <w:r>
+        <w:t xml:space="preserve">a. (4 points) Using regex, create logical flags per sentence: 1)</w:t>
+      </w:r>
+      <w:r>
+        <w:t xml:space="preserve"> </w:t>
+      </w:r>
+      <w:r>
+        <w:rPr>
+          <w:rStyle w:val="VerbatimChar"/>
+        </w:rPr>
+        <w:t xml:space="preserve">has_number</w:t>
+      </w:r>
+      <w:r>
+        <w:t xml:space="preserve">: contains any digit (Arabic numerals); 2)</w:t>
+      </w:r>
+      <w:r>
+        <w:t xml:space="preserve"> </w:t>
+      </w:r>
+      <w:r>
+        <w:rPr>
+          <w:rStyle w:val="VerbatimChar"/>
+        </w:rPr>
+        <w:t xml:space="preserve">has_color</w:t>
+      </w:r>
+      <w:r>
+        <w:t xml:space="preserve">: contains a basic color word from the set</w:t>
+      </w:r>
+      <w:r>
+        <w:t xml:space="preserve"> </w:t>
+      </w:r>
+      <w:r>
+        <w:rPr>
+          <w:rStyle w:val="VerbatimChar"/>
+        </w:rPr>
+        <w:t xml:space="preserve">{red, blue, green, yellow, black, white}</w:t>
+      </w:r>
+      <w:r>
+        <w:t xml:space="preserve"> </w:t>
+      </w:r>
+      <w:r>
+        <w:t xml:space="preserve">(case‑insensitive); 3)</w:t>
+      </w:r>
+      <w:r>
+        <w:t xml:space="preserve"> </w:t>
+      </w:r>
+      <w:r>
+        <w:rPr>
+          <w:rStyle w:val="VerbatimChar"/>
+        </w:rPr>
+        <w:t xml:space="preserve">has_punct</w:t>
+      </w:r>
+      <w:r>
+        <w:t xml:space="preserve">: ends with</w:t>
+      </w:r>
+      <w:r>
+        <w:t xml:space="preserve"> </w:t>
+      </w:r>
+      <w:r>
+        <w:t xml:space="preserve">‘!’</w:t>
+      </w:r>
+      <w:r>
+        <w:t xml:space="preserve"> </w:t>
+      </w:r>
+      <w:r>
+        <w:t xml:space="preserve">or</w:t>
+      </w:r>
+      <w:r>
+        <w:t xml:space="preserve"> </w:t>
+      </w:r>
+      <w:r>
+        <w:t xml:space="preserve">‘?’</w:t>
+      </w:r>
+      <w:r>
+        <w:t xml:space="preserve">. Report counts of each flag (i.e. how many</w:t>
+      </w:r>
+      <w:r>
+        <w:t xml:space="preserve"> </w:t>
+      </w:r>
+      <w:r>
+        <w:rPr>
+          <w:rStyle w:val="VerbatimChar"/>
+        </w:rPr>
+        <w:t xml:space="preserve">TRUE</w:t>
+      </w:r>
+      <w:r>
+        <w:t xml:space="preserve">).</w:t>
+      </w:r>
+    </w:p>
+    <w:p>
+      <w:pPr>
+        <w:pStyle w:val="SourceCode"/>
+      </w:pPr>
+      <w:r>
+        <w:rPr>
+          <w:rStyle w:val="NormalTok"/>
+        </w:rPr>
+        <w:t xml:space="preserve">flags </w:t>
+      </w:r>
+      <w:r>
+        <w:rPr>
+          <w:rStyle w:val="OtherTok"/>
+        </w:rPr>
+        <w:t xml:space="preserve">&lt;-</w:t>
+      </w:r>
+      <w:r>
+        <w:rPr>
+          <w:rStyle w:val="NormalTok"/>
+        </w:rPr>
+        <w:t xml:space="preserve"> sentences_tbl </w:t>
+      </w:r>
+      <w:r>
+        <w:rPr>
+          <w:rStyle w:val="SpecialCharTok"/>
+        </w:rPr>
+        <w:t xml:space="preserve">|&gt;</w:t>
+      </w:r>
+      <w:r>
+        <w:rPr>
+          <w:rStyle w:val="NormalTok"/>
+        </w:rPr>
+        <w:t xml:space="preserve"> </w:t>
       </w:r>
       <w:r>
         <w:br/>
@@ -2519,7 +5927,7 @@
         <w:rPr>
           <w:rStyle w:val="FunctionTok"/>
         </w:rPr>
-        <w:t xml:space="preserve">tibble</w:t>
+        <w:t xml:space="preserve">mutate</w:t>
       </w:r>
       <w:r>
         <w:rPr>
@@ -2528,22 +5936,193 @@
         <w:t xml:space="preserve">(</w:t>
       </w:r>
       <w:r>
+        <w:br/>
+      </w:r>
+      <w:r>
+        <w:rPr>
+          <w:rStyle w:val="NormalTok"/>
+        </w:rPr>
+        <w:t xml:space="preserve">    </w:t>
+      </w:r>
+      <w:r>
         <w:rPr>
           <w:rStyle w:val="AttributeTok"/>
         </w:rPr>
-        <w:t xml:space="preserve">text =</w:t>
-      </w:r>
-      <w:r>
-        <w:rPr>
-          <w:rStyle w:val="NormalTok"/>
-        </w:rPr>
-        <w:t xml:space="preserve"> .) </w:t>
+        <w:t xml:space="preserve">has_number =</w:t>
+      </w:r>
+      <w:r>
+        <w:rPr>
+          <w:rStyle w:val="NormalTok"/>
+        </w:rPr>
+        <w:t xml:space="preserve"> </w:t>
+      </w:r>
+      <w:r>
+        <w:rPr>
+          <w:rStyle w:val="FunctionTok"/>
+        </w:rPr>
+        <w:t xml:space="preserve">str_detect</w:t>
+      </w:r>
+      <w:r>
+        <w:rPr>
+          <w:rStyle w:val="NormalTok"/>
+        </w:rPr>
+        <w:t xml:space="preserve">(text, </w:t>
+      </w:r>
+      <w:r>
+        <w:rPr>
+          <w:rStyle w:val="StringTok"/>
+        </w:rPr>
+        <w:t xml:space="preserve">'</w:t>
       </w:r>
       <w:r>
         <w:rPr>
           <w:rStyle w:val="SpecialCharTok"/>
         </w:rPr>
-        <w:t xml:space="preserve">%&gt;%</w:t>
+        <w:t xml:space="preserve">\\</w:t>
+      </w:r>
+      <w:r>
+        <w:rPr>
+          <w:rStyle w:val="StringTok"/>
+        </w:rPr>
+        <w:t xml:space="preserve">d'</w:t>
+      </w:r>
+      <w:r>
+        <w:rPr>
+          <w:rStyle w:val="NormalTok"/>
+        </w:rPr>
+        <w:t xml:space="preserve">),</w:t>
+      </w:r>
+      <w:r>
+        <w:br/>
+      </w:r>
+      <w:r>
+        <w:rPr>
+          <w:rStyle w:val="NormalTok"/>
+        </w:rPr>
+        <w:t xml:space="preserve">    </w:t>
+      </w:r>
+      <w:r>
+        <w:rPr>
+          <w:rStyle w:val="AttributeTok"/>
+        </w:rPr>
+        <w:t xml:space="preserve">has_color =</w:t>
+      </w:r>
+      <w:r>
+        <w:rPr>
+          <w:rStyle w:val="NormalTok"/>
+        </w:rPr>
+        <w:t xml:space="preserve"> </w:t>
+      </w:r>
+      <w:r>
+        <w:rPr>
+          <w:rStyle w:val="FunctionTok"/>
+        </w:rPr>
+        <w:t xml:space="preserve">str_detect</w:t>
+      </w:r>
+      <w:r>
+        <w:rPr>
+          <w:rStyle w:val="NormalTok"/>
+        </w:rPr>
+        <w:t xml:space="preserve">(text, </w:t>
+      </w:r>
+      <w:r>
+        <w:rPr>
+          <w:rStyle w:val="StringTok"/>
+        </w:rPr>
+        <w:t xml:space="preserve">'(red)|(blue)|(green)|(yellow)|(black)|(white)'</w:t>
+      </w:r>
+      <w:r>
+        <w:rPr>
+          <w:rStyle w:val="NormalTok"/>
+        </w:rPr>
+        <w:t xml:space="preserve">),</w:t>
+      </w:r>
+      <w:r>
+        <w:br/>
+      </w:r>
+      <w:r>
+        <w:rPr>
+          <w:rStyle w:val="NormalTok"/>
+        </w:rPr>
+        <w:t xml:space="preserve">    </w:t>
+      </w:r>
+      <w:r>
+        <w:rPr>
+          <w:rStyle w:val="AttributeTok"/>
+        </w:rPr>
+        <w:t xml:space="preserve">has_punct =</w:t>
+      </w:r>
+      <w:r>
+        <w:rPr>
+          <w:rStyle w:val="NormalTok"/>
+        </w:rPr>
+        <w:t xml:space="preserve"> </w:t>
+      </w:r>
+      <w:r>
+        <w:rPr>
+          <w:rStyle w:val="FunctionTok"/>
+        </w:rPr>
+        <w:t xml:space="preserve">str_detect</w:t>
+      </w:r>
+      <w:r>
+        <w:rPr>
+          <w:rStyle w:val="NormalTok"/>
+        </w:rPr>
+        <w:t xml:space="preserve">(text, </w:t>
+      </w:r>
+      <w:r>
+        <w:rPr>
+          <w:rStyle w:val="StringTok"/>
+        </w:rPr>
+        <w:t xml:space="preserve">'[!|?]$'</w:t>
+      </w:r>
+      <w:r>
+        <w:rPr>
+          <w:rStyle w:val="NormalTok"/>
+        </w:rPr>
+        <w:t xml:space="preserve">)</w:t>
+      </w:r>
+      <w:r>
+        <w:br/>
+      </w:r>
+      <w:r>
+        <w:rPr>
+          <w:rStyle w:val="NormalTok"/>
+        </w:rPr>
+        <w:t xml:space="preserve">  )</w:t>
+      </w:r>
+      <w:r>
+        <w:br/>
+      </w:r>
+      <w:r>
+        <w:rPr>
+          <w:rStyle w:val="NormalTok"/>
+        </w:rPr>
+        <w:t xml:space="preserve">flags_count </w:t>
+      </w:r>
+      <w:r>
+        <w:rPr>
+          <w:rStyle w:val="OtherTok"/>
+        </w:rPr>
+        <w:t xml:space="preserve">&lt;-</w:t>
+      </w:r>
+      <w:r>
+        <w:rPr>
+          <w:rStyle w:val="NormalTok"/>
+        </w:rPr>
+        <w:t xml:space="preserve"> flags </w:t>
+      </w:r>
+      <w:r>
+        <w:rPr>
+          <w:rStyle w:val="SpecialCharTok"/>
+        </w:rPr>
+        <w:t xml:space="preserve">|&gt;</w:t>
+      </w:r>
+      <w:r>
+        <w:rPr>
+          <w:rStyle w:val="NormalTok"/>
+        </w:rPr>
+        <w:t xml:space="preserve"> </w:t>
       </w:r>
       <w:r>
         <w:br/>
@@ -2558,7 +6137,207 @@
         <w:rPr>
           <w:rStyle w:val="FunctionTok"/>
         </w:rPr>
-        <w:t xml:space="preserve">mutate</w:t>
+        <w:t xml:space="preserve">select</w:t>
+      </w:r>
+      <w:r>
+        <w:rPr>
+          <w:rStyle w:val="NormalTok"/>
+        </w:rPr>
+        <w:t xml:space="preserve">(has_number,has_color,has_punct) </w:t>
+      </w:r>
+      <w:r>
+        <w:rPr>
+          <w:rStyle w:val="SpecialCharTok"/>
+        </w:rPr>
+        <w:t xml:space="preserve">|&gt;</w:t>
+      </w:r>
+      <w:r>
+        <w:rPr>
+          <w:rStyle w:val="NormalTok"/>
+        </w:rPr>
+        <w:t xml:space="preserve"> </w:t>
+      </w:r>
+      <w:r>
+        <w:br/>
+      </w:r>
+      <w:r>
+        <w:rPr>
+          <w:rStyle w:val="NormalTok"/>
+        </w:rPr>
+        <w:t xml:space="preserve">  </w:t>
+      </w:r>
+      <w:r>
+        <w:rPr>
+          <w:rStyle w:val="FunctionTok"/>
+        </w:rPr>
+        <w:t xml:space="preserve">colSums</w:t>
+      </w:r>
+      <w:r>
+        <w:rPr>
+          <w:rStyle w:val="NormalTok"/>
+        </w:rPr>
+        <w:t xml:space="preserve">()</w:t>
+      </w:r>
+      <w:r>
+        <w:br/>
+      </w:r>
+      <w:r>
+        <w:rPr>
+          <w:rStyle w:val="NormalTok"/>
+        </w:rPr>
+        <w:t xml:space="preserve">flags_count</w:t>
+      </w:r>
+    </w:p>
+    <w:p>
+      <w:pPr>
+        <w:pStyle w:val="SourceCode"/>
+      </w:pPr>
+      <w:r>
+        <w:rPr>
+          <w:rStyle w:val="VerbatimChar"/>
+        </w:rPr>
+        <w:t xml:space="preserve">## has_number  has_color  has_punct </w:t>
+      </w:r>
+      <w:r>
+        <w:br/>
+      </w:r>
+      <w:r>
+        <w:rPr>
+          <w:rStyle w:val="VerbatimChar"/>
+        </w:rPr>
+        <w:t xml:space="preserve">##          0         65          0</w:t>
+      </w:r>
+    </w:p>
+    <w:bookmarkEnd w:id="43"/>
+    <w:bookmarkStart w:id="47" w:name="X5926292e991ae428288510ddcfdef4ebff3ff69"/>
+    <w:p>
+      <w:pPr>
+        <w:pStyle w:val="Heading4"/>
+      </w:pPr>
+      <w:r>
+        <w:t xml:space="preserve">b. (4 points) 1) Tokenize</w:t>
+      </w:r>
+      <w:r>
+        <w:t xml:space="preserve"> </w:t>
+      </w:r>
+      <w:r>
+        <w:rPr>
+          <w:rStyle w:val="VerbatimChar"/>
+        </w:rPr>
+        <w:t xml:space="preserve">sentences_tbl</w:t>
+      </w:r>
+      <w:r>
+        <w:t xml:space="preserve"> </w:t>
+      </w:r>
+      <w:r>
+        <w:t xml:space="preserve">into one word per row (</w:t>
+      </w:r>
+      <w:r>
+        <w:rPr>
+          <w:rStyle w:val="VerbatimChar"/>
+        </w:rPr>
+        <w:t xml:space="preserve">unnest_tokens(word, text)</w:t>
+      </w:r>
+      <w:r>
+        <w:t xml:space="preserve"> </w:t>
+      </w:r>
+      <w:r>
+        <w:t xml:space="preserve">from</w:t>
+      </w:r>
+      <w:r>
+        <w:t xml:space="preserve"> </w:t>
+      </w:r>
+      <w:r>
+        <w:rPr>
+          <w:rStyle w:val="VerbatimChar"/>
+        </w:rPr>
+        <w:t xml:space="preserve">tidytext</w:t>
+      </w:r>
+      <w:r>
+        <w:t xml:space="preserve">). 2) Remove stop words using</w:t>
+      </w:r>
+      <w:r>
+        <w:t xml:space="preserve"> </w:t>
+      </w:r>
+      <w:r>
+        <w:rPr>
+          <w:rStyle w:val="VerbatimChar"/>
+        </w:rPr>
+        <w:t xml:space="preserve">tidytext::stop_words</w:t>
+      </w:r>
+      <w:r>
+        <w:t xml:space="preserve">. 3) Compute the top 15 most frequent words overall (in descending order) and plot a horizontal bar chart.</w:t>
+      </w:r>
+    </w:p>
+    <w:p>
+      <w:pPr>
+        <w:pStyle w:val="SourceCode"/>
+      </w:pPr>
+      <w:r>
+        <w:rPr>
+          <w:rStyle w:val="NormalTok"/>
+        </w:rPr>
+        <w:t xml:space="preserve">most_freq_words </w:t>
+      </w:r>
+      <w:r>
+        <w:rPr>
+          <w:rStyle w:val="OtherTok"/>
+        </w:rPr>
+        <w:t xml:space="preserve">&lt;-</w:t>
+      </w:r>
+      <w:r>
+        <w:rPr>
+          <w:rStyle w:val="NormalTok"/>
+        </w:rPr>
+        <w:t xml:space="preserve"> sentences_tbl </w:t>
+      </w:r>
+      <w:r>
+        <w:rPr>
+          <w:rStyle w:val="SpecialCharTok"/>
+        </w:rPr>
+        <w:t xml:space="preserve">|&gt;</w:t>
+      </w:r>
+      <w:r>
+        <w:br/>
+      </w:r>
+      <w:r>
+        <w:rPr>
+          <w:rStyle w:val="NormalTok"/>
+        </w:rPr>
+        <w:t xml:space="preserve">  </w:t>
+      </w:r>
+      <w:r>
+        <w:rPr>
+          <w:rStyle w:val="FunctionTok"/>
+        </w:rPr>
+        <w:t xml:space="preserve">unnest_tokens</w:t>
+      </w:r>
+      <w:r>
+        <w:rPr>
+          <w:rStyle w:val="NormalTok"/>
+        </w:rPr>
+        <w:t xml:space="preserve">(word,text) </w:t>
+      </w:r>
+      <w:r>
+        <w:rPr>
+          <w:rStyle w:val="SpecialCharTok"/>
+        </w:rPr>
+        <w:t xml:space="preserve">|&gt;</w:t>
+      </w:r>
+      <w:r>
+        <w:br/>
+      </w:r>
+      <w:r>
+        <w:rPr>
+          <w:rStyle w:val="NormalTok"/>
+        </w:rPr>
+        <w:t xml:space="preserve">  </w:t>
+      </w:r>
+      <w:r>
+        <w:rPr>
+          <w:rStyle w:val="FunctionTok"/>
+        </w:rPr>
+        <w:t xml:space="preserve">filter</w:t>
       </w:r>
       <w:r>
         <w:rPr>
@@ -2568,33 +6347,282 @@
       </w:r>
       <w:r>
         <w:rPr>
+          <w:rStyle w:val="SpecialCharTok"/>
+        </w:rPr>
+        <w:t xml:space="preserve">!</w:t>
+      </w:r>
+      <w:r>
+        <w:rPr>
+          <w:rStyle w:val="NormalTok"/>
+        </w:rPr>
+        <w:t xml:space="preserve">word </w:t>
+      </w:r>
+      <w:r>
+        <w:rPr>
+          <w:rStyle w:val="SpecialCharTok"/>
+        </w:rPr>
+        <w:t xml:space="preserve">%in%</w:t>
+      </w:r>
+      <w:r>
+        <w:rPr>
+          <w:rStyle w:val="NormalTok"/>
+        </w:rPr>
+        <w:t xml:space="preserve"> tidytext</w:t>
+      </w:r>
+      <w:r>
+        <w:rPr>
+          <w:rStyle w:val="SpecialCharTok"/>
+        </w:rPr>
+        <w:t xml:space="preserve">::</w:t>
+      </w:r>
+      <w:r>
+        <w:rPr>
+          <w:rStyle w:val="NormalTok"/>
+        </w:rPr>
+        <w:t xml:space="preserve">stop_words</w:t>
+      </w:r>
+      <w:r>
+        <w:rPr>
+          <w:rStyle w:val="SpecialCharTok"/>
+        </w:rPr>
+        <w:t xml:space="preserve">$</w:t>
+      </w:r>
+      <w:r>
+        <w:rPr>
+          <w:rStyle w:val="NormalTok"/>
+        </w:rPr>
+        <w:t xml:space="preserve">word) </w:t>
+      </w:r>
+      <w:r>
+        <w:rPr>
+          <w:rStyle w:val="SpecialCharTok"/>
+        </w:rPr>
+        <w:t xml:space="preserve">|&gt;</w:t>
+      </w:r>
+      <w:r>
+        <w:br/>
+      </w:r>
+      <w:r>
+        <w:rPr>
+          <w:rStyle w:val="NormalTok"/>
+        </w:rPr>
+        <w:t xml:space="preserve">  </w:t>
+      </w:r>
+      <w:r>
+        <w:rPr>
+          <w:rStyle w:val="FunctionTok"/>
+        </w:rPr>
+        <w:t xml:space="preserve">count</w:t>
+      </w:r>
+      <w:r>
+        <w:rPr>
+          <w:rStyle w:val="NormalTok"/>
+        </w:rPr>
+        <w:t xml:space="preserve">(word) </w:t>
+      </w:r>
+      <w:r>
+        <w:rPr>
+          <w:rStyle w:val="SpecialCharTok"/>
+        </w:rPr>
+        <w:t xml:space="preserve">|&gt;</w:t>
+      </w:r>
+      <w:r>
+        <w:br/>
+      </w:r>
+      <w:r>
+        <w:rPr>
+          <w:rStyle w:val="NormalTok"/>
+        </w:rPr>
+        <w:t xml:space="preserve">  </w:t>
+      </w:r>
+      <w:r>
+        <w:rPr>
+          <w:rStyle w:val="FunctionTok"/>
+        </w:rPr>
+        <w:t xml:space="preserve">arrange</w:t>
+      </w:r>
+      <w:r>
+        <w:rPr>
+          <w:rStyle w:val="NormalTok"/>
+        </w:rPr>
+        <w:t xml:space="preserve">(</w:t>
+      </w:r>
+      <w:r>
+        <w:rPr>
+          <w:rStyle w:val="FunctionTok"/>
+        </w:rPr>
+        <w:t xml:space="preserve">desc</w:t>
+      </w:r>
+      <w:r>
+        <w:rPr>
+          <w:rStyle w:val="NormalTok"/>
+        </w:rPr>
+        <w:t xml:space="preserve">(n)) </w:t>
+      </w:r>
+      <w:r>
+        <w:rPr>
+          <w:rStyle w:val="SpecialCharTok"/>
+        </w:rPr>
+        <w:t xml:space="preserve">|&gt;</w:t>
+      </w:r>
+      <w:r>
+        <w:br/>
+      </w:r>
+      <w:r>
+        <w:rPr>
+          <w:rStyle w:val="NormalTok"/>
+        </w:rPr>
+        <w:t xml:space="preserve">  </w:t>
+      </w:r>
+      <w:r>
+        <w:rPr>
+          <w:rStyle w:val="FunctionTok"/>
+        </w:rPr>
+        <w:t xml:space="preserve">head</w:t>
+      </w:r>
+      <w:r>
+        <w:rPr>
+          <w:rStyle w:val="NormalTok"/>
+        </w:rPr>
+        <w:t xml:space="preserve">(</w:t>
+      </w:r>
+      <w:r>
+        <w:rPr>
+          <w:rStyle w:val="DecValTok"/>
+        </w:rPr>
+        <w:t xml:space="preserve">15</w:t>
+      </w:r>
+      <w:r>
+        <w:rPr>
+          <w:rStyle w:val="NormalTok"/>
+        </w:rPr>
+        <w:t xml:space="preserve">)</w:t>
+      </w:r>
+      <w:r>
+        <w:br/>
+      </w:r>
+      <w:r>
+        <w:br/>
+      </w:r>
+      <w:r>
+        <w:rPr>
+          <w:rStyle w:val="NormalTok"/>
+        </w:rPr>
+        <w:t xml:space="preserve">most_freq_words </w:t>
+      </w:r>
+      <w:r>
+        <w:rPr>
+          <w:rStyle w:val="SpecialCharTok"/>
+        </w:rPr>
+        <w:t xml:space="preserve">|&gt;</w:t>
+      </w:r>
+      <w:r>
+        <w:rPr>
+          <w:rStyle w:val="NormalTok"/>
+        </w:rPr>
+        <w:t xml:space="preserve"> </w:t>
+      </w:r>
+      <w:r>
+        <w:br/>
+      </w:r>
+      <w:r>
+        <w:rPr>
+          <w:rStyle w:val="NormalTok"/>
+        </w:rPr>
+        <w:t xml:space="preserve">  </w:t>
+      </w:r>
+      <w:r>
+        <w:rPr>
+          <w:rStyle w:val="FunctionTok"/>
+        </w:rPr>
+        <w:t xml:space="preserve">ggplot</w:t>
+      </w:r>
+      <w:r>
+        <w:rPr>
+          <w:rStyle w:val="NormalTok"/>
+        </w:rPr>
+        <w:t xml:space="preserve">(</w:t>
+      </w:r>
+      <w:r>
+        <w:rPr>
+          <w:rStyle w:val="FunctionTok"/>
+        </w:rPr>
+        <w:t xml:space="preserve">aes</w:t>
+      </w:r>
+      <w:r>
+        <w:rPr>
+          <w:rStyle w:val="NormalTok"/>
+        </w:rPr>
+        <w:t xml:space="preserve">(</w:t>
+      </w:r>
+      <w:r>
+        <w:rPr>
+          <w:rStyle w:val="FunctionTok"/>
+        </w:rPr>
+        <w:t xml:space="preserve">reorder</w:t>
+      </w:r>
+      <w:r>
+        <w:rPr>
+          <w:rStyle w:val="NormalTok"/>
+        </w:rPr>
+        <w:t xml:space="preserve">(word,n),n)) </w:t>
+      </w:r>
+      <w:r>
+        <w:rPr>
+          <w:rStyle w:val="SpecialCharTok"/>
+        </w:rPr>
+        <w:t xml:space="preserve">+</w:t>
+      </w:r>
+      <w:r>
+        <w:br/>
+      </w:r>
+      <w:r>
+        <w:rPr>
+          <w:rStyle w:val="NormalTok"/>
+        </w:rPr>
+        <w:t xml:space="preserve">  </w:t>
+      </w:r>
+      <w:r>
+        <w:rPr>
+          <w:rStyle w:val="FunctionTok"/>
+        </w:rPr>
+        <w:t xml:space="preserve">geom_bar</w:t>
+      </w:r>
+      <w:r>
+        <w:rPr>
+          <w:rStyle w:val="NormalTok"/>
+        </w:rPr>
+        <w:t xml:space="preserve">(</w:t>
+      </w:r>
+      <w:r>
+        <w:rPr>
           <w:rStyle w:val="AttributeTok"/>
         </w:rPr>
-        <w:t xml:space="preserve">line =</w:t>
-      </w:r>
-      <w:r>
-        <w:rPr>
-          <w:rStyle w:val="NormalTok"/>
-        </w:rPr>
-        <w:t xml:space="preserve"> </w:t>
-      </w:r>
-      <w:r>
-        <w:rPr>
-          <w:rStyle w:val="FunctionTok"/>
-        </w:rPr>
-        <w:t xml:space="preserve">row_number</w:t>
-      </w:r>
-      <w:r>
-        <w:rPr>
-          <w:rStyle w:val="NormalTok"/>
-        </w:rPr>
-        <w:t xml:space="preserve">()) </w:t>
+        <w:t xml:space="preserve">stat =</w:t>
+      </w:r>
+      <w:r>
+        <w:rPr>
+          <w:rStyle w:val="NormalTok"/>
+        </w:rPr>
+        <w:t xml:space="preserve"> </w:t>
+      </w:r>
+      <w:r>
+        <w:rPr>
+          <w:rStyle w:val="StringTok"/>
+        </w:rPr>
+        <w:t xml:space="preserve">'identity'</w:t>
+      </w:r>
+      <w:r>
+        <w:rPr>
+          <w:rStyle w:val="NormalTok"/>
+        </w:rPr>
+        <w:t xml:space="preserve">) </w:t>
       </w:r>
       <w:r>
         <w:rPr>
           <w:rStyle w:val="SpecialCharTok"/>
         </w:rPr>
-        <w:t xml:space="preserve">%&gt;%</w:t>
+        <w:t xml:space="preserve">+</w:t>
       </w:r>
       <w:r>
         <w:br/>
@@ -2609,139 +6637,2308 @@
         <w:rPr>
           <w:rStyle w:val="FunctionTok"/>
         </w:rPr>
-        <w:t xml:space="preserve">select</w:t>
-      </w:r>
-      <w:r>
-        <w:rPr>
-          <w:rStyle w:val="NormalTok"/>
-        </w:rPr>
-        <w:t xml:space="preserve">(line, text)</w:t>
+        <w:t xml:space="preserve">coord_flip</w:t>
+      </w:r>
+      <w:r>
+        <w:rPr>
+          <w:rStyle w:val="NormalTok"/>
+        </w:rPr>
+        <w:t xml:space="preserve">()</w:t>
       </w:r>
     </w:p>
-    <w:bookmarkStart w:id="44" w:name="Xcdb6fa3572464411e40d9c67ce0a415651c2e72"/>
     <w:p>
       <w:pPr>
-        <w:pStyle w:val="Heading4"/>
-      </w:pPr>
-      <w:r>
-        <w:t xml:space="preserve">a. (3 points) Clean the text and store it as</w:t>
-      </w:r>
-      <w:r>
-        <w:t xml:space="preserve"> </w:t>
-      </w:r>
-      <w:r>
-        <w:rPr>
-          <w:rStyle w:val="VerbatimChar"/>
-        </w:rPr>
-        <w:t xml:space="preserve">clean_df</w:t>
-      </w:r>
-      <w:r>
-        <w:t xml:space="preserve"> </w:t>
-      </w:r>
-      <w:r>
-        <w:t xml:space="preserve">by: 1) converting text to lowercase; 2) removing non‑alphabetic characters; and 3) removing blank or empty lines. Print the first 5 rows.</w:t>
-      </w:r>
-    </w:p>
-    <w:bookmarkEnd w:id="44"/>
-    <w:bookmarkStart w:id="45" w:name="Xb99e3300501fee96d6f3dbbd0ba1e81075bcbc6"/>
-    <w:p>
-      <w:pPr>
-        <w:pStyle w:val="Heading4"/>
-      </w:pPr>
-      <w:r>
-        <w:t xml:space="preserve">b. (3 points) Tokenize the cleaned text into individual words using</w:t>
-      </w:r>
-      <w:r>
-        <w:t xml:space="preserve"> </w:t>
-      </w:r>
-      <w:r>
-        <w:rPr>
-          <w:rStyle w:val="VerbatimChar"/>
-        </w:rPr>
-        <w:t xml:space="preserve">unnest_tokens()</w:t>
-      </w:r>
-      <w:r>
-        <w:t xml:space="preserve">. Remove stop words using</w:t>
-      </w:r>
-      <w:r>
-        <w:t xml:space="preserve"> </w:t>
-      </w:r>
-      <w:r>
-        <w:rPr>
-          <w:rStyle w:val="VerbatimChar"/>
-        </w:rPr>
-        <w:t xml:space="preserve">stop_words</w:t>
-      </w:r>
-      <w:r>
-        <w:t xml:space="preserve"> </w:t>
-      </w:r>
-      <w:r>
-        <w:t xml:space="preserve">from</w:t>
-      </w:r>
-      <w:r>
-        <w:t xml:space="preserve"> </w:t>
-      </w:r>
-      <w:r>
-        <w:rPr>
-          <w:rStyle w:val="VerbatimChar"/>
-        </w:rPr>
-        <w:t xml:space="preserve">tidytext</w:t>
-      </w:r>
-      <w:r>
-        <w:t xml:space="preserve">. Store the result as</w:t>
-      </w:r>
-      <w:r>
-        <w:t xml:space="preserve"> </w:t>
-      </w:r>
-      <w:r>
-        <w:rPr>
-          <w:rStyle w:val="VerbatimChar"/>
-        </w:rPr>
-        <w:t xml:space="preserve">words_df</w:t>
-      </w:r>
-      <w:r>
-        <w:t xml:space="preserve">. Print the first 5 rows.</w:t>
-      </w:r>
-    </w:p>
-    <w:bookmarkEnd w:id="45"/>
-    <w:bookmarkStart w:id="46" w:name="X96808337409416233453dd0ee5cb43070247350"/>
-    <w:p>
-      <w:pPr>
-        <w:pStyle w:val="Heading4"/>
-      </w:pPr>
-      <w:r>
-        <w:t xml:space="preserve">c. (3 points) Compute word frequencies. Create a tibble</w:t>
-      </w:r>
-      <w:r>
-        <w:t xml:space="preserve"> </w:t>
-      </w:r>
-      <w:r>
-        <w:rPr>
-          <w:rStyle w:val="VerbatimChar"/>
-        </w:rPr>
-        <w:t xml:space="preserve">top20_words</w:t>
-      </w:r>
-      <w:r>
-        <w:t xml:space="preserve"> </w:t>
-      </w:r>
-      <w:r>
-        <w:t xml:space="preserve">containing the 20 most frequent words. Print the result.</w:t>
-      </w:r>
-    </w:p>
-    <w:bookmarkEnd w:id="46"/>
-    <w:bookmarkStart w:id="47" w:name="X37762582771a528e8de644bda502419f347d4d9"/>
-    <w:p>
-      <w:pPr>
-        <w:pStyle w:val="Heading4"/>
-      </w:pPr>
-      <w:r>
-        <w:t xml:space="preserve">d. (3 points) Create a horizontal bar plot of the top 20 most frequent words.</w:t>
+        <w:pStyle w:val="FirstParagraph"/>
+      </w:pPr>
+      <w:r>
+        <w:drawing>
+          <wp:inline>
+            <wp:extent cx="5334000" cy="4267200"/>
+            <wp:effectExtent b="0" l="0" r="0" t="0"/>
+            <wp:docPr descr="" title="" id="45" name="Picture"/>
+            <a:graphic>
+              <a:graphicData uri="http://schemas.openxmlformats.org/drawingml/2006/picture">
+                <pic:pic>
+                  <pic:nvPicPr>
+                    <pic:cNvPr descr="COMP2501_Assignment_2_Questions_2026_files/figure-docx/unnamed-chunk-15-1.png" id="46" name="Picture"/>
+                    <pic:cNvPicPr>
+                      <a:picLocks noChangeArrowheads="1" noChangeAspect="1"/>
+                    </pic:cNvPicPr>
+                  </pic:nvPicPr>
+                  <pic:blipFill>
+                    <a:blip r:embed="rId44"/>
+                    <a:stretch>
+                      <a:fillRect/>
+                    </a:stretch>
+                  </pic:blipFill>
+                  <pic:spPr bwMode="auto">
+                    <a:xfrm>
+                      <a:off x="0" y="0"/>
+                      <a:ext cx="5334000" cy="4267200"/>
+                    </a:xfrm>
+                    <a:prstGeom prst="rect">
+                      <a:avLst/>
+                    </a:prstGeom>
+                    <a:noFill/>
+                    <a:ln w="9525">
+                      <a:noFill/>
+                      <a:headEnd/>
+                      <a:tailEnd/>
+                    </a:ln>
+                  </pic:spPr>
+                </pic:pic>
+              </a:graphicData>
+            </a:graphic>
+          </wp:inline>
+        </w:drawing>
       </w:r>
     </w:p>
     <w:bookmarkEnd w:id="47"/>
-    <w:bookmarkEnd w:id="48"/>
-    <w:bookmarkEnd w:id="49"/>
-    <w:sectPr/>
+    <w:bookmarkStart w:id="51" w:name="Xd5c9e14767b9efae6cf1e4d9825e2501903e274"/>
+    <w:p>
+      <w:pPr>
+        <w:pStyle w:val="Heading4"/>
+      </w:pPr>
+      <w:r>
+        <w:t xml:space="preserve">c. (4 points) 1) Create bi‑grams (two‑word sequences) from the sentences. (Hint:</w:t>
+      </w:r>
+      <w:r>
+        <w:t xml:space="preserve"> </w:t>
+      </w:r>
+      <w:r>
+        <w:rPr>
+          <w:rStyle w:val="VerbatimChar"/>
+        </w:rPr>
+        <w:t xml:space="preserve">unnest_tokens(bigram, text, token = "ngrams", n = 2)</w:t>
+      </w:r>
+      <w:r>
+        <w:t xml:space="preserve">). 2) Remove bi‑grams where either token is a stop word. 3) Show the top 15 bigrams by count using a bar chart.</w:t>
+      </w:r>
+    </w:p>
+    <w:p>
+      <w:pPr>
+        <w:pStyle w:val="SourceCode"/>
+      </w:pPr>
+      <w:r>
+        <w:rPr>
+          <w:rStyle w:val="NormalTok"/>
+        </w:rPr>
+        <w:t xml:space="preserve">most_freq_bigrams </w:t>
+      </w:r>
+      <w:r>
+        <w:rPr>
+          <w:rStyle w:val="OtherTok"/>
+        </w:rPr>
+        <w:t xml:space="preserve">&lt;-</w:t>
+      </w:r>
+      <w:r>
+        <w:rPr>
+          <w:rStyle w:val="NormalTok"/>
+        </w:rPr>
+        <w:t xml:space="preserve"> sentences_tbl </w:t>
+      </w:r>
+      <w:r>
+        <w:rPr>
+          <w:rStyle w:val="SpecialCharTok"/>
+        </w:rPr>
+        <w:t xml:space="preserve">|&gt;</w:t>
+      </w:r>
+      <w:r>
+        <w:br/>
+      </w:r>
+      <w:r>
+        <w:rPr>
+          <w:rStyle w:val="NormalTok"/>
+        </w:rPr>
+        <w:t xml:space="preserve">  </w:t>
+      </w:r>
+      <w:r>
+        <w:rPr>
+          <w:rStyle w:val="FunctionTok"/>
+        </w:rPr>
+        <w:t xml:space="preserve">unnest_tokens</w:t>
+      </w:r>
+      <w:r>
+        <w:rPr>
+          <w:rStyle w:val="NormalTok"/>
+        </w:rPr>
+        <w:t xml:space="preserve">(bigram,text,</w:t>
+      </w:r>
+      <w:r>
+        <w:rPr>
+          <w:rStyle w:val="AttributeTok"/>
+        </w:rPr>
+        <w:t xml:space="preserve">token =</w:t>
+      </w:r>
+      <w:r>
+        <w:rPr>
+          <w:rStyle w:val="NormalTok"/>
+        </w:rPr>
+        <w:t xml:space="preserve"> </w:t>
+      </w:r>
+      <w:r>
+        <w:rPr>
+          <w:rStyle w:val="StringTok"/>
+        </w:rPr>
+        <w:t xml:space="preserve">'ngrams'</w:t>
+      </w:r>
+      <w:r>
+        <w:rPr>
+          <w:rStyle w:val="NormalTok"/>
+        </w:rPr>
+        <w:t xml:space="preserve">,</w:t>
+      </w:r>
+      <w:r>
+        <w:rPr>
+          <w:rStyle w:val="AttributeTok"/>
+        </w:rPr>
+        <w:t xml:space="preserve">n =</w:t>
+      </w:r>
+      <w:r>
+        <w:rPr>
+          <w:rStyle w:val="NormalTok"/>
+        </w:rPr>
+        <w:t xml:space="preserve"> </w:t>
+      </w:r>
+      <w:r>
+        <w:rPr>
+          <w:rStyle w:val="DecValTok"/>
+        </w:rPr>
+        <w:t xml:space="preserve">2</w:t>
+      </w:r>
+      <w:r>
+        <w:rPr>
+          <w:rStyle w:val="NormalTok"/>
+        </w:rPr>
+        <w:t xml:space="preserve">) </w:t>
+      </w:r>
+      <w:r>
+        <w:rPr>
+          <w:rStyle w:val="SpecialCharTok"/>
+        </w:rPr>
+        <w:t xml:space="preserve">|&gt;</w:t>
+      </w:r>
+      <w:r>
+        <w:br/>
+      </w:r>
+      <w:r>
+        <w:rPr>
+          <w:rStyle w:val="NormalTok"/>
+        </w:rPr>
+        <w:t xml:space="preserve">  </w:t>
+      </w:r>
+      <w:r>
+        <w:rPr>
+          <w:rStyle w:val="FunctionTok"/>
+        </w:rPr>
+        <w:t xml:space="preserve">separate</w:t>
+      </w:r>
+      <w:r>
+        <w:rPr>
+          <w:rStyle w:val="NormalTok"/>
+        </w:rPr>
+        <w:t xml:space="preserve">(bigram, </w:t>
+      </w:r>
+      <w:r>
+        <w:rPr>
+          <w:rStyle w:val="FunctionTok"/>
+        </w:rPr>
+        <w:t xml:space="preserve">c</w:t>
+      </w:r>
+      <w:r>
+        <w:rPr>
+          <w:rStyle w:val="NormalTok"/>
+        </w:rPr>
+        <w:t xml:space="preserve">(</w:t>
+      </w:r>
+      <w:r>
+        <w:rPr>
+          <w:rStyle w:val="StringTok"/>
+        </w:rPr>
+        <w:t xml:space="preserve">'g1'</w:t>
+      </w:r>
+      <w:r>
+        <w:rPr>
+          <w:rStyle w:val="NormalTok"/>
+        </w:rPr>
+        <w:t xml:space="preserve">,</w:t>
+      </w:r>
+      <w:r>
+        <w:rPr>
+          <w:rStyle w:val="StringTok"/>
+        </w:rPr>
+        <w:t xml:space="preserve">'g2'</w:t>
+      </w:r>
+      <w:r>
+        <w:rPr>
+          <w:rStyle w:val="NormalTok"/>
+        </w:rPr>
+        <w:t xml:space="preserve">), </w:t>
+      </w:r>
+      <w:r>
+        <w:rPr>
+          <w:rStyle w:val="AttributeTok"/>
+        </w:rPr>
+        <w:t xml:space="preserve">sep =</w:t>
+      </w:r>
+      <w:r>
+        <w:rPr>
+          <w:rStyle w:val="NormalTok"/>
+        </w:rPr>
+        <w:t xml:space="preserve"> </w:t>
+      </w:r>
+      <w:r>
+        <w:rPr>
+          <w:rStyle w:val="StringTok"/>
+        </w:rPr>
+        <w:t xml:space="preserve">' '</w:t>
+      </w:r>
+      <w:r>
+        <w:rPr>
+          <w:rStyle w:val="NormalTok"/>
+        </w:rPr>
+        <w:t xml:space="preserve">) </w:t>
+      </w:r>
+      <w:r>
+        <w:rPr>
+          <w:rStyle w:val="SpecialCharTok"/>
+        </w:rPr>
+        <w:t xml:space="preserve">|&gt;</w:t>
+      </w:r>
+      <w:r>
+        <w:br/>
+      </w:r>
+      <w:r>
+        <w:rPr>
+          <w:rStyle w:val="NormalTok"/>
+        </w:rPr>
+        <w:t xml:space="preserve">  </w:t>
+      </w:r>
+      <w:r>
+        <w:rPr>
+          <w:rStyle w:val="FunctionTok"/>
+        </w:rPr>
+        <w:t xml:space="preserve">filter</w:t>
+      </w:r>
+      <w:r>
+        <w:rPr>
+          <w:rStyle w:val="NormalTok"/>
+        </w:rPr>
+        <w:t xml:space="preserve">(</w:t>
+      </w:r>
+      <w:r>
+        <w:br/>
+      </w:r>
+      <w:r>
+        <w:rPr>
+          <w:rStyle w:val="NormalTok"/>
+        </w:rPr>
+        <w:t xml:space="preserve">    </w:t>
+      </w:r>
+      <w:r>
+        <w:rPr>
+          <w:rStyle w:val="SpecialCharTok"/>
+        </w:rPr>
+        <w:t xml:space="preserve">!</w:t>
+      </w:r>
+      <w:r>
+        <w:rPr>
+          <w:rStyle w:val="NormalTok"/>
+        </w:rPr>
+        <w:t xml:space="preserve">(g1 </w:t>
+      </w:r>
+      <w:r>
+        <w:rPr>
+          <w:rStyle w:val="SpecialCharTok"/>
+        </w:rPr>
+        <w:t xml:space="preserve">%in%</w:t>
+      </w:r>
+      <w:r>
+        <w:rPr>
+          <w:rStyle w:val="NormalTok"/>
+        </w:rPr>
+        <w:t xml:space="preserve"> tidytext</w:t>
+      </w:r>
+      <w:r>
+        <w:rPr>
+          <w:rStyle w:val="SpecialCharTok"/>
+        </w:rPr>
+        <w:t xml:space="preserve">::</w:t>
+      </w:r>
+      <w:r>
+        <w:rPr>
+          <w:rStyle w:val="NormalTok"/>
+        </w:rPr>
+        <w:t xml:space="preserve">stop_words</w:t>
+      </w:r>
+      <w:r>
+        <w:rPr>
+          <w:rStyle w:val="SpecialCharTok"/>
+        </w:rPr>
+        <w:t xml:space="preserve">$</w:t>
+      </w:r>
+      <w:r>
+        <w:rPr>
+          <w:rStyle w:val="NormalTok"/>
+        </w:rPr>
+        <w:t xml:space="preserve">word </w:t>
+      </w:r>
+      <w:r>
+        <w:rPr>
+          <w:rStyle w:val="SpecialCharTok"/>
+        </w:rPr>
+        <w:t xml:space="preserve">|</w:t>
+      </w:r>
+      <w:r>
+        <w:rPr>
+          <w:rStyle w:val="NormalTok"/>
+        </w:rPr>
+        <w:t xml:space="preserve"> g2 </w:t>
+      </w:r>
+      <w:r>
+        <w:rPr>
+          <w:rStyle w:val="SpecialCharTok"/>
+        </w:rPr>
+        <w:t xml:space="preserve">%in%</w:t>
+      </w:r>
+      <w:r>
+        <w:rPr>
+          <w:rStyle w:val="NormalTok"/>
+        </w:rPr>
+        <w:t xml:space="preserve"> tidytext</w:t>
+      </w:r>
+      <w:r>
+        <w:rPr>
+          <w:rStyle w:val="SpecialCharTok"/>
+        </w:rPr>
+        <w:t xml:space="preserve">::</w:t>
+      </w:r>
+      <w:r>
+        <w:rPr>
+          <w:rStyle w:val="NormalTok"/>
+        </w:rPr>
+        <w:t xml:space="preserve">stop_words</w:t>
+      </w:r>
+      <w:r>
+        <w:rPr>
+          <w:rStyle w:val="SpecialCharTok"/>
+        </w:rPr>
+        <w:t xml:space="preserve">$</w:t>
+      </w:r>
+      <w:r>
+        <w:rPr>
+          <w:rStyle w:val="NormalTok"/>
+        </w:rPr>
+        <w:t xml:space="preserve">word)</w:t>
+      </w:r>
+      <w:r>
+        <w:br/>
+      </w:r>
+      <w:r>
+        <w:rPr>
+          <w:rStyle w:val="NormalTok"/>
+        </w:rPr>
+        <w:t xml:space="preserve">  ) </w:t>
+      </w:r>
+      <w:r>
+        <w:rPr>
+          <w:rStyle w:val="SpecialCharTok"/>
+        </w:rPr>
+        <w:t xml:space="preserve">|&gt;</w:t>
+      </w:r>
+      <w:r>
+        <w:br/>
+      </w:r>
+      <w:r>
+        <w:rPr>
+          <w:rStyle w:val="NormalTok"/>
+        </w:rPr>
+        <w:t xml:space="preserve">  </w:t>
+      </w:r>
+      <w:r>
+        <w:rPr>
+          <w:rStyle w:val="FunctionTok"/>
+        </w:rPr>
+        <w:t xml:space="preserve">mutate</w:t>
+      </w:r>
+      <w:r>
+        <w:rPr>
+          <w:rStyle w:val="NormalTok"/>
+        </w:rPr>
+        <w:t xml:space="preserve">(</w:t>
+      </w:r>
+      <w:r>
+        <w:br/>
+      </w:r>
+      <w:r>
+        <w:rPr>
+          <w:rStyle w:val="NormalTok"/>
+        </w:rPr>
+        <w:t xml:space="preserve">    </w:t>
+      </w:r>
+      <w:r>
+        <w:rPr>
+          <w:rStyle w:val="AttributeTok"/>
+        </w:rPr>
+        <w:t xml:space="preserve">bigram =</w:t>
+      </w:r>
+      <w:r>
+        <w:rPr>
+          <w:rStyle w:val="NormalTok"/>
+        </w:rPr>
+        <w:t xml:space="preserve"> </w:t>
+      </w:r>
+      <w:r>
+        <w:rPr>
+          <w:rStyle w:val="FunctionTok"/>
+        </w:rPr>
+        <w:t xml:space="preserve">paste</w:t>
+      </w:r>
+      <w:r>
+        <w:rPr>
+          <w:rStyle w:val="NormalTok"/>
+        </w:rPr>
+        <w:t xml:space="preserve">(g1,g2)</w:t>
+      </w:r>
+      <w:r>
+        <w:br/>
+      </w:r>
+      <w:r>
+        <w:rPr>
+          <w:rStyle w:val="NormalTok"/>
+        </w:rPr>
+        <w:t xml:space="preserve">  ) </w:t>
+      </w:r>
+      <w:r>
+        <w:rPr>
+          <w:rStyle w:val="SpecialCharTok"/>
+        </w:rPr>
+        <w:t xml:space="preserve">|&gt;</w:t>
+      </w:r>
+      <w:r>
+        <w:br/>
+      </w:r>
+      <w:r>
+        <w:rPr>
+          <w:rStyle w:val="NormalTok"/>
+        </w:rPr>
+        <w:t xml:space="preserve">  </w:t>
+      </w:r>
+      <w:r>
+        <w:rPr>
+          <w:rStyle w:val="FunctionTok"/>
+        </w:rPr>
+        <w:t xml:space="preserve">select</w:t>
+      </w:r>
+      <w:r>
+        <w:rPr>
+          <w:rStyle w:val="NormalTok"/>
+        </w:rPr>
+        <w:t xml:space="preserve">(id,bigram) </w:t>
+      </w:r>
+      <w:r>
+        <w:rPr>
+          <w:rStyle w:val="SpecialCharTok"/>
+        </w:rPr>
+        <w:t xml:space="preserve">|&gt;</w:t>
+      </w:r>
+      <w:r>
+        <w:br/>
+      </w:r>
+      <w:r>
+        <w:rPr>
+          <w:rStyle w:val="NormalTok"/>
+        </w:rPr>
+        <w:t xml:space="preserve">  </w:t>
+      </w:r>
+      <w:r>
+        <w:rPr>
+          <w:rStyle w:val="FunctionTok"/>
+        </w:rPr>
+        <w:t xml:space="preserve">count</w:t>
+      </w:r>
+      <w:r>
+        <w:rPr>
+          <w:rStyle w:val="NormalTok"/>
+        </w:rPr>
+        <w:t xml:space="preserve">(bigram) </w:t>
+      </w:r>
+      <w:r>
+        <w:rPr>
+          <w:rStyle w:val="SpecialCharTok"/>
+        </w:rPr>
+        <w:t xml:space="preserve">|&gt;</w:t>
+      </w:r>
+      <w:r>
+        <w:br/>
+      </w:r>
+      <w:r>
+        <w:rPr>
+          <w:rStyle w:val="NormalTok"/>
+        </w:rPr>
+        <w:t xml:space="preserve">  </w:t>
+      </w:r>
+      <w:r>
+        <w:rPr>
+          <w:rStyle w:val="FunctionTok"/>
+        </w:rPr>
+        <w:t xml:space="preserve">arrange</w:t>
+      </w:r>
+      <w:r>
+        <w:rPr>
+          <w:rStyle w:val="NormalTok"/>
+        </w:rPr>
+        <w:t xml:space="preserve">(</w:t>
+      </w:r>
+      <w:r>
+        <w:rPr>
+          <w:rStyle w:val="FunctionTok"/>
+        </w:rPr>
+        <w:t xml:space="preserve">desc</w:t>
+      </w:r>
+      <w:r>
+        <w:rPr>
+          <w:rStyle w:val="NormalTok"/>
+        </w:rPr>
+        <w:t xml:space="preserve">(n)) </w:t>
+      </w:r>
+      <w:r>
+        <w:rPr>
+          <w:rStyle w:val="SpecialCharTok"/>
+        </w:rPr>
+        <w:t xml:space="preserve">|&gt;</w:t>
+      </w:r>
+      <w:r>
+        <w:br/>
+      </w:r>
+      <w:r>
+        <w:rPr>
+          <w:rStyle w:val="NormalTok"/>
+        </w:rPr>
+        <w:t xml:space="preserve">  </w:t>
+      </w:r>
+      <w:r>
+        <w:rPr>
+          <w:rStyle w:val="FunctionTok"/>
+        </w:rPr>
+        <w:t xml:space="preserve">head</w:t>
+      </w:r>
+      <w:r>
+        <w:rPr>
+          <w:rStyle w:val="NormalTok"/>
+        </w:rPr>
+        <w:t xml:space="preserve">(</w:t>
+      </w:r>
+      <w:r>
+        <w:rPr>
+          <w:rStyle w:val="DecValTok"/>
+        </w:rPr>
+        <w:t xml:space="preserve">15</w:t>
+      </w:r>
+      <w:r>
+        <w:rPr>
+          <w:rStyle w:val="NormalTok"/>
+        </w:rPr>
+        <w:t xml:space="preserve">)</w:t>
+      </w:r>
+      <w:r>
+        <w:br/>
+      </w:r>
+      <w:r>
+        <w:rPr>
+          <w:rStyle w:val="NormalTok"/>
+        </w:rPr>
+        <w:t xml:space="preserve">most_freq_bigrams </w:t>
+      </w:r>
+      <w:r>
+        <w:rPr>
+          <w:rStyle w:val="SpecialCharTok"/>
+        </w:rPr>
+        <w:t xml:space="preserve">|&gt;</w:t>
+      </w:r>
+      <w:r>
+        <w:rPr>
+          <w:rStyle w:val="NormalTok"/>
+        </w:rPr>
+        <w:t xml:space="preserve"> </w:t>
+      </w:r>
+      <w:r>
+        <w:br/>
+      </w:r>
+      <w:r>
+        <w:rPr>
+          <w:rStyle w:val="NormalTok"/>
+        </w:rPr>
+        <w:t xml:space="preserve">  </w:t>
+      </w:r>
+      <w:r>
+        <w:rPr>
+          <w:rStyle w:val="FunctionTok"/>
+        </w:rPr>
+        <w:t xml:space="preserve">ggplot</w:t>
+      </w:r>
+      <w:r>
+        <w:rPr>
+          <w:rStyle w:val="NormalTok"/>
+        </w:rPr>
+        <w:t xml:space="preserve">(</w:t>
+      </w:r>
+      <w:r>
+        <w:rPr>
+          <w:rStyle w:val="FunctionTok"/>
+        </w:rPr>
+        <w:t xml:space="preserve">aes</w:t>
+      </w:r>
+      <w:r>
+        <w:rPr>
+          <w:rStyle w:val="NormalTok"/>
+        </w:rPr>
+        <w:t xml:space="preserve">(</w:t>
+      </w:r>
+      <w:r>
+        <w:rPr>
+          <w:rStyle w:val="FunctionTok"/>
+        </w:rPr>
+        <w:t xml:space="preserve">reorder</w:t>
+      </w:r>
+      <w:r>
+        <w:rPr>
+          <w:rStyle w:val="NormalTok"/>
+        </w:rPr>
+        <w:t xml:space="preserve">(bigram,n),n)) </w:t>
+      </w:r>
+      <w:r>
+        <w:rPr>
+          <w:rStyle w:val="SpecialCharTok"/>
+        </w:rPr>
+        <w:t xml:space="preserve">+</w:t>
+      </w:r>
+      <w:r>
+        <w:br/>
+      </w:r>
+      <w:r>
+        <w:rPr>
+          <w:rStyle w:val="NormalTok"/>
+        </w:rPr>
+        <w:t xml:space="preserve">  </w:t>
+      </w:r>
+      <w:r>
+        <w:rPr>
+          <w:rStyle w:val="FunctionTok"/>
+        </w:rPr>
+        <w:t xml:space="preserve">geom_bar</w:t>
+      </w:r>
+      <w:r>
+        <w:rPr>
+          <w:rStyle w:val="NormalTok"/>
+        </w:rPr>
+        <w:t xml:space="preserve">(</w:t>
+      </w:r>
+      <w:r>
+        <w:rPr>
+          <w:rStyle w:val="AttributeTok"/>
+        </w:rPr>
+        <w:t xml:space="preserve">stat =</w:t>
+      </w:r>
+      <w:r>
+        <w:rPr>
+          <w:rStyle w:val="NormalTok"/>
+        </w:rPr>
+        <w:t xml:space="preserve"> </w:t>
+      </w:r>
+      <w:r>
+        <w:rPr>
+          <w:rStyle w:val="StringTok"/>
+        </w:rPr>
+        <w:t xml:space="preserve">'identity'</w:t>
+      </w:r>
+      <w:r>
+        <w:rPr>
+          <w:rStyle w:val="NormalTok"/>
+        </w:rPr>
+        <w:t xml:space="preserve">) </w:t>
+      </w:r>
+      <w:r>
+        <w:rPr>
+          <w:rStyle w:val="SpecialCharTok"/>
+        </w:rPr>
+        <w:t xml:space="preserve">+</w:t>
+      </w:r>
+      <w:r>
+        <w:br/>
+      </w:r>
+      <w:r>
+        <w:rPr>
+          <w:rStyle w:val="NormalTok"/>
+        </w:rPr>
+        <w:t xml:space="preserve">  </w:t>
+      </w:r>
+      <w:r>
+        <w:rPr>
+          <w:rStyle w:val="FunctionTok"/>
+        </w:rPr>
+        <w:t xml:space="preserve">coord_flip</w:t>
+      </w:r>
+      <w:r>
+        <w:rPr>
+          <w:rStyle w:val="NormalTok"/>
+        </w:rPr>
+        <w:t xml:space="preserve">()</w:t>
+      </w:r>
+    </w:p>
+    <w:p>
+      <w:pPr>
+        <w:pStyle w:val="FirstParagraph"/>
+      </w:pPr>
+      <w:r>
+        <w:drawing>
+          <wp:inline>
+            <wp:extent cx="5334000" cy="4267200"/>
+            <wp:effectExtent b="0" l="0" r="0" t="0"/>
+            <wp:docPr descr="" title="" id="49" name="Picture"/>
+            <a:graphic>
+              <a:graphicData uri="http://schemas.openxmlformats.org/drawingml/2006/picture">
+                <pic:pic>
+                  <pic:nvPicPr>
+                    <pic:cNvPr descr="COMP2501_Assignment_2_Questions_2026_files/figure-docx/unnamed-chunk-16-1.png" id="50" name="Picture"/>
+                    <pic:cNvPicPr>
+                      <a:picLocks noChangeArrowheads="1" noChangeAspect="1"/>
+                    </pic:cNvPicPr>
+                  </pic:nvPicPr>
+                  <pic:blipFill>
+                    <a:blip r:embed="rId48"/>
+                    <a:stretch>
+                      <a:fillRect/>
+                    </a:stretch>
+                  </pic:blipFill>
+                  <pic:spPr bwMode="auto">
+                    <a:xfrm>
+                      <a:off x="0" y="0"/>
+                      <a:ext cx="5334000" cy="4267200"/>
+                    </a:xfrm>
+                    <a:prstGeom prst="rect">
+                      <a:avLst/>
+                    </a:prstGeom>
+                    <a:noFill/>
+                    <a:ln w="9525">
+                      <a:noFill/>
+                      <a:headEnd/>
+                      <a:tailEnd/>
+                    </a:ln>
+                  </pic:spPr>
+                </pic:pic>
+              </a:graphicData>
+            </a:graphic>
+          </wp:inline>
+        </w:drawing>
+      </w:r>
+    </w:p>
+    <w:bookmarkEnd w:id="51"/>
+    <w:bookmarkEnd w:id="52"/>
+    <w:bookmarkStart w:id="60" w:name="Xc79d169afbbedd8754ab291aaa6c8dc79cc9a79"/>
+    <w:p>
+      <w:pPr>
+        <w:pStyle w:val="Heading3"/>
+      </w:pPr>
+      <w:r>
+        <w:t xml:space="preserve">8. (12 points) In this question, you will analyze a classic public‑domain text named</w:t>
+      </w:r>
+      <w:r>
+        <w:t xml:space="preserve"> </w:t>
+      </w:r>
+      <w:r>
+        <w:t xml:space="preserve">“Pride and Prejudice”</w:t>
+      </w:r>
+      <w:r>
+        <w:t xml:space="preserve"> </w:t>
+      </w:r>
+      <w:r>
+        <w:t xml:space="preserve">from the</w:t>
+      </w:r>
+      <w:r>
+        <w:t xml:space="preserve"> </w:t>
+      </w:r>
+      <w:r>
+        <w:rPr>
+          <w:rStyle w:val="VerbatimChar"/>
+        </w:rPr>
+        <w:t xml:space="preserve">janeaustenr</w:t>
+      </w:r>
+      <w:r>
+        <w:t xml:space="preserve"> </w:t>
+      </w:r>
+      <w:r>
+        <w:t xml:space="preserve">package.</w:t>
+      </w:r>
+    </w:p>
+    <w:p>
+      <w:pPr>
+        <w:pStyle w:val="SourceCode"/>
+      </w:pPr>
+      <w:r>
+        <w:rPr>
+          <w:rStyle w:val="FunctionTok"/>
+        </w:rPr>
+        <w:t xml:space="preserve">library</w:t>
+      </w:r>
+      <w:r>
+        <w:rPr>
+          <w:rStyle w:val="NormalTok"/>
+        </w:rPr>
+        <w:t xml:space="preserve">(janeaustenr)</w:t>
+      </w:r>
+      <w:r>
+        <w:br/>
+      </w:r>
+      <w:r>
+        <w:br/>
+      </w:r>
+      <w:r>
+        <w:rPr>
+          <w:rStyle w:val="CommentTok"/>
+        </w:rPr>
+        <w:t xml:space="preserve"># choose one book, e.g. Pride and Prejudice</w:t>
+      </w:r>
+      <w:r>
+        <w:br/>
+      </w:r>
+      <w:r>
+        <w:rPr>
+          <w:rStyle w:val="NormalTok"/>
+        </w:rPr>
+        <w:t xml:space="preserve">book_df </w:t>
+      </w:r>
+      <w:r>
+        <w:rPr>
+          <w:rStyle w:val="OtherTok"/>
+        </w:rPr>
+        <w:t xml:space="preserve">&lt;-</w:t>
+      </w:r>
+      <w:r>
+        <w:rPr>
+          <w:rStyle w:val="NormalTok"/>
+        </w:rPr>
+        <w:t xml:space="preserve"> prideprejudice </w:t>
+      </w:r>
+      <w:r>
+        <w:rPr>
+          <w:rStyle w:val="SpecialCharTok"/>
+        </w:rPr>
+        <w:t xml:space="preserve">%&gt;%</w:t>
+      </w:r>
+      <w:r>
+        <w:br/>
+      </w:r>
+      <w:r>
+        <w:rPr>
+          <w:rStyle w:val="NormalTok"/>
+        </w:rPr>
+        <w:t xml:space="preserve">  </w:t>
+      </w:r>
+      <w:r>
+        <w:rPr>
+          <w:rStyle w:val="FunctionTok"/>
+        </w:rPr>
+        <w:t xml:space="preserve">tibble</w:t>
+      </w:r>
+      <w:r>
+        <w:rPr>
+          <w:rStyle w:val="NormalTok"/>
+        </w:rPr>
+        <w:t xml:space="preserve">(</w:t>
+      </w:r>
+      <w:r>
+        <w:rPr>
+          <w:rStyle w:val="AttributeTok"/>
+        </w:rPr>
+        <w:t xml:space="preserve">text =</w:t>
+      </w:r>
+      <w:r>
+        <w:rPr>
+          <w:rStyle w:val="NormalTok"/>
+        </w:rPr>
+        <w:t xml:space="preserve"> .) </w:t>
+      </w:r>
+      <w:r>
+        <w:rPr>
+          <w:rStyle w:val="SpecialCharTok"/>
+        </w:rPr>
+        <w:t xml:space="preserve">%&gt;%</w:t>
+      </w:r>
+      <w:r>
+        <w:br/>
+      </w:r>
+      <w:r>
+        <w:rPr>
+          <w:rStyle w:val="NormalTok"/>
+        </w:rPr>
+        <w:t xml:space="preserve">  </w:t>
+      </w:r>
+      <w:r>
+        <w:rPr>
+          <w:rStyle w:val="FunctionTok"/>
+        </w:rPr>
+        <w:t xml:space="preserve">mutate</w:t>
+      </w:r>
+      <w:r>
+        <w:rPr>
+          <w:rStyle w:val="NormalTok"/>
+        </w:rPr>
+        <w:t xml:space="preserve">(</w:t>
+      </w:r>
+      <w:r>
+        <w:rPr>
+          <w:rStyle w:val="AttributeTok"/>
+        </w:rPr>
+        <w:t xml:space="preserve">line =</w:t>
+      </w:r>
+      <w:r>
+        <w:rPr>
+          <w:rStyle w:val="NormalTok"/>
+        </w:rPr>
+        <w:t xml:space="preserve"> </w:t>
+      </w:r>
+      <w:r>
+        <w:rPr>
+          <w:rStyle w:val="FunctionTok"/>
+        </w:rPr>
+        <w:t xml:space="preserve">row_number</w:t>
+      </w:r>
+      <w:r>
+        <w:rPr>
+          <w:rStyle w:val="NormalTok"/>
+        </w:rPr>
+        <w:t xml:space="preserve">()) </w:t>
+      </w:r>
+      <w:r>
+        <w:rPr>
+          <w:rStyle w:val="SpecialCharTok"/>
+        </w:rPr>
+        <w:t xml:space="preserve">%&gt;%</w:t>
+      </w:r>
+      <w:r>
+        <w:br/>
+      </w:r>
+      <w:r>
+        <w:rPr>
+          <w:rStyle w:val="NormalTok"/>
+        </w:rPr>
+        <w:t xml:space="preserve">  </w:t>
+      </w:r>
+      <w:r>
+        <w:rPr>
+          <w:rStyle w:val="FunctionTok"/>
+        </w:rPr>
+        <w:t xml:space="preserve">select</w:t>
+      </w:r>
+      <w:r>
+        <w:rPr>
+          <w:rStyle w:val="NormalTok"/>
+        </w:rPr>
+        <w:t xml:space="preserve">(line, text)</w:t>
+      </w:r>
+      <w:r>
+        <w:br/>
+      </w:r>
+      <w:r>
+        <w:rPr>
+          <w:rStyle w:val="FunctionTok"/>
+        </w:rPr>
+        <w:t xml:space="preserve">head</w:t>
+      </w:r>
+      <w:r>
+        <w:rPr>
+          <w:rStyle w:val="NormalTok"/>
+        </w:rPr>
+        <w:t xml:space="preserve">(book_df,</w:t>
+      </w:r>
+      <w:r>
+        <w:rPr>
+          <w:rStyle w:val="DecValTok"/>
+        </w:rPr>
+        <w:t xml:space="preserve">5</w:t>
+      </w:r>
+      <w:r>
+        <w:rPr>
+          <w:rStyle w:val="NormalTok"/>
+        </w:rPr>
+        <w:t xml:space="preserve">)</w:t>
+      </w:r>
+    </w:p>
+    <w:p>
+      <w:pPr>
+        <w:pStyle w:val="SourceCode"/>
+      </w:pPr>
+      <w:r>
+        <w:rPr>
+          <w:rStyle w:val="VerbatimChar"/>
+        </w:rPr>
+        <w:t xml:space="preserve">## # A tibble: 5 × 2</w:t>
+      </w:r>
+      <w:r>
+        <w:br/>
+      </w:r>
+      <w:r>
+        <w:rPr>
+          <w:rStyle w:val="VerbatimChar"/>
+        </w:rPr>
+        <w:t xml:space="preserve">##    line text                 </w:t>
+      </w:r>
+      <w:r>
+        <w:br/>
+      </w:r>
+      <w:r>
+        <w:rPr>
+          <w:rStyle w:val="VerbatimChar"/>
+        </w:rPr>
+        <w:t xml:space="preserve">##   &lt;int&gt; &lt;chr&gt;                </w:t>
+      </w:r>
+      <w:r>
+        <w:br/>
+      </w:r>
+      <w:r>
+        <w:rPr>
+          <w:rStyle w:val="VerbatimChar"/>
+        </w:rPr>
+        <w:t xml:space="preserve">## 1     1 "PRIDE AND PREJUDICE"</w:t>
+      </w:r>
+      <w:r>
+        <w:br/>
+      </w:r>
+      <w:r>
+        <w:rPr>
+          <w:rStyle w:val="VerbatimChar"/>
+        </w:rPr>
+        <w:t xml:space="preserve">## 2     2 ""                   </w:t>
+      </w:r>
+      <w:r>
+        <w:br/>
+      </w:r>
+      <w:r>
+        <w:rPr>
+          <w:rStyle w:val="VerbatimChar"/>
+        </w:rPr>
+        <w:t xml:space="preserve">## 3     3 "By Jane Austen"     </w:t>
+      </w:r>
+      <w:r>
+        <w:br/>
+      </w:r>
+      <w:r>
+        <w:rPr>
+          <w:rStyle w:val="VerbatimChar"/>
+        </w:rPr>
+        <w:t xml:space="preserve">## 4     4 ""                   </w:t>
+      </w:r>
+      <w:r>
+        <w:br/>
+      </w:r>
+      <w:r>
+        <w:rPr>
+          <w:rStyle w:val="VerbatimChar"/>
+        </w:rPr>
+        <w:t xml:space="preserve">## 5     5 ""</w:t>
+      </w:r>
+    </w:p>
+    <w:bookmarkStart w:id="53" w:name="Xcdb6fa3572464411e40d9c67ce0a415651c2e72"/>
+    <w:p>
+      <w:pPr>
+        <w:pStyle w:val="Heading4"/>
+      </w:pPr>
+      <w:r>
+        <w:t xml:space="preserve">a. (3 points) Clean the text and store it as</w:t>
+      </w:r>
+      <w:r>
+        <w:t xml:space="preserve"> </w:t>
+      </w:r>
+      <w:r>
+        <w:rPr>
+          <w:rStyle w:val="VerbatimChar"/>
+        </w:rPr>
+        <w:t xml:space="preserve">clean_df</w:t>
+      </w:r>
+      <w:r>
+        <w:t xml:space="preserve"> </w:t>
+      </w:r>
+      <w:r>
+        <w:t xml:space="preserve">by: 1) converting text to lowercase; 2) removing non‑alphabetic characters; and 3) removing blank or empty lines. Print the first 5 rows.</w:t>
+      </w:r>
+    </w:p>
+    <w:p>
+      <w:pPr>
+        <w:pStyle w:val="SourceCode"/>
+      </w:pPr>
+      <w:r>
+        <w:rPr>
+          <w:rStyle w:val="NormalTok"/>
+        </w:rPr>
+        <w:t xml:space="preserve">clean_df </w:t>
+      </w:r>
+      <w:r>
+        <w:rPr>
+          <w:rStyle w:val="OtherTok"/>
+        </w:rPr>
+        <w:t xml:space="preserve">&lt;-</w:t>
+      </w:r>
+      <w:r>
+        <w:rPr>
+          <w:rStyle w:val="NormalTok"/>
+        </w:rPr>
+        <w:t xml:space="preserve"> book_df </w:t>
+      </w:r>
+      <w:r>
+        <w:rPr>
+          <w:rStyle w:val="SpecialCharTok"/>
+        </w:rPr>
+        <w:t xml:space="preserve">|&gt;</w:t>
+      </w:r>
+      <w:r>
+        <w:br/>
+      </w:r>
+      <w:r>
+        <w:rPr>
+          <w:rStyle w:val="NormalTok"/>
+        </w:rPr>
+        <w:t xml:space="preserve">  </w:t>
+      </w:r>
+      <w:r>
+        <w:rPr>
+          <w:rStyle w:val="FunctionTok"/>
+        </w:rPr>
+        <w:t xml:space="preserve">mutate</w:t>
+      </w:r>
+      <w:r>
+        <w:rPr>
+          <w:rStyle w:val="NormalTok"/>
+        </w:rPr>
+        <w:t xml:space="preserve">(</w:t>
+      </w:r>
+      <w:r>
+        <w:rPr>
+          <w:rStyle w:val="AttributeTok"/>
+        </w:rPr>
+        <w:t xml:space="preserve">text =</w:t>
+      </w:r>
+      <w:r>
+        <w:rPr>
+          <w:rStyle w:val="NormalTok"/>
+        </w:rPr>
+        <w:t xml:space="preserve"> </w:t>
+      </w:r>
+      <w:r>
+        <w:rPr>
+          <w:rStyle w:val="FunctionTok"/>
+        </w:rPr>
+        <w:t xml:space="preserve">str_to_lower</w:t>
+      </w:r>
+      <w:r>
+        <w:rPr>
+          <w:rStyle w:val="NormalTok"/>
+        </w:rPr>
+        <w:t xml:space="preserve">(text)) </w:t>
+      </w:r>
+      <w:r>
+        <w:rPr>
+          <w:rStyle w:val="SpecialCharTok"/>
+        </w:rPr>
+        <w:t xml:space="preserve">|&gt;</w:t>
+      </w:r>
+      <w:r>
+        <w:br/>
+      </w:r>
+      <w:r>
+        <w:rPr>
+          <w:rStyle w:val="NormalTok"/>
+        </w:rPr>
+        <w:t xml:space="preserve">  </w:t>
+      </w:r>
+      <w:r>
+        <w:rPr>
+          <w:rStyle w:val="FunctionTok"/>
+        </w:rPr>
+        <w:t xml:space="preserve">mutate</w:t>
+      </w:r>
+      <w:r>
+        <w:rPr>
+          <w:rStyle w:val="NormalTok"/>
+        </w:rPr>
+        <w:t xml:space="preserve">(</w:t>
+      </w:r>
+      <w:r>
+        <w:rPr>
+          <w:rStyle w:val="AttributeTok"/>
+        </w:rPr>
+        <w:t xml:space="preserve">text =</w:t>
+      </w:r>
+      <w:r>
+        <w:rPr>
+          <w:rStyle w:val="NormalTok"/>
+        </w:rPr>
+        <w:t xml:space="preserve"> </w:t>
+      </w:r>
+      <w:r>
+        <w:rPr>
+          <w:rStyle w:val="FunctionTok"/>
+        </w:rPr>
+        <w:t xml:space="preserve">str_replace_all</w:t>
+      </w:r>
+      <w:r>
+        <w:rPr>
+          <w:rStyle w:val="NormalTok"/>
+        </w:rPr>
+        <w:t xml:space="preserve">(text,</w:t>
+      </w:r>
+      <w:r>
+        <w:rPr>
+          <w:rStyle w:val="StringTok"/>
+        </w:rPr>
+        <w:t xml:space="preserve">'[^a-zA-Z]+'</w:t>
+      </w:r>
+      <w:r>
+        <w:rPr>
+          <w:rStyle w:val="NormalTok"/>
+        </w:rPr>
+        <w:t xml:space="preserve">,</w:t>
+      </w:r>
+      <w:r>
+        <w:rPr>
+          <w:rStyle w:val="StringTok"/>
+        </w:rPr>
+        <w:t xml:space="preserve">' '</w:t>
+      </w:r>
+      <w:r>
+        <w:rPr>
+          <w:rStyle w:val="NormalTok"/>
+        </w:rPr>
+        <w:t xml:space="preserve">)) </w:t>
+      </w:r>
+      <w:r>
+        <w:rPr>
+          <w:rStyle w:val="SpecialCharTok"/>
+        </w:rPr>
+        <w:t xml:space="preserve">|&gt;</w:t>
+      </w:r>
+      <w:r>
+        <w:br/>
+      </w:r>
+      <w:r>
+        <w:rPr>
+          <w:rStyle w:val="NormalTok"/>
+        </w:rPr>
+        <w:t xml:space="preserve">  </w:t>
+      </w:r>
+      <w:r>
+        <w:rPr>
+          <w:rStyle w:val="FunctionTok"/>
+        </w:rPr>
+        <w:t xml:space="preserve">filter</w:t>
+      </w:r>
+      <w:r>
+        <w:rPr>
+          <w:rStyle w:val="NormalTok"/>
+        </w:rPr>
+        <w:t xml:space="preserve">(</w:t>
+      </w:r>
+      <w:r>
+        <w:rPr>
+          <w:rStyle w:val="FunctionTok"/>
+        </w:rPr>
+        <w:t xml:space="preserve">str_detect</w:t>
+      </w:r>
+      <w:r>
+        <w:rPr>
+          <w:rStyle w:val="NormalTok"/>
+        </w:rPr>
+        <w:t xml:space="preserve">(text,</w:t>
+      </w:r>
+      <w:r>
+        <w:rPr>
+          <w:rStyle w:val="StringTok"/>
+        </w:rPr>
+        <w:t xml:space="preserve">'</w:t>
+      </w:r>
+      <w:r>
+        <w:rPr>
+          <w:rStyle w:val="SpecialCharTok"/>
+        </w:rPr>
+        <w:t xml:space="preserve">\\</w:t>
+      </w:r>
+      <w:r>
+        <w:rPr>
+          <w:rStyle w:val="StringTok"/>
+        </w:rPr>
+        <w:t xml:space="preserve">w'</w:t>
+      </w:r>
+      <w:r>
+        <w:rPr>
+          <w:rStyle w:val="NormalTok"/>
+        </w:rPr>
+        <w:t xml:space="preserve">))</w:t>
+      </w:r>
+      <w:r>
+        <w:br/>
+      </w:r>
+      <w:r>
+        <w:rPr>
+          <w:rStyle w:val="FunctionTok"/>
+        </w:rPr>
+        <w:t xml:space="preserve">head</w:t>
+      </w:r>
+      <w:r>
+        <w:rPr>
+          <w:rStyle w:val="NormalTok"/>
+        </w:rPr>
+        <w:t xml:space="preserve">(clean_df,</w:t>
+      </w:r>
+      <w:r>
+        <w:rPr>
+          <w:rStyle w:val="DecValTok"/>
+        </w:rPr>
+        <w:t xml:space="preserve">5</w:t>
+      </w:r>
+      <w:r>
+        <w:rPr>
+          <w:rStyle w:val="NormalTok"/>
+        </w:rPr>
+        <w:t xml:space="preserve">)</w:t>
+      </w:r>
+    </w:p>
+    <w:p>
+      <w:pPr>
+        <w:pStyle w:val="SourceCode"/>
+      </w:pPr>
+      <w:r>
+        <w:rPr>
+          <w:rStyle w:val="VerbatimChar"/>
+        </w:rPr>
+        <w:t xml:space="preserve">## # A tibble: 5 × 2</w:t>
+      </w:r>
+      <w:r>
+        <w:br/>
+      </w:r>
+      <w:r>
+        <w:rPr>
+          <w:rStyle w:val="VerbatimChar"/>
+        </w:rPr>
+        <w:t xml:space="preserve">##    line text                                                                    </w:t>
+      </w:r>
+      <w:r>
+        <w:br/>
+      </w:r>
+      <w:r>
+        <w:rPr>
+          <w:rStyle w:val="VerbatimChar"/>
+        </w:rPr>
+        <w:t xml:space="preserve">##   &lt;int&gt; &lt;chr&gt;                                                                   </w:t>
+      </w:r>
+      <w:r>
+        <w:br/>
+      </w:r>
+      <w:r>
+        <w:rPr>
+          <w:rStyle w:val="VerbatimChar"/>
+        </w:rPr>
+        <w:t xml:space="preserve">## 1     1 "pride and prejudice"                                                   </w:t>
+      </w:r>
+      <w:r>
+        <w:br/>
+      </w:r>
+      <w:r>
+        <w:rPr>
+          <w:rStyle w:val="VerbatimChar"/>
+        </w:rPr>
+        <w:t xml:space="preserve">## 2     3 "by jane austen"                                                        </w:t>
+      </w:r>
+      <w:r>
+        <w:br/>
+      </w:r>
+      <w:r>
+        <w:rPr>
+          <w:rStyle w:val="VerbatimChar"/>
+        </w:rPr>
+        <w:t xml:space="preserve">## 3     7 "chapter "                                                              </w:t>
+      </w:r>
+      <w:r>
+        <w:br/>
+      </w:r>
+      <w:r>
+        <w:rPr>
+          <w:rStyle w:val="VerbatimChar"/>
+        </w:rPr>
+        <w:t xml:space="preserve">## 4    10 "it is a truth universally acknowledged that a single man in possession"</w:t>
+      </w:r>
+      <w:r>
+        <w:br/>
+      </w:r>
+      <w:r>
+        <w:rPr>
+          <w:rStyle w:val="VerbatimChar"/>
+        </w:rPr>
+        <w:t xml:space="preserve">## 5    11 "of a good fortune must be in want of a wife "</w:t>
+      </w:r>
+    </w:p>
+    <w:bookmarkEnd w:id="53"/>
+    <w:bookmarkStart w:id="54" w:name="Xb99e3300501fee96d6f3dbbd0ba1e81075bcbc6"/>
+    <w:p>
+      <w:pPr>
+        <w:pStyle w:val="Heading4"/>
+      </w:pPr>
+      <w:r>
+        <w:t xml:space="preserve">b. (3 points) Tokenize the cleaned text into individual words using</w:t>
+      </w:r>
+      <w:r>
+        <w:t xml:space="preserve"> </w:t>
+      </w:r>
+      <w:r>
+        <w:rPr>
+          <w:rStyle w:val="VerbatimChar"/>
+        </w:rPr>
+        <w:t xml:space="preserve">unnest_tokens()</w:t>
+      </w:r>
+      <w:r>
+        <w:t xml:space="preserve">. Remove stop words using</w:t>
+      </w:r>
+      <w:r>
+        <w:t xml:space="preserve"> </w:t>
+      </w:r>
+      <w:r>
+        <w:rPr>
+          <w:rStyle w:val="VerbatimChar"/>
+        </w:rPr>
+        <w:t xml:space="preserve">stop_words</w:t>
+      </w:r>
+      <w:r>
+        <w:t xml:space="preserve"> </w:t>
+      </w:r>
+      <w:r>
+        <w:t xml:space="preserve">from</w:t>
+      </w:r>
+      <w:r>
+        <w:t xml:space="preserve"> </w:t>
+      </w:r>
+      <w:r>
+        <w:rPr>
+          <w:rStyle w:val="VerbatimChar"/>
+        </w:rPr>
+        <w:t xml:space="preserve">tidytext</w:t>
+      </w:r>
+      <w:r>
+        <w:t xml:space="preserve">. Store the result as</w:t>
+      </w:r>
+      <w:r>
+        <w:t xml:space="preserve"> </w:t>
+      </w:r>
+      <w:r>
+        <w:rPr>
+          <w:rStyle w:val="VerbatimChar"/>
+        </w:rPr>
+        <w:t xml:space="preserve">words_df</w:t>
+      </w:r>
+      <w:r>
+        <w:t xml:space="preserve">. Print the first 5 rows.</w:t>
+      </w:r>
+    </w:p>
+    <w:p>
+      <w:pPr>
+        <w:pStyle w:val="SourceCode"/>
+      </w:pPr>
+      <w:r>
+        <w:rPr>
+          <w:rStyle w:val="NormalTok"/>
+        </w:rPr>
+        <w:t xml:space="preserve">words_df </w:t>
+      </w:r>
+      <w:r>
+        <w:rPr>
+          <w:rStyle w:val="OtherTok"/>
+        </w:rPr>
+        <w:t xml:space="preserve">&lt;-</w:t>
+      </w:r>
+      <w:r>
+        <w:rPr>
+          <w:rStyle w:val="NormalTok"/>
+        </w:rPr>
+        <w:t xml:space="preserve"> clean_df </w:t>
+      </w:r>
+      <w:r>
+        <w:rPr>
+          <w:rStyle w:val="SpecialCharTok"/>
+        </w:rPr>
+        <w:t xml:space="preserve">|&gt;</w:t>
+      </w:r>
+      <w:r>
+        <w:br/>
+      </w:r>
+      <w:r>
+        <w:rPr>
+          <w:rStyle w:val="NormalTok"/>
+        </w:rPr>
+        <w:t xml:space="preserve">  </w:t>
+      </w:r>
+      <w:r>
+        <w:rPr>
+          <w:rStyle w:val="FunctionTok"/>
+        </w:rPr>
+        <w:t xml:space="preserve">unnest_tokens</w:t>
+      </w:r>
+      <w:r>
+        <w:rPr>
+          <w:rStyle w:val="NormalTok"/>
+        </w:rPr>
+        <w:t xml:space="preserve">(word,text) </w:t>
+      </w:r>
+      <w:r>
+        <w:rPr>
+          <w:rStyle w:val="SpecialCharTok"/>
+        </w:rPr>
+        <w:t xml:space="preserve">|&gt;</w:t>
+      </w:r>
+      <w:r>
+        <w:br/>
+      </w:r>
+      <w:r>
+        <w:rPr>
+          <w:rStyle w:val="NormalTok"/>
+        </w:rPr>
+        <w:t xml:space="preserve">  </w:t>
+      </w:r>
+      <w:r>
+        <w:rPr>
+          <w:rStyle w:val="FunctionTok"/>
+        </w:rPr>
+        <w:t xml:space="preserve">filter</w:t>
+      </w:r>
+      <w:r>
+        <w:rPr>
+          <w:rStyle w:val="NormalTok"/>
+        </w:rPr>
+        <w:t xml:space="preserve">(</w:t>
+      </w:r>
+      <w:r>
+        <w:rPr>
+          <w:rStyle w:val="SpecialCharTok"/>
+        </w:rPr>
+        <w:t xml:space="preserve">!</w:t>
+      </w:r>
+      <w:r>
+        <w:rPr>
+          <w:rStyle w:val="NormalTok"/>
+        </w:rPr>
+        <w:t xml:space="preserve">word </w:t>
+      </w:r>
+      <w:r>
+        <w:rPr>
+          <w:rStyle w:val="SpecialCharTok"/>
+        </w:rPr>
+        <w:t xml:space="preserve">%in%</w:t>
+      </w:r>
+      <w:r>
+        <w:rPr>
+          <w:rStyle w:val="NormalTok"/>
+        </w:rPr>
+        <w:t xml:space="preserve"> tidytext</w:t>
+      </w:r>
+      <w:r>
+        <w:rPr>
+          <w:rStyle w:val="SpecialCharTok"/>
+        </w:rPr>
+        <w:t xml:space="preserve">::</w:t>
+      </w:r>
+      <w:r>
+        <w:rPr>
+          <w:rStyle w:val="NormalTok"/>
+        </w:rPr>
+        <w:t xml:space="preserve">stop_words</w:t>
+      </w:r>
+      <w:r>
+        <w:rPr>
+          <w:rStyle w:val="SpecialCharTok"/>
+        </w:rPr>
+        <w:t xml:space="preserve">$</w:t>
+      </w:r>
+      <w:r>
+        <w:rPr>
+          <w:rStyle w:val="NormalTok"/>
+        </w:rPr>
+        <w:t xml:space="preserve">word)</w:t>
+      </w:r>
+      <w:r>
+        <w:br/>
+      </w:r>
+      <w:r>
+        <w:rPr>
+          <w:rStyle w:val="FunctionTok"/>
+        </w:rPr>
+        <w:t xml:space="preserve">head</w:t>
+      </w:r>
+      <w:r>
+        <w:rPr>
+          <w:rStyle w:val="NormalTok"/>
+        </w:rPr>
+        <w:t xml:space="preserve">(words_df,</w:t>
+      </w:r>
+      <w:r>
+        <w:rPr>
+          <w:rStyle w:val="DecValTok"/>
+        </w:rPr>
+        <w:t xml:space="preserve">5</w:t>
+      </w:r>
+      <w:r>
+        <w:rPr>
+          <w:rStyle w:val="NormalTok"/>
+        </w:rPr>
+        <w:t xml:space="preserve">)</w:t>
+      </w:r>
+    </w:p>
+    <w:p>
+      <w:pPr>
+        <w:pStyle w:val="SourceCode"/>
+      </w:pPr>
+      <w:r>
+        <w:rPr>
+          <w:rStyle w:val="VerbatimChar"/>
+        </w:rPr>
+        <w:t xml:space="preserve">## # A tibble: 5 × 2</w:t>
+      </w:r>
+      <w:r>
+        <w:br/>
+      </w:r>
+      <w:r>
+        <w:rPr>
+          <w:rStyle w:val="VerbatimChar"/>
+        </w:rPr>
+        <w:t xml:space="preserve">##    line word     </w:t>
+      </w:r>
+      <w:r>
+        <w:br/>
+      </w:r>
+      <w:r>
+        <w:rPr>
+          <w:rStyle w:val="VerbatimChar"/>
+        </w:rPr>
+        <w:t xml:space="preserve">##   &lt;int&gt; &lt;chr&gt;    </w:t>
+      </w:r>
+      <w:r>
+        <w:br/>
+      </w:r>
+      <w:r>
+        <w:rPr>
+          <w:rStyle w:val="VerbatimChar"/>
+        </w:rPr>
+        <w:t xml:space="preserve">## 1     1 pride    </w:t>
+      </w:r>
+      <w:r>
+        <w:br/>
+      </w:r>
+      <w:r>
+        <w:rPr>
+          <w:rStyle w:val="VerbatimChar"/>
+        </w:rPr>
+        <w:t xml:space="preserve">## 2     1 prejudice</w:t>
+      </w:r>
+      <w:r>
+        <w:br/>
+      </w:r>
+      <w:r>
+        <w:rPr>
+          <w:rStyle w:val="VerbatimChar"/>
+        </w:rPr>
+        <w:t xml:space="preserve">## 3     3 jane     </w:t>
+      </w:r>
+      <w:r>
+        <w:br/>
+      </w:r>
+      <w:r>
+        <w:rPr>
+          <w:rStyle w:val="VerbatimChar"/>
+        </w:rPr>
+        <w:t xml:space="preserve">## 4     3 austen   </w:t>
+      </w:r>
+      <w:r>
+        <w:br/>
+      </w:r>
+      <w:r>
+        <w:rPr>
+          <w:rStyle w:val="VerbatimChar"/>
+        </w:rPr>
+        <w:t xml:space="preserve">## 5     7 chapter</w:t>
+      </w:r>
+    </w:p>
+    <w:bookmarkEnd w:id="54"/>
+    <w:bookmarkStart w:id="55" w:name="X96808337409416233453dd0ee5cb43070247350"/>
+    <w:p>
+      <w:pPr>
+        <w:pStyle w:val="Heading4"/>
+      </w:pPr>
+      <w:r>
+        <w:t xml:space="preserve">c. (3 points) Compute word frequencies. Create a tibble</w:t>
+      </w:r>
+      <w:r>
+        <w:t xml:space="preserve"> </w:t>
+      </w:r>
+      <w:r>
+        <w:rPr>
+          <w:rStyle w:val="VerbatimChar"/>
+        </w:rPr>
+        <w:t xml:space="preserve">top20_words</w:t>
+      </w:r>
+      <w:r>
+        <w:t xml:space="preserve"> </w:t>
+      </w:r>
+      <w:r>
+        <w:t xml:space="preserve">containing the 20 most frequent words. Print the result.</w:t>
+      </w:r>
+    </w:p>
+    <w:p>
+      <w:pPr>
+        <w:pStyle w:val="SourceCode"/>
+      </w:pPr>
+      <w:r>
+        <w:rPr>
+          <w:rStyle w:val="NormalTok"/>
+        </w:rPr>
+        <w:t xml:space="preserve">top20_words </w:t>
+      </w:r>
+      <w:r>
+        <w:rPr>
+          <w:rStyle w:val="OtherTok"/>
+        </w:rPr>
+        <w:t xml:space="preserve">&lt;-</w:t>
+      </w:r>
+      <w:r>
+        <w:rPr>
+          <w:rStyle w:val="NormalTok"/>
+        </w:rPr>
+        <w:t xml:space="preserve"> words_df </w:t>
+      </w:r>
+      <w:r>
+        <w:rPr>
+          <w:rStyle w:val="SpecialCharTok"/>
+        </w:rPr>
+        <w:t xml:space="preserve">|&gt;</w:t>
+      </w:r>
+      <w:r>
+        <w:br/>
+      </w:r>
+      <w:r>
+        <w:rPr>
+          <w:rStyle w:val="NormalTok"/>
+        </w:rPr>
+        <w:t xml:space="preserve">  </w:t>
+      </w:r>
+      <w:r>
+        <w:rPr>
+          <w:rStyle w:val="FunctionTok"/>
+        </w:rPr>
+        <w:t xml:space="preserve">count</w:t>
+      </w:r>
+      <w:r>
+        <w:rPr>
+          <w:rStyle w:val="NormalTok"/>
+        </w:rPr>
+        <w:t xml:space="preserve">(word) </w:t>
+      </w:r>
+      <w:r>
+        <w:rPr>
+          <w:rStyle w:val="SpecialCharTok"/>
+        </w:rPr>
+        <w:t xml:space="preserve">|&gt;</w:t>
+      </w:r>
+      <w:r>
+        <w:br/>
+      </w:r>
+      <w:r>
+        <w:rPr>
+          <w:rStyle w:val="NormalTok"/>
+        </w:rPr>
+        <w:t xml:space="preserve">  </w:t>
+      </w:r>
+      <w:r>
+        <w:rPr>
+          <w:rStyle w:val="FunctionTok"/>
+        </w:rPr>
+        <w:t xml:space="preserve">arrange</w:t>
+      </w:r>
+      <w:r>
+        <w:rPr>
+          <w:rStyle w:val="NormalTok"/>
+        </w:rPr>
+        <w:t xml:space="preserve">(</w:t>
+      </w:r>
+      <w:r>
+        <w:rPr>
+          <w:rStyle w:val="FunctionTok"/>
+        </w:rPr>
+        <w:t xml:space="preserve">desc</w:t>
+      </w:r>
+      <w:r>
+        <w:rPr>
+          <w:rStyle w:val="NormalTok"/>
+        </w:rPr>
+        <w:t xml:space="preserve">(n)) </w:t>
+      </w:r>
+      <w:r>
+        <w:rPr>
+          <w:rStyle w:val="SpecialCharTok"/>
+        </w:rPr>
+        <w:t xml:space="preserve">|&gt;</w:t>
+      </w:r>
+      <w:r>
+        <w:br/>
+      </w:r>
+      <w:r>
+        <w:rPr>
+          <w:rStyle w:val="NormalTok"/>
+        </w:rPr>
+        <w:t xml:space="preserve">  </w:t>
+      </w:r>
+      <w:r>
+        <w:rPr>
+          <w:rStyle w:val="FunctionTok"/>
+        </w:rPr>
+        <w:t xml:space="preserve">head</w:t>
+      </w:r>
+      <w:r>
+        <w:rPr>
+          <w:rStyle w:val="NormalTok"/>
+        </w:rPr>
+        <w:t xml:space="preserve">(</w:t>
+      </w:r>
+      <w:r>
+        <w:rPr>
+          <w:rStyle w:val="DecValTok"/>
+        </w:rPr>
+        <w:t xml:space="preserve">20</w:t>
+      </w:r>
+      <w:r>
+        <w:rPr>
+          <w:rStyle w:val="NormalTok"/>
+        </w:rPr>
+        <w:t xml:space="preserve">)</w:t>
+      </w:r>
+      <w:r>
+        <w:br/>
+      </w:r>
+      <w:r>
+        <w:rPr>
+          <w:rStyle w:val="NormalTok"/>
+        </w:rPr>
+        <w:t xml:space="preserve">top20_words</w:t>
+      </w:r>
+    </w:p>
+    <w:p>
+      <w:pPr>
+        <w:pStyle w:val="SourceCode"/>
+      </w:pPr>
+      <w:r>
+        <w:rPr>
+          <w:rStyle w:val="VerbatimChar"/>
+        </w:rPr>
+        <w:t xml:space="preserve">## # A tibble: 20 × 2</w:t>
+      </w:r>
+      <w:r>
+        <w:br/>
+      </w:r>
+      <w:r>
+        <w:rPr>
+          <w:rStyle w:val="VerbatimChar"/>
+        </w:rPr>
+        <w:t xml:space="preserve">##    word          n</w:t>
+      </w:r>
+      <w:r>
+        <w:br/>
+      </w:r>
+      <w:r>
+        <w:rPr>
+          <w:rStyle w:val="VerbatimChar"/>
+        </w:rPr>
+        <w:t xml:space="preserve">##    &lt;chr&gt;     &lt;int&gt;</w:t>
+      </w:r>
+      <w:r>
+        <w:br/>
+      </w:r>
+      <w:r>
+        <w:rPr>
+          <w:rStyle w:val="VerbatimChar"/>
+        </w:rPr>
+        <w:t xml:space="preserve">##  1 elizabeth   635</w:t>
+      </w:r>
+      <w:r>
+        <w:br/>
+      </w:r>
+      <w:r>
+        <w:rPr>
+          <w:rStyle w:val="VerbatimChar"/>
+        </w:rPr>
+        <w:t xml:space="preserve">##  2 darcy       418</w:t>
+      </w:r>
+      <w:r>
+        <w:br/>
+      </w:r>
+      <w:r>
+        <w:rPr>
+          <w:rStyle w:val="VerbatimChar"/>
+        </w:rPr>
+        <w:t xml:space="preserve">##  3 bennet      323</w:t>
+      </w:r>
+      <w:r>
+        <w:br/>
+      </w:r>
+      <w:r>
+        <w:rPr>
+          <w:rStyle w:val="VerbatimChar"/>
+        </w:rPr>
+        <w:t xml:space="preserve">##  4 bingley     306</w:t>
+      </w:r>
+      <w:r>
+        <w:br/>
+      </w:r>
+      <w:r>
+        <w:rPr>
+          <w:rStyle w:val="VerbatimChar"/>
+        </w:rPr>
+        <w:t xml:space="preserve">##  5 jane        292</w:t>
+      </w:r>
+      <w:r>
+        <w:br/>
+      </w:r>
+      <w:r>
+        <w:rPr>
+          <w:rStyle w:val="VerbatimChar"/>
+        </w:rPr>
+        <w:t xml:space="preserve">##  6 miss        283</w:t>
+      </w:r>
+      <w:r>
+        <w:br/>
+      </w:r>
+      <w:r>
+        <w:rPr>
+          <w:rStyle w:val="VerbatimChar"/>
+        </w:rPr>
+        <w:t xml:space="preserve">##  7 sister      218</w:t>
+      </w:r>
+      <w:r>
+        <w:br/>
+      </w:r>
+      <w:r>
+        <w:rPr>
+          <w:rStyle w:val="VerbatimChar"/>
+        </w:rPr>
+        <w:t xml:space="preserve">##  8 time        203</w:t>
+      </w:r>
+      <w:r>
+        <w:br/>
+      </w:r>
+      <w:r>
+        <w:rPr>
+          <w:rStyle w:val="VerbatimChar"/>
+        </w:rPr>
+        <w:t xml:space="preserve">##  9 wickham     194</w:t>
+      </w:r>
+      <w:r>
+        <w:br/>
+      </w:r>
+      <w:r>
+        <w:rPr>
+          <w:rStyle w:val="VerbatimChar"/>
+        </w:rPr>
+        <w:t xml:space="preserve">## 10 lady        191</w:t>
+      </w:r>
+      <w:r>
+        <w:br/>
+      </w:r>
+      <w:r>
+        <w:rPr>
+          <w:rStyle w:val="VerbatimChar"/>
+        </w:rPr>
+        <w:t xml:space="preserve">## 11 collins     180</w:t>
+      </w:r>
+      <w:r>
+        <w:br/>
+      </w:r>
+      <w:r>
+        <w:rPr>
+          <w:rStyle w:val="VerbatimChar"/>
+        </w:rPr>
+        <w:t xml:space="preserve">## 12 lydia       171</w:t>
+      </w:r>
+      <w:r>
+        <w:br/>
+      </w:r>
+      <w:r>
+        <w:rPr>
+          <w:rStyle w:val="VerbatimChar"/>
+        </w:rPr>
+        <w:t xml:space="preserve">## 13 dear        158</w:t>
+      </w:r>
+      <w:r>
+        <w:br/>
+      </w:r>
+      <w:r>
+        <w:rPr>
+          <w:rStyle w:val="VerbatimChar"/>
+        </w:rPr>
+        <w:t xml:space="preserve">## 14 family      152</w:t>
+      </w:r>
+      <w:r>
+        <w:br/>
+      </w:r>
+      <w:r>
+        <w:rPr>
+          <w:rStyle w:val="VerbatimChar"/>
+        </w:rPr>
+        <w:t xml:space="preserve">## 15 day         144</w:t>
+      </w:r>
+      <w:r>
+        <w:br/>
+      </w:r>
+      <w:r>
+        <w:rPr>
+          <w:rStyle w:val="VerbatimChar"/>
+        </w:rPr>
+        <w:t xml:space="preserve">## 16 mother      137</w:t>
+      </w:r>
+      <w:r>
+        <w:br/>
+      </w:r>
+      <w:r>
+        <w:rPr>
+          <w:rStyle w:val="VerbatimChar"/>
+        </w:rPr>
+        <w:t xml:space="preserve">## 17 father      135</w:t>
+      </w:r>
+      <w:r>
+        <w:br/>
+      </w:r>
+      <w:r>
+        <w:rPr>
+          <w:rStyle w:val="VerbatimChar"/>
+        </w:rPr>
+        <w:t xml:space="preserve">## 18 catherine   126</w:t>
+      </w:r>
+      <w:r>
+        <w:br/>
+      </w:r>
+      <w:r>
+        <w:rPr>
+          <w:rStyle w:val="VerbatimChar"/>
+        </w:rPr>
+        <w:t xml:space="preserve">## 19 hope        121</w:t>
+      </w:r>
+      <w:r>
+        <w:br/>
+      </w:r>
+      <w:r>
+        <w:rPr>
+          <w:rStyle w:val="VerbatimChar"/>
+        </w:rPr>
+        <w:t xml:space="preserve">## 20 letter      116</w:t>
+      </w:r>
+    </w:p>
+    <w:bookmarkEnd w:id="55"/>
+    <w:bookmarkStart w:id="59" w:name="X37762582771a528e8de644bda502419f347d4d9"/>
+    <w:p>
+      <w:pPr>
+        <w:pStyle w:val="Heading4"/>
+      </w:pPr>
+      <w:r>
+        <w:t xml:space="preserve">d. (3 points) Create a horizontal bar plot of the top 20 most frequent words.</w:t>
+      </w:r>
+    </w:p>
+    <w:p>
+      <w:pPr>
+        <w:pStyle w:val="SourceCode"/>
+      </w:pPr>
+      <w:r>
+        <w:rPr>
+          <w:rStyle w:val="NormalTok"/>
+        </w:rPr>
+        <w:t xml:space="preserve">top20_words </w:t>
+      </w:r>
+      <w:r>
+        <w:rPr>
+          <w:rStyle w:val="SpecialCharTok"/>
+        </w:rPr>
+        <w:t xml:space="preserve">|&gt;</w:t>
+      </w:r>
+      <w:r>
+        <w:br/>
+      </w:r>
+      <w:r>
+        <w:rPr>
+          <w:rStyle w:val="NormalTok"/>
+        </w:rPr>
+        <w:t xml:space="preserve">  </w:t>
+      </w:r>
+      <w:r>
+        <w:rPr>
+          <w:rStyle w:val="FunctionTok"/>
+        </w:rPr>
+        <w:t xml:space="preserve">ggplot</w:t>
+      </w:r>
+      <w:r>
+        <w:rPr>
+          <w:rStyle w:val="NormalTok"/>
+        </w:rPr>
+        <w:t xml:space="preserve">(</w:t>
+      </w:r>
+      <w:r>
+        <w:rPr>
+          <w:rStyle w:val="FunctionTok"/>
+        </w:rPr>
+        <w:t xml:space="preserve">aes</w:t>
+      </w:r>
+      <w:r>
+        <w:rPr>
+          <w:rStyle w:val="NormalTok"/>
+        </w:rPr>
+        <w:t xml:space="preserve">(</w:t>
+      </w:r>
+      <w:r>
+        <w:rPr>
+          <w:rStyle w:val="FunctionTok"/>
+        </w:rPr>
+        <w:t xml:space="preserve">reorder</w:t>
+      </w:r>
+      <w:r>
+        <w:rPr>
+          <w:rStyle w:val="NormalTok"/>
+        </w:rPr>
+        <w:t xml:space="preserve">(word,n),n)) </w:t>
+      </w:r>
+      <w:r>
+        <w:rPr>
+          <w:rStyle w:val="SpecialCharTok"/>
+        </w:rPr>
+        <w:t xml:space="preserve">+</w:t>
+      </w:r>
+      <w:r>
+        <w:br/>
+      </w:r>
+      <w:r>
+        <w:rPr>
+          <w:rStyle w:val="NormalTok"/>
+        </w:rPr>
+        <w:t xml:space="preserve">  </w:t>
+      </w:r>
+      <w:r>
+        <w:rPr>
+          <w:rStyle w:val="FunctionTok"/>
+        </w:rPr>
+        <w:t xml:space="preserve">geom_bar</w:t>
+      </w:r>
+      <w:r>
+        <w:rPr>
+          <w:rStyle w:val="NormalTok"/>
+        </w:rPr>
+        <w:t xml:space="preserve">(</w:t>
+      </w:r>
+      <w:r>
+        <w:rPr>
+          <w:rStyle w:val="AttributeTok"/>
+        </w:rPr>
+        <w:t xml:space="preserve">stat =</w:t>
+      </w:r>
+      <w:r>
+        <w:rPr>
+          <w:rStyle w:val="NormalTok"/>
+        </w:rPr>
+        <w:t xml:space="preserve"> </w:t>
+      </w:r>
+      <w:r>
+        <w:rPr>
+          <w:rStyle w:val="StringTok"/>
+        </w:rPr>
+        <w:t xml:space="preserve">'identity'</w:t>
+      </w:r>
+      <w:r>
+        <w:rPr>
+          <w:rStyle w:val="NormalTok"/>
+        </w:rPr>
+        <w:t xml:space="preserve">) </w:t>
+      </w:r>
+      <w:r>
+        <w:rPr>
+          <w:rStyle w:val="SpecialCharTok"/>
+        </w:rPr>
+        <w:t xml:space="preserve">+</w:t>
+      </w:r>
+      <w:r>
+        <w:br/>
+      </w:r>
+      <w:r>
+        <w:rPr>
+          <w:rStyle w:val="NormalTok"/>
+        </w:rPr>
+        <w:t xml:space="preserve">  </w:t>
+      </w:r>
+      <w:r>
+        <w:rPr>
+          <w:rStyle w:val="FunctionTok"/>
+        </w:rPr>
+        <w:t xml:space="preserve">coord_flip</w:t>
+      </w:r>
+      <w:r>
+        <w:rPr>
+          <w:rStyle w:val="NormalTok"/>
+        </w:rPr>
+        <w:t xml:space="preserve">()</w:t>
+      </w:r>
+    </w:p>
+    <w:p>
+      <w:pPr>
+        <w:pStyle w:val="FirstParagraph"/>
+      </w:pPr>
+      <w:r>
+        <w:drawing>
+          <wp:inline>
+            <wp:extent cx="5334000" cy="4267200"/>
+            <wp:effectExtent b="0" l="0" r="0" t="0"/>
+            <wp:docPr descr="" title="" id="57" name="Picture"/>
+            <a:graphic>
+              <a:graphicData uri="http://schemas.openxmlformats.org/drawingml/2006/picture">
+                <pic:pic>
+                  <pic:nvPicPr>
+                    <pic:cNvPr descr="COMP2501_Assignment_2_Questions_2026_files/figure-docx/unnamed-chunk-21-1.png" id="58" name="Picture"/>
+                    <pic:cNvPicPr>
+                      <a:picLocks noChangeArrowheads="1" noChangeAspect="1"/>
+                    </pic:cNvPicPr>
+                  </pic:nvPicPr>
+                  <pic:blipFill>
+                    <a:blip r:embed="rId56"/>
+                    <a:stretch>
+                      <a:fillRect/>
+                    </a:stretch>
+                  </pic:blipFill>
+                  <pic:spPr bwMode="auto">
+                    <a:xfrm>
+                      <a:off x="0" y="0"/>
+                      <a:ext cx="5334000" cy="4267200"/>
+                    </a:xfrm>
+                    <a:prstGeom prst="rect">
+                      <a:avLst/>
+                    </a:prstGeom>
+                    <a:noFill/>
+                    <a:ln w="9525">
+                      <a:noFill/>
+                      <a:headEnd/>
+                      <a:tailEnd/>
+                    </a:ln>
+                  </pic:spPr>
+                </pic:pic>
+              </a:graphicData>
+            </a:graphic>
+          </wp:inline>
+        </w:drawing>
+      </w:r>
+    </w:p>
+    <w:bookmarkEnd w:id="59"/>
+    <w:bookmarkEnd w:id="60"/>
+    <w:bookmarkEnd w:id="61"/>
+    <w:sectPr>
+      <w:footnotePr>
+        <w:numRestart w:val="eachSect"/>
+      </w:footnotePr>
+    </w:sectPr>
   </w:body>
 </w:document>
 </file>
@@ -2772,14 +8969,14 @@
 <file path=word/numbering.xml><?xml version="1.0" encoding="utf-8"?>
 <w:numbering xmlns:w="http://schemas.openxmlformats.org/wordprocessingml/2006/main">
   <w:abstractNum w:abstractNumId="990">
-    <w:nsid w:val="A990"/>
+    <w:nsid w:val="0000A990"/>
     <w:multiLevelType w:val="multilevel"/>
     <w:lvl w:ilvl="0">
       <w:numFmt w:val="bullet"/>
       <w:lvlText w:val=" "/>
       <w:lvlJc w:val="left"/>
       <w:pPr>
-        <w:ind w:left="720" w:hanging="480"/>
+        <w:ind w:left="720" w:hanging="360"/>
       </w:pPr>
     </w:lvl>
     <w:lvl w:ilvl="1">
@@ -2787,7 +8984,7 @@
       <w:lvlText w:val=" "/>
       <w:lvlJc w:val="left"/>
       <w:pPr>
-        <w:ind w:left="1440" w:hanging="480"/>
+        <w:ind w:left="1440" w:hanging="360"/>
       </w:pPr>
     </w:lvl>
     <w:lvl w:ilvl="2">
@@ -2795,7 +8992,7 @@
       <w:lvlText w:val=" "/>
       <w:lvlJc w:val="left"/>
       <w:pPr>
-        <w:ind w:left="2160" w:hanging="480"/>
+        <w:ind w:left="2160" w:hanging="360"/>
       </w:pPr>
     </w:lvl>
     <w:lvl w:ilvl="3">
@@ -2803,7 +9000,7 @@
       <w:lvlText w:val=" "/>
       <w:lvlJc w:val="left"/>
       <w:pPr>
-        <w:ind w:left="2880" w:hanging="480"/>
+        <w:ind w:left="2880" w:hanging="360"/>
       </w:pPr>
     </w:lvl>
     <w:lvl w:ilvl="4">
@@ -2811,7 +9008,7 @@
       <w:lvlText w:val=" "/>
       <w:lvlJc w:val="left"/>
       <w:pPr>
-        <w:ind w:left="3600" w:hanging="480"/>
+        <w:ind w:left="3600" w:hanging="360"/>
       </w:pPr>
     </w:lvl>
     <w:lvl w:ilvl="5">
@@ -2819,7 +9016,7 @@
       <w:lvlText w:val=" "/>
       <w:lvlJc w:val="left"/>
       <w:pPr>
-        <w:ind w:left="4320" w:hanging="480"/>
+        <w:ind w:left="4320" w:hanging="360"/>
       </w:pPr>
     </w:lvl>
     <w:lvl w:ilvl="6">
@@ -2827,7 +9024,7 @@
       <w:lvlText w:val=" "/>
       <w:lvlJc w:val="left"/>
       <w:pPr>
-        <w:ind w:left="5040" w:hanging="480"/>
+        <w:ind w:left="5040" w:hanging="360"/>
       </w:pPr>
     </w:lvl>
     <w:lvl w:ilvl="7">
@@ -2835,7 +9032,7 @@
       <w:lvlText w:val=" "/>
       <w:lvlJc w:val="left"/>
       <w:pPr>
-        <w:ind w:left="5760" w:hanging="480"/>
+        <w:ind w:left="5760" w:hanging="360"/>
       </w:pPr>
     </w:lvl>
     <w:lvl w:ilvl="8">
@@ -2843,12 +9040,12 @@
       <w:lvlText w:val=" "/>
       <w:lvlJc w:val="left"/>
       <w:pPr>
-        <w:ind w:left="6480" w:hanging="480"/>
+        <w:ind w:left="6480" w:hanging="360"/>
       </w:pPr>
     </w:lvl>
   </w:abstractNum>
   <w:abstractNum w:abstractNumId="99411">
-    <w:nsid w:val="A99411"/>
+    <w:nsid w:val="00A99411"/>
     <w:multiLevelType w:val="multilevel"/>
     <w:lvl w:ilvl="0">
       <w:start w:val="1"/>
@@ -2856,7 +9053,7 @@
       <w:lvlText w:val="%1."/>
       <w:lvlJc w:val="left"/>
       <w:pPr>
-        <w:ind w:left="720" w:hanging="480"/>
+        <w:ind w:left="720" w:hanging="360"/>
       </w:pPr>
     </w:lvl>
     <w:lvl w:ilvl="1">
@@ -2865,7 +9062,7 @@
       <w:lvlText w:val="%2."/>
       <w:lvlJc w:val="left"/>
       <w:pPr>
-        <w:ind w:left="1440" w:hanging="480"/>
+        <w:ind w:left="1440" w:hanging="360"/>
       </w:pPr>
     </w:lvl>
     <w:lvl w:ilvl="2">
@@ -2874,7 +9071,7 @@
       <w:lvlText w:val="%3."/>
       <w:lvlJc w:val="left"/>
       <w:pPr>
-        <w:ind w:left="2160" w:hanging="480"/>
+        <w:ind w:left="2160" w:hanging="360"/>
       </w:pPr>
     </w:lvl>
     <w:lvl w:ilvl="3">
@@ -2883,7 +9080,7 @@
       <w:lvlText w:val="%4."/>
       <w:lvlJc w:val="left"/>
       <w:pPr>
-        <w:ind w:left="2880" w:hanging="480"/>
+        <w:ind w:left="2880" w:hanging="360"/>
       </w:pPr>
     </w:lvl>
     <w:lvl w:ilvl="4">
@@ -2892,7 +9089,7 @@
       <w:lvlText w:val="%5."/>
       <w:lvlJc w:val="left"/>
       <w:pPr>
-        <w:ind w:left="3600" w:hanging="480"/>
+        <w:ind w:left="3600" w:hanging="360"/>
       </w:pPr>
     </w:lvl>
     <w:lvl w:ilvl="5">
@@ -2901,7 +9098,7 @@
       <w:lvlText w:val="%6."/>
       <w:lvlJc w:val="left"/>
       <w:pPr>
-        <w:ind w:left="4320" w:hanging="480"/>
+        <w:ind w:left="4320" w:hanging="360"/>
       </w:pPr>
     </w:lvl>
     <w:lvl w:ilvl="6">
@@ -2910,7 +9107,7 @@
       <w:lvlText w:val="%7."/>
       <w:lvlJc w:val="left"/>
       <w:pPr>
-        <w:ind w:left="5040" w:hanging="480"/>
+        <w:ind w:left="5040" w:hanging="360"/>
       </w:pPr>
     </w:lvl>
     <w:lvl w:ilvl="7">
@@ -2919,7 +9116,7 @@
       <w:lvlText w:val="%8."/>
       <w:lvlJc w:val="left"/>
       <w:pPr>
-        <w:ind w:left="5760" w:hanging="480"/>
+        <w:ind w:left="5760" w:hanging="360"/>
       </w:pPr>
     </w:lvl>
     <w:lvl w:ilvl="8">
@@ -2928,7 +9125,7 @@
       <w:lvlText w:val="%9."/>
       <w:lvlJc w:val="left"/>
       <w:pPr>
-        <w:ind w:left="6480" w:hanging="480"/>
+        <w:ind w:left="6480" w:hanging="360"/>
       </w:pPr>
     </w:lvl>
   </w:abstractNum>
@@ -2994,10 +9191,10 @@
     <w:name w:val="Body Text"/>
     <w:basedOn w:val="Normal"/>
     <w:link w:val="BodyTextChar"/>
+    <w:qFormat/>
     <w:pPr>
       <w:spacing w:after="180" w:before="180"/>
     </w:pPr>
-    <w:qFormat/>
   </w:style>
   <w:style w:customStyle="1" w:styleId="FirstParagraph" w:type="paragraph">
     <w:name w:val="First Paragraph"/>
@@ -3017,57 +9214,111 @@
     <w:name w:val="Title"/>
     <w:basedOn w:val="Normal"/>
     <w:next w:val="BodyText"/>
+    <w:link w:val="TitleChar"/>
+    <w:uiPriority w:val="10"/>
     <w:qFormat/>
+    <w:rsid w:val="00A10FD9"/>
     <w:pPr>
-      <w:keepNext/>
-      <w:keepLines/>
-      <w:spacing w:after="240" w:before="480"/>
+      <w:spacing w:after="80" w:line="240" w:lineRule="auto"/>
+      <w:contextualSpacing/>
       <w:jc w:val="center"/>
     </w:pPr>
     <w:rPr>
       <w:rFonts w:asciiTheme="majorHAnsi" w:cstheme="majorBidi" w:eastAsiaTheme="majorEastAsia" w:hAnsiTheme="majorHAnsi"/>
-      <w:b/>
-      <w:bCs/>
-      <w:color w:themeColor="accent1" w:themeShade="B5" w:val="345A8A"/>
-      <w:sz w:val="36"/>
-      <w:szCs w:val="36"/>
+      <w:sz w:val="56"/>
+      <w:szCs w:val="56"/>
+    </w:rPr>
+  </w:style>
+  <w:style w:customStyle="1" w:styleId="TitleChar" w:type="character">
+    <w:name w:val="Title Char"/>
+    <w:basedOn w:val="DefaultParagraphFont"/>
+    <w:link w:val="Title"/>
+    <w:uiPriority w:val="10"/>
+    <w:rsid w:val="00A10FD9"/>
+    <w:rPr>
+      <w:rFonts w:asciiTheme="majorHAnsi" w:cstheme="majorBidi" w:eastAsiaTheme="majorEastAsia" w:hAnsiTheme="majorHAnsi"/>
+      <w:sz w:val="56"/>
+      <w:szCs w:val="56"/>
     </w:rPr>
   </w:style>
   <w:style w:styleId="Subtitle" w:type="paragraph">
     <w:name w:val="Subtitle"/>
     <w:basedOn w:val="Title"/>
     <w:next w:val="BodyText"/>
+    <w:link w:val="SubtitleChar"/>
+    <w:uiPriority w:val="11"/>
     <w:qFormat/>
+    <w:rsid w:val="00A10FD9"/>
     <w:pPr>
-      <w:keepNext/>
-      <w:keepLines/>
-      <w:spacing w:after="240" w:before="240"/>
-      <w:jc w:val="center"/>
+      <w:numPr>
+        <w:ilvl w:val="1"/>
+      </w:numPr>
     </w:pPr>
     <w:rPr>
-      <w:sz w:val="30"/>
-      <w:szCs w:val="30"/>
+      <w:rFonts w:cstheme="majorBidi" w:eastAsiaTheme="majorEastAsia"/>
+      <w:spacing w:val="15"/>
+      <w:sz w:val="28"/>
+      <w:szCs w:val="28"/>
+    </w:rPr>
+  </w:style>
+  <w:style w:customStyle="1" w:styleId="SubtitleChar" w:type="character">
+    <w:name w:val="Subtitle Char"/>
+    <w:basedOn w:val="DefaultParagraphFont"/>
+    <w:link w:val="Subtitle"/>
+    <w:uiPriority w:val="11"/>
+    <w:rsid w:val="00A10FD9"/>
+    <w:rPr>
+      <w:rFonts w:cstheme="majorBidi" w:eastAsiaTheme="majorEastAsia"/>
+      <w:color w:themeColor="text1" w:themeTint="A6" w:val="595959"/>
+      <w:spacing w:val="15"/>
+      <w:sz w:val="28"/>
+      <w:szCs w:val="28"/>
     </w:rPr>
   </w:style>
   <w:style w:customStyle="1" w:styleId="Author" w:type="paragraph">
     <w:name w:val="Author"/>
+    <w:basedOn w:val="Title"/>
     <w:next w:val="BodyText"/>
     <w:qFormat/>
     <w:pPr>
       <w:keepNext/>
       <w:keepLines/>
-      <w:jc w:val="center"/>
     </w:pPr>
+    <w:rPr>
+      <w:sz w:val="24"/>
+      <w:szCs w:val="24"/>
+    </w:rPr>
   </w:style>
   <w:style w:styleId="Date" w:type="paragraph">
     <w:name w:val="Date"/>
+    <w:basedOn w:val="Title"/>
     <w:next w:val="BodyText"/>
     <w:qFormat/>
     <w:pPr>
       <w:keepNext/>
       <w:keepLines/>
+    </w:pPr>
+    <w:rPr>
+      <w:sz w:val="24"/>
+      <w:szCs w:val="24"/>
+    </w:rPr>
+  </w:style>
+  <w:style w:customStyle="1" w:styleId="AbstractTitle" w:type="paragraph">
+    <w:name w:val="Abstract Title"/>
+    <w:basedOn w:val="Normal"/>
+    <w:next w:val="Abstract"/>
+    <w:qFormat/>
+    <w:pPr>
+      <w:keepNext/>
+      <w:keepLines/>
+      <w:spacing w:after="0" w:before="300"/>
       <w:jc w:val="center"/>
     </w:pPr>
+    <w:rPr>
+      <w:b/>
+      <w:sz w:val="20"/>
+      <w:szCs w:val="20"/>
+    </w:rPr>
   </w:style>
   <w:style w:customStyle="1" w:styleId="Abstract" w:type="paragraph">
     <w:name w:val="Abstract"/>
@@ -3077,7 +9328,7 @@
     <w:pPr>
       <w:keepNext/>
       <w:keepLines/>
-      <w:spacing w:after="300" w:before="300"/>
+      <w:spacing w:after="300" w:before="100"/>
     </w:pPr>
     <w:rPr>
       <w:sz w:val="20"/>
@@ -3093,191 +9344,321 @@
     <w:rPr/>
   </w:style>
   <w:style w:styleId="Heading1" w:type="paragraph">
-    <w:name w:val="Heading 1"/>
+    <w:name w:val="heading 1"/>
     <w:basedOn w:val="Normal"/>
     <w:next w:val="BodyText"/>
+    <w:link w:val="Heading1Char"/>
     <w:uiPriority w:val="9"/>
     <w:qFormat/>
+    <w:rsid w:val="00A10FD9"/>
     <w:pPr>
       <w:keepNext/>
       <w:keepLines/>
-      <w:spacing w:after="0" w:before="480"/>
+      <w:spacing w:after="80" w:before="360"/>
       <w:outlineLvl w:val="0"/>
     </w:pPr>
     <w:rPr>
       <w:rFonts w:asciiTheme="majorHAnsi" w:cstheme="majorBidi" w:eastAsiaTheme="majorEastAsia" w:hAnsiTheme="majorHAnsi"/>
-      <w:b/>
-      <w:bCs/>
-      <w:color w:themeColor="accent1" w:val="4F81BD"/>
+      <w:color w:themeColor="accent1" w:themeShade="BF" w:val="0F4761"/>
+      <w:sz w:val="40"/>
+      <w:szCs w:val="40"/>
+    </w:rPr>
+  </w:style>
+  <w:style w:styleId="Heading2" w:type="paragraph">
+    <w:name w:val="heading 2"/>
+    <w:basedOn w:val="Normal"/>
+    <w:next w:val="BodyText"/>
+    <w:link w:val="Heading2Char"/>
+    <w:uiPriority w:val="9"/>
+    <w:semiHidden/>
+    <w:unhideWhenUsed/>
+    <w:qFormat/>
+    <w:rsid w:val="00A10FD9"/>
+    <w:pPr>
+      <w:keepNext/>
+      <w:keepLines/>
+      <w:spacing w:after="80" w:before="160"/>
+      <w:outlineLvl w:val="1"/>
+    </w:pPr>
+    <w:rPr>
+      <w:rFonts w:asciiTheme="majorHAnsi" w:cstheme="majorBidi" w:eastAsiaTheme="majorEastAsia" w:hAnsiTheme="majorHAnsi"/>
+      <w:color w:themeColor="accent1" w:themeShade="BF" w:val="0F4761"/>
       <w:sz w:val="32"/>
       <w:szCs w:val="32"/>
     </w:rPr>
   </w:style>
-  <w:style w:styleId="Heading2" w:type="paragraph">
-    <w:name w:val="Heading 2"/>
+  <w:style w:styleId="Heading3" w:type="paragraph">
+    <w:name w:val="heading 3"/>
     <w:basedOn w:val="Normal"/>
     <w:next w:val="BodyText"/>
+    <w:link w:val="Heading3Char"/>
     <w:uiPriority w:val="9"/>
+    <w:semiHidden/>
     <w:unhideWhenUsed/>
     <w:qFormat/>
+    <w:rsid w:val="00A10FD9"/>
     <w:pPr>
       <w:keepNext/>
       <w:keepLines/>
-      <w:spacing w:after="0" w:before="200"/>
-      <w:outlineLvl w:val="1"/>
+      <w:spacing w:after="80" w:before="160"/>
+      <w:outlineLvl w:val="2"/>
     </w:pPr>
     <w:rPr>
-      <w:rFonts w:asciiTheme="majorHAnsi" w:cstheme="majorBidi" w:eastAsiaTheme="majorEastAsia" w:hAnsiTheme="majorHAnsi"/>
-      <w:b/>
-      <w:bCs/>
-      <w:color w:themeColor="accent1" w:val="4F81BD"/>
+      <w:rFonts w:cstheme="majorBidi" w:eastAsiaTheme="majorEastAsia"/>
+      <w:color w:themeColor="accent1" w:themeShade="BF" w:val="0F4761"/>
       <w:sz w:val="28"/>
       <w:szCs w:val="28"/>
     </w:rPr>
   </w:style>
-  <w:style w:styleId="Heading3" w:type="paragraph">
-    <w:name w:val="Heading 3"/>
+  <w:style w:styleId="Heading4" w:type="paragraph">
+    <w:name w:val="heading 4"/>
     <w:basedOn w:val="Normal"/>
     <w:next w:val="BodyText"/>
+    <w:link w:val="Heading4Char"/>
     <w:uiPriority w:val="9"/>
+    <w:semiHidden/>
     <w:unhideWhenUsed/>
     <w:qFormat/>
+    <w:rsid w:val="00A10FD9"/>
     <w:pPr>
       <w:keepNext/>
       <w:keepLines/>
-      <w:spacing w:after="0" w:before="200"/>
-      <w:outlineLvl w:val="2"/>
+      <w:spacing w:after="40" w:before="80"/>
+      <w:outlineLvl w:val="3"/>
     </w:pPr>
     <w:rPr>
-      <w:rFonts w:asciiTheme="majorHAnsi" w:cstheme="majorBidi" w:eastAsiaTheme="majorEastAsia" w:hAnsiTheme="majorHAnsi"/>
-      <w:b/>
-      <w:bCs/>
-      <w:color w:themeColor="accent1" w:val="4F81BD"/>
-      <w:sz w:val="24"/>
-      <w:szCs w:val="24"/>
+      <w:rFonts w:cstheme="majorBidi" w:eastAsiaTheme="majorEastAsia"/>
+      <w:i/>
+      <w:iCs/>
+      <w:color w:themeColor="accent1" w:themeShade="BF" w:val="0F4761"/>
     </w:rPr>
   </w:style>
-  <w:style w:styleId="Heading4" w:type="paragraph">
-    <w:name w:val="Heading 4"/>
+  <w:style w:styleId="Heading5" w:type="paragraph">
+    <w:name w:val="heading 5"/>
     <w:basedOn w:val="Normal"/>
     <w:next w:val="BodyText"/>
+    <w:link w:val="Heading5Char"/>
     <w:uiPriority w:val="9"/>
+    <w:semiHidden/>
     <w:unhideWhenUsed/>
     <w:qFormat/>
+    <w:rsid w:val="00A10FD9"/>
     <w:pPr>
       <w:keepNext/>
       <w:keepLines/>
-      <w:spacing w:after="0" w:before="200"/>
-      <w:outlineLvl w:val="3"/>
+      <w:spacing w:after="40" w:before="80"/>
+      <w:outlineLvl w:val="4"/>
     </w:pPr>
     <w:rPr>
-      <w:rFonts w:asciiTheme="majorHAnsi" w:cstheme="majorBidi" w:eastAsiaTheme="majorEastAsia" w:hAnsiTheme="majorHAnsi"/>
-      <w:i/>
-      <w:bCs/>
-      <w:color w:themeColor="accent1" w:val="4F81BD"/>
-      <w:sz w:val="24"/>
-      <w:szCs w:val="24"/>
+      <w:rFonts w:cstheme="majorBidi" w:eastAsiaTheme="majorEastAsia"/>
+      <w:color w:themeColor="accent1" w:themeShade="BF" w:val="0F4761"/>
     </w:rPr>
   </w:style>
-  <w:style w:styleId="Heading5" w:type="paragraph">
-    <w:name w:val="Heading 5"/>
+  <w:style w:styleId="Heading6" w:type="paragraph">
+    <w:name w:val="heading 6"/>
     <w:basedOn w:val="Normal"/>
     <w:next w:val="BodyText"/>
+    <w:link w:val="Heading6Char"/>
     <w:uiPriority w:val="9"/>
+    <w:semiHidden/>
     <w:unhideWhenUsed/>
     <w:qFormat/>
+    <w:rsid w:val="00A10FD9"/>
     <w:pPr>
       <w:keepNext/>
       <w:keepLines/>
-      <w:spacing w:after="0" w:before="200"/>
-      <w:outlineLvl w:val="4"/>
+      <w:spacing w:after="0" w:before="40"/>
+      <w:outlineLvl w:val="5"/>
     </w:pPr>
     <w:rPr>
-      <w:rFonts w:asciiTheme="majorHAnsi" w:cstheme="majorBidi" w:eastAsiaTheme="majorEastAsia" w:hAnsiTheme="majorHAnsi"/>
+      <w:rFonts w:cstheme="majorBidi" w:eastAsiaTheme="majorEastAsia"/>
+      <w:i/>
       <w:iCs/>
-      <w:color w:themeColor="accent1" w:val="4F81BD"/>
-      <w:sz w:val="24"/>
-      <w:szCs w:val="24"/>
+      <w:color w:themeColor="text1" w:themeTint="A6" w:val="595959"/>
     </w:rPr>
   </w:style>
-  <w:style w:styleId="Heading6" w:type="paragraph">
-    <w:name w:val="Heading 6"/>
+  <w:style w:styleId="Heading7" w:type="paragraph">
+    <w:name w:val="heading 7"/>
     <w:basedOn w:val="Normal"/>
     <w:next w:val="BodyText"/>
+    <w:link w:val="Heading7Char"/>
     <w:uiPriority w:val="9"/>
+    <w:semiHidden/>
     <w:unhideWhenUsed/>
     <w:qFormat/>
+    <w:rsid w:val="00A10FD9"/>
     <w:pPr>
       <w:keepNext/>
       <w:keepLines/>
-      <w:spacing w:after="0" w:before="200"/>
-      <w:outlineLvl w:val="5"/>
+      <w:spacing w:after="0" w:before="40"/>
+      <w:outlineLvl w:val="6"/>
     </w:pPr>
     <w:rPr>
-      <w:rFonts w:asciiTheme="majorHAnsi" w:cstheme="majorBidi" w:eastAsiaTheme="majorEastAsia" w:hAnsiTheme="majorHAnsi"/>
-      <w:color w:themeColor="accent1" w:val="4F81BD"/>
-      <w:sz w:val="24"/>
-      <w:szCs w:val="24"/>
+      <w:rFonts w:cstheme="majorBidi" w:eastAsiaTheme="majorEastAsia"/>
+      <w:color w:themeColor="text1" w:themeTint="A6" w:val="595959"/>
     </w:rPr>
   </w:style>
-  <w:style w:styleId="Heading7" w:type="paragraph">
-    <w:name w:val="Heading 7"/>
+  <w:style w:styleId="Heading8" w:type="paragraph">
+    <w:name w:val="heading 8"/>
     <w:basedOn w:val="Normal"/>
     <w:next w:val="BodyText"/>
+    <w:link w:val="Heading8Char"/>
     <w:uiPriority w:val="9"/>
+    <w:semiHidden/>
     <w:unhideWhenUsed/>
     <w:qFormat/>
+    <w:rsid w:val="00A10FD9"/>
     <w:pPr>
       <w:keepNext/>
       <w:keepLines/>
-      <w:spacing w:after="0" w:before="200"/>
-      <w:outlineLvl w:val="6"/>
+      <w:spacing w:after="0"/>
+      <w:outlineLvl w:val="7"/>
     </w:pPr>
     <w:rPr>
-      <w:rFonts w:asciiTheme="majorHAnsi" w:cstheme="majorBidi" w:eastAsiaTheme="majorEastAsia" w:hAnsiTheme="majorHAnsi"/>
-      <w:color w:themeColor="accent1" w:val="4F81BD"/>
-      <w:sz w:val="24"/>
-      <w:szCs w:val="24"/>
+      <w:rFonts w:cstheme="majorBidi" w:eastAsiaTheme="majorEastAsia"/>
+      <w:i/>
+      <w:iCs/>
+      <w:color w:themeColor="text1" w:themeTint="D8" w:val="272727"/>
     </w:rPr>
   </w:style>
-  <w:style w:styleId="Heading8" w:type="paragraph">
-    <w:name w:val="Heading 8"/>
+  <w:style w:styleId="Heading9" w:type="paragraph">
+    <w:name w:val="heading 9"/>
     <w:basedOn w:val="Normal"/>
     <w:next w:val="BodyText"/>
+    <w:link w:val="Heading9Char"/>
     <w:uiPriority w:val="9"/>
+    <w:semiHidden/>
     <w:unhideWhenUsed/>
     <w:qFormat/>
+    <w:rsid w:val="00A10FD9"/>
     <w:pPr>
       <w:keepNext/>
       <w:keepLines/>
-      <w:spacing w:after="0" w:before="200"/>
-      <w:outlineLvl w:val="7"/>
-    </w:pPr>
-    <w:rPr>
-      <w:rFonts w:asciiTheme="majorHAnsi" w:cstheme="majorBidi" w:eastAsiaTheme="majorEastAsia" w:hAnsiTheme="majorHAnsi"/>
-      <w:color w:themeColor="accent1" w:val="4F81BD"/>
-      <w:sz w:val="24"/>
-      <w:szCs w:val="24"/>
-    </w:rPr>
-  </w:style>
-  <w:style w:styleId="Heading9" w:type="paragraph">
-    <w:name w:val="Heading 9"/>
-    <w:basedOn w:val="Normal"/>
-    <w:next w:val="BodyText"/>
-    <w:uiPriority w:val="9"/>
-    <w:unhideWhenUsed/>
-    <w:qFormat/>
-    <w:pPr>
-      <w:keepNext/>
-      <w:keepLines/>
-      <w:spacing w:after="0" w:before="200"/>
+      <w:spacing w:after="0"/>
       <w:outlineLvl w:val="8"/>
     </w:pPr>
     <w:rPr>
+      <w:rFonts w:cstheme="majorBidi" w:eastAsiaTheme="majorEastAsia"/>
+      <w:color w:themeColor="text1" w:themeTint="D8" w:val="272727"/>
+    </w:rPr>
+  </w:style>
+  <w:style w:customStyle="1" w:styleId="Heading1Char" w:type="character">
+    <w:name w:val="Heading 1 Char"/>
+    <w:basedOn w:val="DefaultParagraphFont"/>
+    <w:link w:val="Heading1"/>
+    <w:uiPriority w:val="9"/>
+    <w:rsid w:val="00A10FD9"/>
+    <w:rPr>
       <w:rFonts w:asciiTheme="majorHAnsi" w:cstheme="majorBidi" w:eastAsiaTheme="majorEastAsia" w:hAnsiTheme="majorHAnsi"/>
-      <w:color w:themeColor="accent1" w:val="4F81BD"/>
-      <w:sz w:val="24"/>
-      <w:szCs w:val="24"/>
+      <w:color w:themeColor="accent1" w:themeShade="BF" w:val="0F4761"/>
+      <w:sz w:val="40"/>
+      <w:szCs w:val="40"/>
+    </w:rPr>
+  </w:style>
+  <w:style w:customStyle="1" w:styleId="Heading2Char" w:type="character">
+    <w:name w:val="Heading 2 Char"/>
+    <w:basedOn w:val="DefaultParagraphFont"/>
+    <w:link w:val="Heading2"/>
+    <w:uiPriority w:val="9"/>
+    <w:semiHidden/>
+    <w:rsid w:val="00A10FD9"/>
+    <w:rPr>
+      <w:rFonts w:asciiTheme="majorHAnsi" w:cstheme="majorBidi" w:eastAsiaTheme="majorEastAsia" w:hAnsiTheme="majorHAnsi"/>
+      <w:color w:themeColor="accent1" w:themeShade="BF" w:val="0F4761"/>
+      <w:sz w:val="32"/>
+      <w:szCs w:val="32"/>
+    </w:rPr>
+  </w:style>
+  <w:style w:customStyle="1" w:styleId="Heading3Char" w:type="character">
+    <w:name w:val="Heading 3 Char"/>
+    <w:basedOn w:val="DefaultParagraphFont"/>
+    <w:link w:val="Heading3"/>
+    <w:uiPriority w:val="9"/>
+    <w:semiHidden/>
+    <w:rsid w:val="00A10FD9"/>
+    <w:rPr>
+      <w:rFonts w:cstheme="majorBidi" w:eastAsiaTheme="majorEastAsia"/>
+      <w:color w:themeColor="accent1" w:themeShade="BF" w:val="0F4761"/>
+      <w:sz w:val="28"/>
+      <w:szCs w:val="28"/>
+    </w:rPr>
+  </w:style>
+  <w:style w:customStyle="1" w:styleId="Heading4Char" w:type="character">
+    <w:name w:val="Heading 4 Char"/>
+    <w:basedOn w:val="DefaultParagraphFont"/>
+    <w:link w:val="Heading4"/>
+    <w:uiPriority w:val="9"/>
+    <w:semiHidden/>
+    <w:rsid w:val="00A10FD9"/>
+    <w:rPr>
+      <w:rFonts w:cstheme="majorBidi" w:eastAsiaTheme="majorEastAsia"/>
+      <w:i/>
+      <w:iCs/>
+      <w:color w:themeColor="accent1" w:themeShade="BF" w:val="0F4761"/>
+    </w:rPr>
+  </w:style>
+  <w:style w:customStyle="1" w:styleId="Heading5Char" w:type="character">
+    <w:name w:val="Heading 5 Char"/>
+    <w:basedOn w:val="DefaultParagraphFont"/>
+    <w:link w:val="Heading5"/>
+    <w:uiPriority w:val="9"/>
+    <w:semiHidden/>
+    <w:rsid w:val="00A10FD9"/>
+    <w:rPr>
+      <w:rFonts w:cstheme="majorBidi" w:eastAsiaTheme="majorEastAsia"/>
+      <w:color w:themeColor="accent1" w:themeShade="BF" w:val="0F4761"/>
+    </w:rPr>
+  </w:style>
+  <w:style w:customStyle="1" w:styleId="Heading6Char" w:type="character">
+    <w:name w:val="Heading 6 Char"/>
+    <w:basedOn w:val="DefaultParagraphFont"/>
+    <w:link w:val="Heading6"/>
+    <w:uiPriority w:val="9"/>
+    <w:semiHidden/>
+    <w:rsid w:val="00A10FD9"/>
+    <w:rPr>
+      <w:rFonts w:cstheme="majorBidi" w:eastAsiaTheme="majorEastAsia"/>
+      <w:i/>
+      <w:iCs/>
+      <w:color w:themeColor="text1" w:themeTint="A6" w:val="595959"/>
+    </w:rPr>
+  </w:style>
+  <w:style w:customStyle="1" w:styleId="Heading7Char" w:type="character">
+    <w:name w:val="Heading 7 Char"/>
+    <w:basedOn w:val="DefaultParagraphFont"/>
+    <w:link w:val="Heading7"/>
+    <w:uiPriority w:val="9"/>
+    <w:semiHidden/>
+    <w:rsid w:val="00A10FD9"/>
+    <w:rPr>
+      <w:rFonts w:cstheme="majorBidi" w:eastAsiaTheme="majorEastAsia"/>
+      <w:color w:themeColor="text1" w:themeTint="A6" w:val="595959"/>
+    </w:rPr>
+  </w:style>
+  <w:style w:customStyle="1" w:styleId="Heading8Char" w:type="character">
+    <w:name w:val="Heading 8 Char"/>
+    <w:basedOn w:val="DefaultParagraphFont"/>
+    <w:link w:val="Heading8"/>
+    <w:uiPriority w:val="9"/>
+    <w:semiHidden/>
+    <w:rsid w:val="00A10FD9"/>
+    <w:rPr>
+      <w:rFonts w:cstheme="majorBidi" w:eastAsiaTheme="majorEastAsia"/>
+      <w:i/>
+      <w:iCs/>
+      <w:color w:themeColor="text1" w:themeTint="D8" w:val="272727"/>
+    </w:rPr>
+  </w:style>
+  <w:style w:customStyle="1" w:styleId="Heading9Char" w:type="character">
+    <w:name w:val="Heading 9 Char"/>
+    <w:basedOn w:val="DefaultParagraphFont"/>
+    <w:link w:val="Heading9"/>
+    <w:uiPriority w:val="9"/>
+    <w:semiHidden/>
+    <w:rsid w:val="00A10FD9"/>
+    <w:rPr>
+      <w:rFonts w:cstheme="majorBidi" w:eastAsiaTheme="majorEastAsia"/>
+      <w:color w:themeColor="text1" w:themeTint="D8" w:val="272727"/>
     </w:rPr>
   </w:style>
   <w:style w:styleId="BlockText" w:type="paragraph">
@@ -3299,6 +9680,18 @@
     <w:uiPriority w:val="9"/>
     <w:unhideWhenUsed/>
     <w:qFormat/>
+  </w:style>
+  <w:style w:styleId="FootnoteBlockText" w:type="paragraph">
+    <w:name w:val="Footnote Block Text"/>
+    <w:basedOn w:val="FootnoteText"/>
+    <w:next w:val="FootnoteText"/>
+    <w:uiPriority w:val="9"/>
+    <w:unhideWhenUsed/>
+    <w:qFormat/>
+    <w:pPr>
+      <w:spacing w:after="100" w:before="100"/>
+      <w:ind w:firstLine="0" w:left="480" w:right="480"/>
+    </w:pPr>
   </w:style>
   <w:style w:default="1" w:styleId="DefaultParagraphFont" w:type="character">
     <w:name w:val="Default Paragraph Font"/>
@@ -3329,10 +9722,10 @@
         <w:jc w:val="left"/>
       </w:trPr>
       <w:tcPr>
-        <w:vAlign w:val="bottom"/>
         <w:tcBorders>
           <w:bottom w:val="single"/>
         </w:tcBorders>
+        <w:vAlign w:val="bottom"/>
       </w:tcPr>
     </w:tblStylePr>
   </w:style>
@@ -3448,9 +9841,9 @@
     <w:name w:val="KeywordTok"/>
     <w:basedOn w:val="VerbatimChar"/>
     <w:rPr>
+      <w:b/>
       <w:color w:val="204a87"/>
       <w:shd w:val="clear" w:fill="f8f8f8"/>
-      <w:b/>
     </w:rPr>
   </w:style>
   <w:style w:type="character" w:customStyle="1" w:styleId="DataTypeTok">
@@ -3489,7 +9882,7 @@
     <w:name w:val="ConstantTok"/>
     <w:basedOn w:val="VerbatimChar"/>
     <w:rPr>
-      <w:color w:val="000000"/>
+      <w:color w:val="8f5902"/>
       <w:shd w:val="clear" w:fill="f8f8f8"/>
     </w:rPr>
   </w:style>
@@ -3505,7 +9898,8 @@
     <w:name w:val="SpecialCharTok"/>
     <w:basedOn w:val="VerbatimChar"/>
     <w:rPr>
-      <w:color w:val="000000"/>
+      <w:b/>
+      <w:color w:val="ce5c00"/>
       <w:shd w:val="clear" w:fill="f8f8f8"/>
     </w:rPr>
   </w:style>
@@ -3544,39 +9938,39 @@
     <w:name w:val="CommentTok"/>
     <w:basedOn w:val="VerbatimChar"/>
     <w:rPr>
+      <w:i/>
       <w:color w:val="8f5902"/>
       <w:shd w:val="clear" w:fill="f8f8f8"/>
-      <w:i/>
     </w:rPr>
   </w:style>
   <w:style w:type="character" w:customStyle="1" w:styleId="DocumentationTok">
     <w:name w:val="DocumentationTok"/>
     <w:basedOn w:val="VerbatimChar"/>
     <w:rPr>
+      <w:b/>
+      <w:i/>
       <w:color w:val="8f5902"/>
       <w:shd w:val="clear" w:fill="f8f8f8"/>
-      <w:b/>
-      <w:i/>
     </w:rPr>
   </w:style>
   <w:style w:type="character" w:customStyle="1" w:styleId="AnnotationTok">
     <w:name w:val="AnnotationTok"/>
     <w:basedOn w:val="VerbatimChar"/>
     <w:rPr>
+      <w:b/>
+      <w:i/>
       <w:color w:val="8f5902"/>
       <w:shd w:val="clear" w:fill="f8f8f8"/>
-      <w:b/>
-      <w:i/>
     </w:rPr>
   </w:style>
   <w:style w:type="character" w:customStyle="1" w:styleId="CommentVarTok">
     <w:name w:val="CommentVarTok"/>
     <w:basedOn w:val="VerbatimChar"/>
     <w:rPr>
+      <w:b/>
+      <w:i/>
       <w:color w:val="8f5902"/>
       <w:shd w:val="clear" w:fill="f8f8f8"/>
-      <w:b/>
-      <w:i/>
     </w:rPr>
   </w:style>
   <w:style w:type="character" w:customStyle="1" w:styleId="OtherTok">
@@ -3591,7 +9985,8 @@
     <w:name w:val="FunctionTok"/>
     <w:basedOn w:val="VerbatimChar"/>
     <w:rPr>
-      <w:color w:val="000000"/>
+      <w:b/>
+      <w:color w:val="204a87"/>
       <w:shd w:val="clear" w:fill="f8f8f8"/>
     </w:rPr>
   </w:style>
@@ -3607,18 +10002,18 @@
     <w:name w:val="ControlFlowTok"/>
     <w:basedOn w:val="VerbatimChar"/>
     <w:rPr>
+      <w:b/>
       <w:color w:val="204a87"/>
       <w:shd w:val="clear" w:fill="f8f8f8"/>
-      <w:b/>
     </w:rPr>
   </w:style>
   <w:style w:type="character" w:customStyle="1" w:styleId="OperatorTok">
     <w:name w:val="OperatorTok"/>
     <w:basedOn w:val="VerbatimChar"/>
     <w:rPr>
+      <w:b/>
       <w:color w:val="ce5c00"/>
       <w:shd w:val="clear" w:fill="f8f8f8"/>
-      <w:b/>
     </w:rPr>
   </w:style>
   <w:style w:type="character" w:customStyle="1" w:styleId="BuiltInTok">
@@ -3639,16 +10034,16 @@
     <w:name w:val="PreprocessorTok"/>
     <w:basedOn w:val="VerbatimChar"/>
     <w:rPr>
+      <w:i/>
       <w:color w:val="8f5902"/>
       <w:shd w:val="clear" w:fill="f8f8f8"/>
-      <w:i/>
     </w:rPr>
   </w:style>
   <w:style w:type="character" w:customStyle="1" w:styleId="AttributeTok">
     <w:name w:val="AttributeTok"/>
     <w:basedOn w:val="VerbatimChar"/>
     <w:rPr>
-      <w:color w:val="c4a000"/>
+      <w:color w:val="204a87"/>
       <w:shd w:val="clear" w:fill="f8f8f8"/>
     </w:rPr>
   </w:style>
@@ -3663,20 +10058,20 @@
     <w:name w:val="InformationTok"/>
     <w:basedOn w:val="VerbatimChar"/>
     <w:rPr>
+      <w:b/>
+      <w:i/>
       <w:color w:val="8f5902"/>
       <w:shd w:val="clear" w:fill="f8f8f8"/>
-      <w:b/>
-      <w:i/>
     </w:rPr>
   </w:style>
   <w:style w:type="character" w:customStyle="1" w:styleId="WarningTok">
     <w:name w:val="WarningTok"/>
     <w:basedOn w:val="VerbatimChar"/>
     <w:rPr>
+      <w:b/>
+      <w:i/>
       <w:color w:val="8f5902"/>
       <w:shd w:val="clear" w:fill="f8f8f8"/>
-      <w:b/>
-      <w:i/>
     </w:rPr>
   </w:style>
   <w:style w:type="character" w:customStyle="1" w:styleId="AlertTok">
@@ -3691,9 +10086,9 @@
     <w:name w:val="ErrorTok"/>
     <w:basedOn w:val="VerbatimChar"/>
     <w:rPr>
+      <w:b/>
       <w:color w:val="a40000"/>
       <w:shd w:val="clear" w:fill="f8f8f8"/>
-      <w:b/>
     </w:rPr>
   </w:style>
   <w:style w:type="character" w:customStyle="1" w:styleId="NormalTok">
@@ -3717,44 +10112,44 @@
         <a:sysClr val="window" lastClr="FFFFFF"/>
       </a:lt1>
       <a:dk2>
-        <a:srgbClr val="1F497D"/>
+        <a:srgbClr val="0E2841"/>
       </a:dk2>
       <a:lt2>
-        <a:srgbClr val="EEECE1"/>
+        <a:srgbClr val="E8E8E8"/>
       </a:lt2>
       <a:accent1>
-        <a:srgbClr val="4F81BD"/>
+        <a:srgbClr val="156082"/>
       </a:accent1>
       <a:accent2>
-        <a:srgbClr val="C0504D"/>
+        <a:srgbClr val="E97132"/>
       </a:accent2>
       <a:accent3>
-        <a:srgbClr val="9BBB59"/>
+        <a:srgbClr val="196B24"/>
       </a:accent3>
       <a:accent4>
-        <a:srgbClr val="8064A2"/>
+        <a:srgbClr val="0F9ED5"/>
       </a:accent4>
       <a:accent5>
-        <a:srgbClr val="4BACC6"/>
+        <a:srgbClr val="A02B93"/>
       </a:accent5>
       <a:accent6>
-        <a:srgbClr val="F79646"/>
+        <a:srgbClr val="4EA72E"/>
       </a:accent6>
       <a:hlink>
-        <a:srgbClr val="0000FF"/>
+        <a:srgbClr val="467886"/>
       </a:hlink>
       <a:folHlink>
-        <a:srgbClr val="800080"/>
+        <a:srgbClr val="96607D"/>
       </a:folHlink>
     </a:clrScheme>
     <a:fontScheme name="Office">
       <a:majorFont>
-        <a:latin typeface="Calibri"/>
+        <a:latin typeface="Aptos Display" panose="02110004020202020204"/>
         <a:ea typeface=""/>
         <a:cs typeface=""/>
-        <a:font script="Jpan" typeface="ＭＳ ゴシック"/>
+        <a:font script="Jpan" typeface="游ゴシック Light"/>
         <a:font script="Hang" typeface="맑은 고딕"/>
-        <a:font script="Hans" typeface="宋体"/>
+        <a:font script="Hans" typeface="等线 Light"/>
         <a:font script="Hant" typeface="新細明體"/>
         <a:font script="Arab" typeface="Times New Roman"/>
         <a:font script="Hebr" typeface="Times New Roman"/>
@@ -3781,14 +10176,32 @@
         <a:font script="Mong" typeface="Mongolian Baiti"/>
         <a:font script="Viet" typeface="Times New Roman"/>
         <a:font script="Uigh" typeface="Microsoft Uighur"/>
+        <a:font script="Geor" typeface="Sylfaen"/>
+        <a:font script="Armn" typeface="Arial"/>
+        <a:font script="Bugi" typeface="Leelawadee UI"/>
+        <a:font script="Bopo" typeface="Microsoft JhengHei"/>
+        <a:font script="Java" typeface="Javanese Text"/>
+        <a:font script="Lisu" typeface="Segoe UI"/>
+        <a:font script="Mymr" typeface="Myanmar Text"/>
+        <a:font script="Nkoo" typeface="Ebrima"/>
+        <a:font script="Olck" typeface="Nirmala UI"/>
+        <a:font script="Osma" typeface="Ebrima"/>
+        <a:font script="Phag" typeface="Phagspa"/>
+        <a:font script="Syrn" typeface="Estrangelo Edessa"/>
+        <a:font script="Syrj" typeface="Estrangelo Edessa"/>
+        <a:font script="Syre" typeface="Estrangelo Edessa"/>
+        <a:font script="Sora" typeface="Nirmala UI"/>
+        <a:font script="Tale" typeface="Microsoft Tai Le"/>
+        <a:font script="Talu" typeface="Microsoft New Tai Lue"/>
+        <a:font script="Tfng" typeface="Ebrima"/>
       </a:majorFont>
       <a:minorFont>
-        <a:latin typeface="Cambria"/>
+        <a:latin typeface="Aptos" panose="02110004020202020204"/>
         <a:ea typeface=""/>
         <a:cs typeface=""/>
-        <a:font script="Jpan" typeface="ＭＳ 明朝"/>
+        <a:font script="Jpan" typeface="游明朝"/>
         <a:font script="Hang" typeface="맑은 고딕"/>
-        <a:font script="Hans" typeface="宋体"/>
+        <a:font script="Hans" typeface="等线"/>
         <a:font script="Hant" typeface="新細明體"/>
         <a:font script="Arab" typeface="Arial"/>
         <a:font script="Hebr" typeface="Arial"/>
@@ -3815,6 +10228,24 @@
         <a:font script="Mong" typeface="Mongolian Baiti"/>
         <a:font script="Viet" typeface="Arial"/>
         <a:font script="Uigh" typeface="Microsoft Uighur"/>
+        <a:font script="Geor" typeface="Sylfaen"/>
+        <a:font script="Armn" typeface="Arial"/>
+        <a:font script="Bugi" typeface="Leelawadee UI"/>
+        <a:font script="Bopo" typeface="Microsoft JhengHei"/>
+        <a:font script="Java" typeface="Javanese Text"/>
+        <a:font script="Lisu" typeface="Segoe UI"/>
+        <a:font script="Mymr" typeface="Myanmar Text"/>
+        <a:font script="Nkoo" typeface="Ebrima"/>
+        <a:font script="Olck" typeface="Nirmala UI"/>
+        <a:font script="Osma" typeface="Ebrima"/>
+        <a:font script="Phag" typeface="Phagspa"/>
+        <a:font script="Syrn" typeface="Estrangelo Edessa"/>
+        <a:font script="Syrj" typeface="Estrangelo Edessa"/>
+        <a:font script="Syre" typeface="Estrangelo Edessa"/>
+        <a:font script="Sora" typeface="Nirmala UI"/>
+        <a:font script="Tale" typeface="Microsoft Tai Le"/>
+        <a:font script="Talu" typeface="Microsoft New Tai Lue"/>
+        <a:font script="Tfng" typeface="Ebrima"/>
       </a:minorFont>
     </a:fontScheme>
     <a:fmtScheme name="Office">
@@ -3826,200 +10257,141 @@
           <a:gsLst>
             <a:gs pos="0">
               <a:schemeClr val="phClr">
-                <a:tint val="50000"/>
-                <a:satMod val="300000"/>
+                <a:lumMod val="110000"/>
+                <a:satMod val="105000"/>
+                <a:tint val="67000"/>
               </a:schemeClr>
             </a:gs>
-            <a:gs pos="35000">
+            <a:gs pos="50000">
               <a:schemeClr val="phClr">
-                <a:tint val="37000"/>
-                <a:satMod val="300000"/>
+                <a:lumMod val="105000"/>
+                <a:satMod val="103000"/>
+                <a:tint val="73000"/>
               </a:schemeClr>
             </a:gs>
             <a:gs pos="100000">
               <a:schemeClr val="phClr">
-                <a:tint val="15000"/>
-                <a:satMod val="350000"/>
+                <a:lumMod val="105000"/>
+                <a:satMod val="109000"/>
+                <a:tint val="81000"/>
               </a:schemeClr>
             </a:gs>
           </a:gsLst>
-          <a:lin ang="16200000" scaled="1"/>
+          <a:lin ang="5400000" scaled="0"/>
         </a:gradFill>
         <a:gradFill rotWithShape="1">
           <a:gsLst>
             <a:gs pos="0">
               <a:schemeClr val="phClr">
-                <a:tint val="100000"/>
+                <a:satMod val="103000"/>
+                <a:lumMod val="102000"/>
+                <a:tint val="94000"/>
+              </a:schemeClr>
+            </a:gs>
+            <a:gs pos="50000">
+              <a:schemeClr val="phClr">
+                <a:satMod val="110000"/>
+                <a:lumMod val="100000"/>
                 <a:shade val="100000"/>
-                <a:satMod val="130000"/>
               </a:schemeClr>
             </a:gs>
             <a:gs pos="100000">
               <a:schemeClr val="phClr">
-                <a:tint val="50000"/>
-                <a:shade val="100000"/>
-                <a:satMod val="350000"/>
+                <a:lumMod val="99000"/>
+                <a:satMod val="120000"/>
+                <a:shade val="78000"/>
               </a:schemeClr>
             </a:gs>
           </a:gsLst>
-          <a:lin ang="16200000" scaled="0"/>
+          <a:lin ang="5400000" scaled="0"/>
         </a:gradFill>
       </a:fillStyleLst>
       <a:lnStyleLst>
-        <a:ln w="9525" cap="flat" cmpd="sng" algn="ctr">
-          <a:solidFill>
-            <a:schemeClr val="phClr">
-              <a:shade val="95000"/>
-              <a:satMod val="105000"/>
-            </a:schemeClr>
-          </a:solidFill>
-          <a:prstDash val="solid"/>
-        </a:ln>
-        <a:ln w="25400" cap="flat" cmpd="sng" algn="ctr">
+        <a:ln w="6350" cap="flat" cmpd="sng" algn="ctr">
           <a:solidFill>
             <a:schemeClr val="phClr"/>
           </a:solidFill>
           <a:prstDash val="solid"/>
+          <a:miter lim="800000"/>
         </a:ln>
-        <a:ln w="38100" cap="flat" cmpd="sng" algn="ctr">
+        <a:ln w="12700" cap="flat" cmpd="sng" algn="ctr">
           <a:solidFill>
             <a:schemeClr val="phClr"/>
           </a:solidFill>
           <a:prstDash val="solid"/>
+          <a:miter lim="800000"/>
+        </a:ln>
+        <a:ln w="19050" cap="flat" cmpd="sng" algn="ctr">
+          <a:solidFill>
+            <a:schemeClr val="phClr"/>
+          </a:solidFill>
+          <a:prstDash val="solid"/>
+          <a:miter lim="800000"/>
         </a:ln>
       </a:lnStyleLst>
       <a:effectStyleLst>
         <a:effectStyle>
+          <a:effectLst/>
+        </a:effectStyle>
+        <a:effectStyle>
+          <a:effectLst/>
+        </a:effectStyle>
+        <a:effectStyle>
           <a:effectLst>
-            <a:outerShdw blurRad="40000" dist="20000" dir="5400000" rotWithShape="0">
+            <a:outerShdw blurRad="57150" dist="19050" dir="5400000" algn="ctr" rotWithShape="0">
               <a:srgbClr val="000000">
-                <a:alpha val="38000"/>
+                <a:alpha val="63000"/>
               </a:srgbClr>
             </a:outerShdw>
           </a:effectLst>
-        </a:effectStyle>
-        <a:effectStyle>
-          <a:effectLst>
-            <a:outerShdw blurRad="40000" dist="23000" dir="5400000" rotWithShape="0">
-              <a:srgbClr val="000000">
-                <a:alpha val="35000"/>
-              </a:srgbClr>
-            </a:outerShdw>
-          </a:effectLst>
-        </a:effectStyle>
-        <a:effectStyle>
-          <a:effectLst>
-            <a:outerShdw blurRad="40000" dist="23000" dir="5400000" rotWithShape="0">
-              <a:srgbClr val="000000">
-                <a:alpha val="35000"/>
-              </a:srgbClr>
-            </a:outerShdw>
-          </a:effectLst>
-          <a:scene3d>
-            <a:camera prst="orthographicFront">
-              <a:rot lat="0" lon="0" rev="0"/>
-            </a:camera>
-            <a:lightRig rig="threePt" dir="t">
-              <a:rot lat="0" lon="0" rev="1200000"/>
-            </a:lightRig>
-          </a:scene3d>
-          <a:sp3d>
-            <a:bevelT w="63500" h="25400"/>
-          </a:sp3d>
         </a:effectStyle>
       </a:effectStyleLst>
       <a:bgFillStyleLst>
         <a:solidFill>
           <a:schemeClr val="phClr"/>
         </a:solidFill>
+        <a:solidFill>
+          <a:schemeClr val="phClr">
+            <a:tint val="95000"/>
+            <a:satMod val="170000"/>
+          </a:schemeClr>
+        </a:solidFill>
         <a:gradFill rotWithShape="1">
           <a:gsLst>
             <a:gs pos="0">
               <a:schemeClr val="phClr">
-                <a:tint val="40000"/>
-                <a:satMod val="350000"/>
+                <a:tint val="93000"/>
+                <a:satMod val="150000"/>
+                <a:shade val="98000"/>
+                <a:lumMod val="102000"/>
               </a:schemeClr>
             </a:gs>
-            <a:gs pos="40000">
+            <a:gs pos="50000">
               <a:schemeClr val="phClr">
-                <a:tint val="45000"/>
-                <a:shade val="99000"/>
-                <a:satMod val="350000"/>
+                <a:tint val="98000"/>
+                <a:satMod val="130000"/>
+                <a:shade val="90000"/>
+                <a:lumMod val="103000"/>
               </a:schemeClr>
             </a:gs>
             <a:gs pos="100000">
               <a:schemeClr val="phClr">
-                <a:shade val="20000"/>
-                <a:satMod val="255000"/>
+                <a:shade val="63000"/>
+                <a:satMod val="120000"/>
               </a:schemeClr>
             </a:gs>
           </a:gsLst>
-          <a:path path="circle">
-            <a:fillToRect l="50000" t="-80000" r="50000" b="180000"/>
-          </a:path>
-        </a:gradFill>
-        <a:gradFill rotWithShape="1">
-          <a:gsLst>
-            <a:gs pos="0">
-              <a:schemeClr val="phClr">
-                <a:tint val="80000"/>
-                <a:satMod val="300000"/>
-              </a:schemeClr>
-            </a:gs>
-            <a:gs pos="100000">
-              <a:schemeClr val="phClr">
-                <a:shade val="30000"/>
-                <a:satMod val="200000"/>
-              </a:schemeClr>
-            </a:gs>
-          </a:gsLst>
-          <a:path path="circle">
-            <a:fillToRect l="50000" t="50000" r="50000" b="50000"/>
-          </a:path>
+          <a:lin ang="5400000" scaled="0"/>
         </a:gradFill>
       </a:bgFillStyleLst>
     </a:fmtScheme>
   </a:themeElements>
-  <a:objectDefaults>
-    <a:spDef>
-      <a:spPr/>
-      <a:bodyPr/>
-      <a:lstStyle/>
-      <a:style>
-        <a:lnRef idx="1">
-          <a:schemeClr val="accent1"/>
-        </a:lnRef>
-        <a:fillRef idx="3">
-          <a:schemeClr val="accent1"/>
-        </a:fillRef>
-        <a:effectRef idx="2">
-          <a:schemeClr val="accent1"/>
-        </a:effectRef>
-        <a:fontRef idx="minor">
-          <a:schemeClr val="lt1"/>
-        </a:fontRef>
-      </a:style>
-    </a:spDef>
-    <a:lnDef>
-      <a:spPr/>
-      <a:bodyPr/>
-      <a:lstStyle/>
-      <a:style>
-        <a:lnRef idx="2">
-          <a:schemeClr val="accent1"/>
-        </a:lnRef>
-        <a:fillRef idx="0">
-          <a:schemeClr val="accent1"/>
-        </a:fillRef>
-        <a:effectRef idx="1">
-          <a:schemeClr val="accent1"/>
-        </a:effectRef>
-        <a:fontRef idx="minor">
-          <a:schemeClr val="tx1"/>
-        </a:fontRef>
-      </a:style>
-    </a:lnDef>
-  </a:objectDefaults>
+  <a:objectDefaults/>
   <a:extraClrSchemeLst/>
+  <a:extLst>
+    <a:ext uri="{05A4C25C-085E-4340-85A3-A5531E510DB2}">
+      <thm15:themeFamily xmlns:thm15="http://schemas.microsoft.com/office/thememl/2012/main" name="Office Theme" id="{2E142A2C-CD16-42D6-873A-C26D2A0506FA}" vid="{1BDDFF52-6CD6-40A5-AB3C-68EB2F1E4D0A}"/>
+    </a:ext>
+  </a:extLst>
 </a:theme>
 </file>
--- a/asm2-data-wrangling/COMP2501_Assignment_2_Questions_2026.docx
+++ b/asm2-data-wrangling/COMP2501_Assignment_2_Questions_2026.docx
@@ -914,89 +914,13 @@
       </w:r>
       <w:r>
         <w:rPr>
-          <w:rStyle w:val="FunctionTok"/>
-        </w:rPr>
-        <w:t xml:space="preserve">head</w:t>
-      </w:r>
-      <w:r>
-        <w:rPr>
-          <w:rStyle w:val="NormalTok"/>
-        </w:rPr>
-        <w:t xml:space="preserve">(airquality,</w:t>
-      </w:r>
-      <w:r>
-        <w:rPr>
-          <w:rStyle w:val="DecValTok"/>
-        </w:rPr>
-        <w:t xml:space="preserve">5</w:t>
-      </w:r>
-      <w:r>
-        <w:rPr>
-          <w:rStyle w:val="NormalTok"/>
-        </w:rPr>
-        <w:t xml:space="preserve">)</w:t>
-      </w:r>
-    </w:p>
-    <w:p>
-      <w:pPr>
-        <w:pStyle w:val="SourceCode"/>
-      </w:pPr>
-      <w:r>
-        <w:rPr>
-          <w:rStyle w:val="VerbatimChar"/>
-        </w:rPr>
-        <w:t xml:space="preserve">##   Ozone Solar.R Wind Temp Month Day</w:t>
-      </w:r>
-      <w:r>
-        <w:br/>
-      </w:r>
-      <w:r>
-        <w:rPr>
-          <w:rStyle w:val="VerbatimChar"/>
-        </w:rPr>
-        <w:t xml:space="preserve">## 1    41     190  7.4   67     5   1</w:t>
-      </w:r>
-      <w:r>
-        <w:br/>
-      </w:r>
-      <w:r>
-        <w:rPr>
-          <w:rStyle w:val="VerbatimChar"/>
-        </w:rPr>
-        <w:t xml:space="preserve">## 2    36     118  8.0   72     5   2</w:t>
-      </w:r>
-      <w:r>
-        <w:br/>
-      </w:r>
-      <w:r>
-        <w:rPr>
-          <w:rStyle w:val="VerbatimChar"/>
-        </w:rPr>
-        <w:t xml:space="preserve">## 3    12     149 12.6   74     5   3</w:t>
-      </w:r>
-      <w:r>
-        <w:br/>
-      </w:r>
-      <w:r>
-        <w:rPr>
-          <w:rStyle w:val="VerbatimChar"/>
-        </w:rPr>
-        <w:t xml:space="preserve">## 4    18     313 11.5   62     5   4</w:t>
-      </w:r>
-      <w:r>
-        <w:br/>
-      </w:r>
-      <w:r>
-        <w:rPr>
-          <w:rStyle w:val="VerbatimChar"/>
-        </w:rPr>
-        <w:t xml:space="preserve">## 5    NA      NA 14.3   56     5   5</w:t>
-      </w:r>
-    </w:p>
-    <w:p>
-      <w:pPr>
-        <w:pStyle w:val="SourceCode"/>
-      </w:pPr>
+          <w:rStyle w:val="CommentTok"/>
+        </w:rPr>
+        <w:t xml:space="preserve">#head(airquality,5)</w:t>
+      </w:r>
+      <w:r>
+        <w:br/>
+      </w:r>
       <w:r>
         <w:rPr>
           <w:rStyle w:val="NormalTok"/>
@@ -3633,7 +3557,157 @@
         <w:rPr>
           <w:rStyle w:val="NormalTok"/>
         </w:rPr>
+        <w:t xml:space="preserve">) </w:t>
+      </w:r>
+      <w:r>
+        <w:rPr>
+          <w:rStyle w:val="SpecialCharTok"/>
+        </w:rPr>
+        <w:t xml:space="preserve">+</w:t>
+      </w:r>
+      <w:r>
+        <w:br/>
+      </w:r>
+      <w:r>
+        <w:rPr>
+          <w:rStyle w:val="NormalTok"/>
+        </w:rPr>
+        <w:t xml:space="preserve">  </w:t>
+      </w:r>
+      <w:r>
+        <w:rPr>
+          <w:rStyle w:val="FunctionTok"/>
+        </w:rPr>
+        <w:t xml:space="preserve">theme</w:t>
+      </w:r>
+      <w:r>
+        <w:rPr>
+          <w:rStyle w:val="NormalTok"/>
+        </w:rPr>
+        <w:t xml:space="preserve">(</w:t>
+      </w:r>
+      <w:r>
+        <w:br/>
+      </w:r>
+      <w:r>
+        <w:rPr>
+          <w:rStyle w:val="NormalTok"/>
+        </w:rPr>
+        <w:t xml:space="preserve">    </w:t>
+      </w:r>
+      <w:r>
+        <w:rPr>
+          <w:rStyle w:val="AttributeTok"/>
+        </w:rPr>
+        <w:t xml:space="preserve">legend.title =</w:t>
+      </w:r>
+      <w:r>
+        <w:rPr>
+          <w:rStyle w:val="NormalTok"/>
+        </w:rPr>
+        <w:t xml:space="preserve"> </w:t>
+      </w:r>
+      <w:r>
+        <w:rPr>
+          <w:rStyle w:val="FunctionTok"/>
+        </w:rPr>
+        <w:t xml:space="preserve">element_text</w:t>
+      </w:r>
+      <w:r>
+        <w:rPr>
+          <w:rStyle w:val="NormalTok"/>
+        </w:rPr>
+        <w:t xml:space="preserve">(</w:t>
+      </w:r>
+      <w:r>
+        <w:rPr>
+          <w:rStyle w:val="AttributeTok"/>
+        </w:rPr>
+        <w:t xml:space="preserve">size =</w:t>
+      </w:r>
+      <w:r>
+        <w:rPr>
+          <w:rStyle w:val="NormalTok"/>
+        </w:rPr>
+        <w:t xml:space="preserve"> </w:t>
+      </w:r>
+      <w:r>
+        <w:rPr>
+          <w:rStyle w:val="DecValTok"/>
+        </w:rPr>
+        <w:t xml:space="preserve">5</w:t>
+      </w:r>
+      <w:r>
+        <w:rPr>
+          <w:rStyle w:val="NormalTok"/>
+        </w:rPr>
+        <w:t xml:space="preserve">),</w:t>
+      </w:r>
+      <w:r>
+        <w:br/>
+      </w:r>
+      <w:r>
+        <w:rPr>
+          <w:rStyle w:val="NormalTok"/>
+        </w:rPr>
+        <w:t xml:space="preserve">    </w:t>
+      </w:r>
+      <w:r>
+        <w:rPr>
+          <w:rStyle w:val="AttributeTok"/>
+        </w:rPr>
+        <w:t xml:space="preserve">legend.text =</w:t>
+      </w:r>
+      <w:r>
+        <w:rPr>
+          <w:rStyle w:val="NormalTok"/>
+        </w:rPr>
+        <w:t xml:space="preserve"> </w:t>
+      </w:r>
+      <w:r>
+        <w:rPr>
+          <w:rStyle w:val="FunctionTok"/>
+        </w:rPr>
+        <w:t xml:space="preserve">element_text</w:t>
+      </w:r>
+      <w:r>
+        <w:rPr>
+          <w:rStyle w:val="NormalTok"/>
+        </w:rPr>
+        <w:t xml:space="preserve">(</w:t>
+      </w:r>
+      <w:r>
+        <w:rPr>
+          <w:rStyle w:val="AttributeTok"/>
+        </w:rPr>
+        <w:t xml:space="preserve">size =</w:t>
+      </w:r>
+      <w:r>
+        <w:rPr>
+          <w:rStyle w:val="NormalTok"/>
+        </w:rPr>
+        <w:t xml:space="preserve"> </w:t>
+      </w:r>
+      <w:r>
+        <w:rPr>
+          <w:rStyle w:val="DecValTok"/>
+        </w:rPr>
+        <w:t xml:space="preserve">5</w:t>
+      </w:r>
+      <w:r>
+        <w:rPr>
+          <w:rStyle w:val="NormalTok"/>
+        </w:rPr>
         <w:t xml:space="preserve">)</w:t>
+      </w:r>
+      <w:r>
+        <w:br/>
+      </w:r>
+      <w:r>
+        <w:rPr>
+          <w:rStyle w:val="NormalTok"/>
+        </w:rPr>
+        <w:t xml:space="preserve">  )</w:t>
       </w:r>
     </w:p>
     <w:p>
